--- a/guj/docx/55.content.docx
+++ b/guj/docx/55.content.docx
@@ -7344,6 +7344,149 @@
         <w:rPr>
           <w:lang w:val="gu_IN" w:bidi="gu_IN"/>
         </w:rPr>
+        <w:t>2 તિમોથીને - અધ્યાય 2 પ્રસ્તાવના</w:t>
+      </w:r>
+      <w:r>
+        <w:rPr>
+          <w:lang w:val="gu_IN" w:bidi="gu_IN"/>
+        </w:rPr>
+      </w:r>
+    </w:p>
+    <w:p>
+      <w:pPr>
+        <w:pStyle w:val="Heading3"/>
+      </w:pPr>
+      <w:r>
+        <w:rPr>
+          <w:lang w:val="gu_IN" w:bidi="gu_IN"/>
+        </w:rPr>
+        <w:t>માળખું અને ઞોઠવણ</w:t>
+      </w:r>
+    </w:p>
+    <w:p>
+      <w:pPr/>
+      <w:r>
+        <w:rPr>
+          <w:lang w:val="gu_IN" w:bidi="gu_IN"/>
+        </w:rPr>
+      </w:r>
+      <w:r>
+        <w:rPr>
+          <w:lang w:val="gu_IN" w:bidi="gu_IN"/>
+        </w:rPr>
+        <w:t>શ્લોક 11b-13 માં, પાઉલ કદાચ કવિતા અથવા સ્તોત્રને ટાંકતા હશે. વાચકને બતાવવા માટે કે આ એક અવતરણ હોઈ શકે છે, તમારા અનુવાદમાં તમે આ પંક્તિઓને પ્રકરણની અન્ય છંદો કરતાં વધુ જમણી બાજુએ રાખવાનુ પસંદ કરી શકો છો.</w:t>
+      </w:r>
+    </w:p>
+    <w:p>
+      <w:pPr>
+        <w:pStyle w:val="Heading3"/>
+      </w:pPr>
+      <w:r>
+        <w:rPr>
+          <w:lang w:val="gu_IN" w:bidi="gu_IN"/>
+        </w:rPr>
+        <w:t>આ પ્રકરણમાં વિશેષ ખ્યાલો</w:t>
+      </w:r>
+    </w:p>
+    <w:p>
+      <w:pPr>
+        <w:pStyle w:val="Heading4"/>
+      </w:pPr>
+      <w:r>
+        <w:rPr>
+          <w:lang w:val="gu_IN" w:bidi="gu_IN"/>
+        </w:rPr>
+        <w:t>અમે શાસન કરીશું તેની સાથે</w:t>
+      </w:r>
+    </w:p>
+    <w:p>
+      <w:pPr/>
+      <w:r>
+        <w:rPr>
+          <w:lang w:val="gu_IN" w:bidi="gu_IN"/>
+        </w:rPr>
+      </w:r>
+      <w:r>
+        <w:rPr>
+          <w:lang w:val="gu_IN" w:bidi="gu_IN"/>
+        </w:rPr>
+        <w:t xml:space="preserve">વિશ્વાસુ ખ્રિસ્તીઓ ભવિષ્યમાં ખ્રિસ્ત સાથે શાસન કરશે. (જુઓ: </w:t>
+      </w:r>
+      <w:r>
+        <w:rPr>
+          <w:lang w:val="gu_IN" w:bidi="gu_IN"/>
+        </w:rPr>
+        <w:t>વફાદાર (વિશ્વાસુ), વિશ્વસનીય, વિશ્વાસપાત્ર, અવિશ્વાસુ, બેવફાઈ</w:t>
+      </w:r>
+      <w:r>
+        <w:rPr>
+          <w:lang w:val="gu_IN" w:bidi="gu_IN"/>
+        </w:rPr>
+        <w:t>)</w:t>
+      </w:r>
+    </w:p>
+    <w:p>
+      <w:pPr>
+        <w:pStyle w:val="Heading3"/>
+      </w:pPr>
+      <w:r>
+        <w:rPr>
+          <w:lang w:val="gu_IN" w:bidi="gu_IN"/>
+        </w:rPr>
+        <w:t>આ પ્રકરણમાં ભાષણના મહત્વના આંકડા</w:t>
+      </w:r>
+    </w:p>
+    <w:p>
+      <w:pPr>
+        <w:pStyle w:val="Heading4"/>
+      </w:pPr>
+      <w:r>
+        <w:rPr>
+          <w:lang w:val="gu_IN" w:bidi="gu_IN"/>
+        </w:rPr>
+        <w:t>સમાનતાઓ</w:t>
+      </w:r>
+    </w:p>
+    <w:p>
+      <w:pPr/>
+      <w:r>
+        <w:rPr>
+          <w:lang w:val="gu_IN" w:bidi="gu_IN"/>
+        </w:rPr>
+      </w:r>
+      <w:r>
+        <w:rPr>
+          <w:lang w:val="gu_IN" w:bidi="gu_IN"/>
+        </w:rPr>
+        <w:t>આ પ્રકરણમાં, પાઉલ એક ખ્રિસ્તી તરીકે જીવવા વિશે શીખવવા માટે ઘણી સામ્યતાઓ બનાવે છે. તે સૈનિકો, રમતવીરો અને ખેડૂતોની સામ્યતાનો ઉપયોગ કરે છે. પાછળથી પ્રકરણમાં, તે ઘરમાં વિવિધ પ્રકારના બાબતોની સામ્યતાનો ઉપયોગ કરે છે.</w:t>
+      </w:r>
+      <w:r>
+        <w:rPr>
+          <w:lang w:val="gu_IN" w:bidi="gu_IN"/>
+        </w:rPr>
+      </w:r>
+      <w:r>
+        <w:rPr>
+          <w:lang w:val="gu_IN" w:bidi="gu_IN"/>
+        </w:rPr>
+      </w:r>
+    </w:p>
+    <w:p>
+      <w:pPr/>
+      <w:r>
+        <w:rPr>
+          <w:lang w:val="gu_IN" w:bidi="gu_IN"/>
+        </w:rPr>
+      </w:r>
+    </w:p>
+    <w:p>
+      <w:pPr>
+        <w:pStyle w:val="Heading2"/>
+      </w:pPr>
+      <w:r>
+        <w:rPr>
+          <w:lang w:val="gu_IN" w:bidi="gu_IN"/>
+        </w:rPr>
         <w:t>2 તિમોથીને 2:1 (#1)</w:t>
       </w:r>
       <w:r>
@@ -15908,6 +16051,115 @@
         <w:rPr>
           <w:lang w:val="gu_IN" w:bidi="gu_IN"/>
         </w:rPr>
+        <w:t>2 તિમોથીને - અધ્યાય 3 પ્રસ્તાવના</w:t>
+      </w:r>
+      <w:r>
+        <w:rPr>
+          <w:lang w:val="gu_IN" w:bidi="gu_IN"/>
+        </w:rPr>
+      </w:r>
+    </w:p>
+    <w:p>
+      <w:pPr>
+        <w:pStyle w:val="Heading3"/>
+      </w:pPr>
+      <w:r>
+        <w:rPr>
+          <w:lang w:val="gu_IN" w:bidi="gu_IN"/>
+        </w:rPr>
+        <w:t>આ પ્રકરણમાં વિશેષ ખ્યાલો</w:t>
+      </w:r>
+    </w:p>
+    <w:p>
+      <w:pPr/>
+      <w:r>
+        <w:rPr>
+          <w:lang w:val="gu_IN" w:bidi="gu_IN"/>
+        </w:rPr>
+      </w:r>
+      <w:r>
+        <w:rPr>
+          <w:lang w:val="gu_IN" w:bidi="gu_IN"/>
+        </w:rPr>
+        <w:t xml:space="preserve">ઘણા વિદ્વાનો </w:t>
+      </w:r>
+      <w:r>
+        <w:rPr>
+          <w:b/>
+          <w:lang w:val="gu_IN" w:bidi="gu_IN"/>
+        </w:rPr>
+        <w:t>છેલ્લા દિવસો</w:t>
+      </w:r>
+      <w:r>
+        <w:rPr>
+          <w:lang w:val="gu_IN" w:bidi="gu_IN"/>
+        </w:rPr>
+        <w:t xml:space="preserve">નો અર્થ સમજે છે કે ઈસુ પ્રથમ વખત આવ્યા ત્યારથી લઈને ક્યારે પાછા ફરશે, જેમાં પાઉલનો સમય પણ સામેલ છે. જો એમ હોય, તો પછી પાઉલ આ પ્રકરણમાં સતાવણી વિશે જે શીખવે છે તે બધા વિશ્વાસીઓને લાગુ પડે છે. પરંતુ કેટલાક વિદ્વાનો </w:t>
+      </w:r>
+      <w:r>
+        <w:rPr>
+          <w:b/>
+          <w:lang w:val="gu_IN" w:bidi="gu_IN"/>
+        </w:rPr>
+        <w:t>છેલ્લા દિવસો</w:t>
+      </w:r>
+      <w:r>
+        <w:rPr>
+          <w:lang w:val="gu_IN" w:bidi="gu_IN"/>
+        </w:rPr>
+        <w:t xml:space="preserve">ને સમજે છે કે ઈસુ પાછા ફરે તે પહેલાં જ ભવિષ્યમાં એક સમય થાય છે. જો તે અર્થ છે, તો પાઉલ તે દિવસો વિશે કલમ 1–9 અને 13 માં ભવિષ્યવાણી કરી રહ્યો છે. જો શક્ય હોય તો, અનુવાદકોએ સાવચેત રહેવું જોઈએ કે તેઓ આ મુદ્દાને કેવી રીતે સમજે છે તેના પર તેઓ આ કલમોનો અનુવાદ કેવી રીતે કરે છે તેની અસર ન થાય. (જુઓ: </w:t>
+      </w:r>
+      <w:r>
+        <w:rPr>
+          <w:lang w:val="gu_IN" w:bidi="gu_IN"/>
+        </w:rPr>
+        <w:t>પ્રબોધક, પ્રબોધવાણી, પ્રબોધવાણી કરવી, દ્રષ્ટા, પ્રબોધિકા</w:t>
+      </w:r>
+      <w:r>
+        <w:rPr>
+          <w:lang w:val="gu_IN" w:bidi="gu_IN"/>
+        </w:rPr>
+        <w:t xml:space="preserve"> અને </w:t>
+      </w:r>
+      <w:r>
+        <w:rPr>
+          <w:lang w:val="gu_IN" w:bidi="gu_IN"/>
+        </w:rPr>
+        <w:t>અંતિમ દિવસ, અંતિમ દિવસો, પછીના દિવસો</w:t>
+      </w:r>
+      <w:r>
+        <w:rPr>
+          <w:lang w:val="gu_IN" w:bidi="gu_IN"/>
+        </w:rPr>
+        <w:t>)</w:t>
+      </w:r>
+      <w:r>
+        <w:rPr>
+          <w:lang w:val="gu_IN" w:bidi="gu_IN"/>
+        </w:rPr>
+      </w:r>
+      <w:r>
+        <w:rPr>
+          <w:lang w:val="gu_IN" w:bidi="gu_IN"/>
+        </w:rPr>
+      </w:r>
+    </w:p>
+    <w:p>
+      <w:pPr/>
+      <w:r>
+        <w:rPr>
+          <w:lang w:val="gu_IN" w:bidi="gu_IN"/>
+        </w:rPr>
+      </w:r>
+    </w:p>
+    <w:p>
+      <w:pPr>
+        <w:pStyle w:val="Heading2"/>
+      </w:pPr>
+      <w:r>
+        <w:rPr>
+          <w:lang w:val="gu_IN" w:bidi="gu_IN"/>
+        </w:rPr>
         <w:t>2 તિમોથીને 3:1 (#1)</w:t>
       </w:r>
       <w:r>
@@ -20099,6 +20351,159 @@
         <w:rPr>
           <w:lang w:val="gu_IN" w:bidi="gu_IN"/>
         </w:rPr>
+        <w:t>2 તિમોથીને - અધ્યાય 4 પ્રસ્તાવના</w:t>
+      </w:r>
+      <w:r>
+        <w:rPr>
+          <w:lang w:val="gu_IN" w:bidi="gu_IN"/>
+        </w:rPr>
+      </w:r>
+    </w:p>
+    <w:p>
+      <w:pPr>
+        <w:pStyle w:val="Heading3"/>
+      </w:pPr>
+      <w:r>
+        <w:rPr>
+          <w:lang w:val="gu_IN" w:bidi="gu_IN"/>
+        </w:rPr>
+        <w:t>માળખું અને રચના</w:t>
+      </w:r>
+    </w:p>
+    <w:p>
+      <w:pPr>
+        <w:pStyle w:val="ListNumber"/>
+        <w:numPr>
+          <w:ilvl w:val="0"/>
+          <w:numId w:val="14"/>
+        </w:numPr>
+        <w:spacing w:line="240" w:lineRule="auto"/>
+        <w:ind w:left="720"/>
+      </w:pPr>
+      <w:r>
+        <w:rPr>
+          <w:lang w:val="gu_IN" w:bidi="gu_IN"/>
+        </w:rPr>
+      </w:r>
+      <w:r>
+        <w:rPr>
+          <w:lang w:val="gu_IN" w:bidi="gu_IN"/>
+        </w:rPr>
+        <w:t>પાલ તિમોથી (4:1–8)</w:t>
+        <w:br/>
+      </w:r>
+      <w:r>
+        <w:rPr>
+          <w:lang w:val="gu_IN" w:bidi="gu_IN"/>
+        </w:rPr>
+        <w:t>2 ને ગંભીર હવાલો આપે છે. પાઉલ તિમોથીને કહે છે કે તે કેવી રીતે કરી રહ્યો છે (4:9–18)</w:t>
+      </w:r>
+    </w:p>
+    <w:p>
+      <w:pPr>
+        <w:pStyle w:val="ListNumber"/>
+        <w:spacing w:line="240" w:lineRule="auto"/>
+        <w:ind w:left="720"/>
+      </w:pPr>
+      <w:r>
+        <w:rPr>
+          <w:lang w:val="gu_IN" w:bidi="gu_IN"/>
+        </w:rPr>
+      </w:r>
+      <w:r>
+        <w:rPr>
+          <w:lang w:val="gu_IN" w:bidi="gu_IN"/>
+        </w:rPr>
+        <w:t>પાઉલ વ્યક્તિગત શુભેચ્છાઓ મોકલે છે (4:19–22)</w:t>
+      </w:r>
+    </w:p>
+    <w:p>
+      <w:pPr>
+        <w:pStyle w:val="Heading3"/>
+      </w:pPr>
+      <w:r>
+        <w:rPr>
+          <w:lang w:val="gu_IN" w:bidi="gu_IN"/>
+        </w:rPr>
+        <w:t>આ પ્રકરણમાં વિશેષ ખ્યાલો</w:t>
+      </w:r>
+    </w:p>
+    <w:p>
+      <w:pPr>
+        <w:pStyle w:val="Heading4"/>
+      </w:pPr>
+      <w:r>
+        <w:rPr>
+          <w:lang w:val="gu_IN" w:bidi="gu_IN"/>
+        </w:rPr>
+        <w:t>“હું તમને વચન આપું છું”</w:t>
+      </w:r>
+    </w:p>
+    <w:p>
+      <w:pPr/>
+      <w:r>
+        <w:rPr>
+          <w:lang w:val="gu_IN" w:bidi="gu_IN"/>
+        </w:rPr>
+      </w:r>
+      <w:r>
+        <w:rPr>
+          <w:lang w:val="gu_IN" w:bidi="gu_IN"/>
+        </w:rPr>
+        <w:t>આ શબ્દો સાથે પાઉલ તિમોથીને તે જે કહે છે તે કરવા માટે શક્ય તેટલી ગંભીર રીતે પડકારે છે તેને કરવા માટે. તે તિમોથીને આદેશ આપવાનો એક માર્ગ છે, પાઉલની પોતાની સત્તા દ્વારા નહીં, પરંતુ તે સત્તા દ્વારા જેનો તે પછી ઉલ્લેખ કરે છે, તે ઈશ્વર અને ઈસુ ખ્રિસ્તનો છે. બીજા શબ્દોમાં કહીએ તો, પાઉલ કહી રહ્યો છે કે ઈશ્વર અને ઈસુ ખ્રિસ્ત પાઉલ દ્વારા તિમોથીને આદેશ આપી રહ્યા છે.</w:t>
+      </w:r>
+    </w:p>
+    <w:p>
+      <w:pPr>
+        <w:pStyle w:val="Heading4"/>
+      </w:pPr>
+      <w:r>
+        <w:rPr>
+          <w:lang w:val="gu_IN" w:bidi="gu_IN"/>
+        </w:rPr>
+        <w:t>મુંગટ</w:t>
+      </w:r>
+    </w:p>
+    <w:p>
+      <w:pPr/>
+      <w:r>
+        <w:rPr>
+          <w:lang w:val="gu_IN" w:bidi="gu_IN"/>
+        </w:rPr>
+      </w:r>
+      <w:r>
+        <w:rPr>
+          <w:lang w:val="gu_IN" w:bidi="gu_IN"/>
+        </w:rPr>
+        <w:t>શાસ્ત્ર વિવિધ વસ્તુઓને દર્શાવા માટે તાજની છબીનો ઉપયોગ કરે છે. આ પ્રકરણમાં, પાઉલ ખ્રિસ્ત ધ્વારા આ પૃથ્વી પર યોગ્ય રીતે જીવવા બદલ જે પુરસ્કાર અપાશે તેના રૂપક તરીકે વિશ્વાસીઓને તાજ આપવાનું વર્ણન કરે છે.</w:t>
+      </w:r>
+      <w:r>
+        <w:rPr>
+          <w:lang w:val="gu_IN" w:bidi="gu_IN"/>
+        </w:rPr>
+      </w:r>
+      <w:r>
+        <w:rPr>
+          <w:lang w:val="gu_IN" w:bidi="gu_IN"/>
+        </w:rPr>
+      </w:r>
+    </w:p>
+    <w:p>
+      <w:pPr/>
+      <w:r>
+        <w:rPr>
+          <w:lang w:val="gu_IN" w:bidi="gu_IN"/>
+        </w:rPr>
+      </w:r>
+    </w:p>
+    <w:p>
+      <w:pPr>
+        <w:pStyle w:val="Heading2"/>
+      </w:pPr>
+      <w:r>
+        <w:rPr>
+          <w:lang w:val="gu_IN" w:bidi="gu_IN"/>
+        </w:rPr>
         <w:t>2 તિમોથીને 4:1 (#1)</w:t>
       </w:r>
       <w:r>
@@ -25169,411 +25574,6 @@
           <w:lang w:val="gu_IN" w:bidi="gu_IN"/>
         </w:rPr>
         <w:t>)</w:t>
-      </w:r>
-      <w:r>
-        <w:rPr>
-          <w:lang w:val="gu_IN" w:bidi="gu_IN"/>
-        </w:rPr>
-      </w:r>
-      <w:r>
-        <w:rPr>
-          <w:lang w:val="gu_IN" w:bidi="gu_IN"/>
-        </w:rPr>
-      </w:r>
-    </w:p>
-    <w:p>
-      <w:pPr/>
-      <w:r>
-        <w:rPr>
-          <w:lang w:val="gu_IN" w:bidi="gu_IN"/>
-        </w:rPr>
-      </w:r>
-    </w:p>
-    <w:p>
-      <w:pPr>
-        <w:pStyle w:val="Heading2"/>
-      </w:pPr>
-      <w:r>
-        <w:rPr>
-          <w:lang w:val="gu_IN" w:bidi="gu_IN"/>
-        </w:rPr>
-        <w:t>2 તિમોથીને - અધ્યાય 2 પ્રસ્તાવના</w:t>
-      </w:r>
-      <w:r>
-        <w:rPr>
-          <w:lang w:val="gu_IN" w:bidi="gu_IN"/>
-        </w:rPr>
-      </w:r>
-    </w:p>
-    <w:p>
-      <w:pPr>
-        <w:pStyle w:val="Heading3"/>
-      </w:pPr>
-      <w:r>
-        <w:rPr>
-          <w:lang w:val="gu_IN" w:bidi="gu_IN"/>
-        </w:rPr>
-        <w:t>માળખું અને ઞોઠવણ</w:t>
-      </w:r>
-    </w:p>
-    <w:p>
-      <w:pPr/>
-      <w:r>
-        <w:rPr>
-          <w:lang w:val="gu_IN" w:bidi="gu_IN"/>
-        </w:rPr>
-      </w:r>
-      <w:r>
-        <w:rPr>
-          <w:lang w:val="gu_IN" w:bidi="gu_IN"/>
-        </w:rPr>
-        <w:t>શ્લોક 11b-13 માં, પાઉલ કદાચ કવિતા અથવા સ્તોત્રને ટાંકતા હશે. વાચકને બતાવવા માટે કે આ એક અવતરણ હોઈ શકે છે, તમારા અનુવાદમાં તમે આ પંક્તિઓને પ્રકરણની અન્ય છંદો કરતાં વધુ જમણી બાજુએ રાખવાનુ પસંદ કરી શકો છો.</w:t>
-      </w:r>
-    </w:p>
-    <w:p>
-      <w:pPr>
-        <w:pStyle w:val="Heading3"/>
-      </w:pPr>
-      <w:r>
-        <w:rPr>
-          <w:lang w:val="gu_IN" w:bidi="gu_IN"/>
-        </w:rPr>
-        <w:t>આ પ્રકરણમાં વિશેષ ખ્યાલો</w:t>
-      </w:r>
-    </w:p>
-    <w:p>
-      <w:pPr>
-        <w:pStyle w:val="Heading4"/>
-      </w:pPr>
-      <w:r>
-        <w:rPr>
-          <w:lang w:val="gu_IN" w:bidi="gu_IN"/>
-        </w:rPr>
-        <w:t>અમે શાસન કરીશું તેની સાથે</w:t>
-      </w:r>
-    </w:p>
-    <w:p>
-      <w:pPr/>
-      <w:r>
-        <w:rPr>
-          <w:lang w:val="gu_IN" w:bidi="gu_IN"/>
-        </w:rPr>
-      </w:r>
-      <w:r>
-        <w:rPr>
-          <w:lang w:val="gu_IN" w:bidi="gu_IN"/>
-        </w:rPr>
-        <w:t xml:space="preserve">વિશ્વાસુ ખ્રિસ્તીઓ ભવિષ્યમાં ખ્રિસ્ત સાથે શાસન કરશે. (જુઓ: </w:t>
-      </w:r>
-      <w:r>
-        <w:rPr>
-          <w:lang w:val="gu_IN" w:bidi="gu_IN"/>
-        </w:rPr>
-        <w:t>વફાદાર (વિશ્વાસુ), વિશ્વસનીય, વિશ્વાસપાત્ર, અવિશ્વાસુ, બેવફાઈ</w:t>
-      </w:r>
-      <w:r>
-        <w:rPr>
-          <w:lang w:val="gu_IN" w:bidi="gu_IN"/>
-        </w:rPr>
-        <w:t>)</w:t>
-      </w:r>
-    </w:p>
-    <w:p>
-      <w:pPr>
-        <w:pStyle w:val="Heading3"/>
-      </w:pPr>
-      <w:r>
-        <w:rPr>
-          <w:lang w:val="gu_IN" w:bidi="gu_IN"/>
-        </w:rPr>
-        <w:t>આ પ્રકરણમાં ભાષણના મહત્વના આંકડા</w:t>
-      </w:r>
-    </w:p>
-    <w:p>
-      <w:pPr>
-        <w:pStyle w:val="Heading4"/>
-      </w:pPr>
-      <w:r>
-        <w:rPr>
-          <w:lang w:val="gu_IN" w:bidi="gu_IN"/>
-        </w:rPr>
-        <w:t>સમાનતાઓ</w:t>
-      </w:r>
-    </w:p>
-    <w:p>
-      <w:pPr/>
-      <w:r>
-        <w:rPr>
-          <w:lang w:val="gu_IN" w:bidi="gu_IN"/>
-        </w:rPr>
-      </w:r>
-      <w:r>
-        <w:rPr>
-          <w:lang w:val="gu_IN" w:bidi="gu_IN"/>
-        </w:rPr>
-        <w:t>આ પ્રકરણમાં, પાઉલ એક ખ્રિસ્તી તરીકે જીવવા વિશે શીખવવા માટે ઘણી સામ્યતાઓ બનાવે છે. તે સૈનિકો, રમતવીરો અને ખેડૂતોની સામ્યતાનો ઉપયોગ કરે છે. પાછળથી પ્રકરણમાં, તે ઘરમાં વિવિધ પ્રકારના બાબતોની સામ્યતાનો ઉપયોગ કરે છે.</w:t>
-      </w:r>
-      <w:r>
-        <w:rPr>
-          <w:lang w:val="gu_IN" w:bidi="gu_IN"/>
-        </w:rPr>
-      </w:r>
-      <w:r>
-        <w:rPr>
-          <w:lang w:val="gu_IN" w:bidi="gu_IN"/>
-        </w:rPr>
-      </w:r>
-    </w:p>
-    <w:p>
-      <w:pPr/>
-      <w:r>
-        <w:rPr>
-          <w:lang w:val="gu_IN" w:bidi="gu_IN"/>
-        </w:rPr>
-      </w:r>
-    </w:p>
-    <w:p>
-      <w:pPr>
-        <w:pStyle w:val="Heading2"/>
-      </w:pPr>
-      <w:r>
-        <w:rPr>
-          <w:lang w:val="gu_IN" w:bidi="gu_IN"/>
-        </w:rPr>
-        <w:t>2 તિમોથીને - અધ્યાય 3 પ્રસ્તાવના</w:t>
-      </w:r>
-      <w:r>
-        <w:rPr>
-          <w:lang w:val="gu_IN" w:bidi="gu_IN"/>
-        </w:rPr>
-      </w:r>
-    </w:p>
-    <w:p>
-      <w:pPr>
-        <w:pStyle w:val="Heading3"/>
-      </w:pPr>
-      <w:r>
-        <w:rPr>
-          <w:lang w:val="gu_IN" w:bidi="gu_IN"/>
-        </w:rPr>
-        <w:t>આ પ્રકરણમાં વિશેષ ખ્યાલો</w:t>
-      </w:r>
-    </w:p>
-    <w:p>
-      <w:pPr/>
-      <w:r>
-        <w:rPr>
-          <w:lang w:val="gu_IN" w:bidi="gu_IN"/>
-        </w:rPr>
-      </w:r>
-      <w:r>
-        <w:rPr>
-          <w:lang w:val="gu_IN" w:bidi="gu_IN"/>
-        </w:rPr>
-        <w:t xml:space="preserve">ઘણા વિદ્વાનો </w:t>
-      </w:r>
-      <w:r>
-        <w:rPr>
-          <w:b/>
-          <w:lang w:val="gu_IN" w:bidi="gu_IN"/>
-        </w:rPr>
-        <w:t>છેલ્લા દિવસો</w:t>
-      </w:r>
-      <w:r>
-        <w:rPr>
-          <w:lang w:val="gu_IN" w:bidi="gu_IN"/>
-        </w:rPr>
-        <w:t xml:space="preserve">નો અર્થ સમજે છે કે ઈસુ પ્રથમ વખત આવ્યા ત્યારથી લઈને ક્યારે પાછા ફરશે, જેમાં પાઉલનો સમય પણ સામેલ છે. જો એમ હોય, તો પછી પાઉલ આ પ્રકરણમાં સતાવણી વિશે જે શીખવે છે તે બધા વિશ્વાસીઓને લાગુ પડે છે. પરંતુ કેટલાક વિદ્વાનો </w:t>
-      </w:r>
-      <w:r>
-        <w:rPr>
-          <w:b/>
-          <w:lang w:val="gu_IN" w:bidi="gu_IN"/>
-        </w:rPr>
-        <w:t>છેલ્લા દિવસો</w:t>
-      </w:r>
-      <w:r>
-        <w:rPr>
-          <w:lang w:val="gu_IN" w:bidi="gu_IN"/>
-        </w:rPr>
-        <w:t xml:space="preserve">ને સમજે છે કે ઈસુ પાછા ફરે તે પહેલાં જ ભવિષ્યમાં એક સમય થાય છે. જો તે અર્થ છે, તો પાઉલ તે દિવસો વિશે કલમ 1–9 અને 13 માં ભવિષ્યવાણી કરી રહ્યો છે. જો શક્ય હોય તો, અનુવાદકોએ સાવચેત રહેવું જોઈએ કે તેઓ આ મુદ્દાને કેવી રીતે સમજે છે તેના પર તેઓ આ કલમોનો અનુવાદ કેવી રીતે કરે છે તેની અસર ન થાય. (જુઓ: </w:t>
-      </w:r>
-      <w:r>
-        <w:rPr>
-          <w:lang w:val="gu_IN" w:bidi="gu_IN"/>
-        </w:rPr>
-        <w:t>પ્રબોધક, પ્રબોધવાણી, પ્રબોધવાણી કરવી, દ્રષ્ટા, પ્રબોધિકા</w:t>
-      </w:r>
-      <w:r>
-        <w:rPr>
-          <w:lang w:val="gu_IN" w:bidi="gu_IN"/>
-        </w:rPr>
-        <w:t xml:space="preserve"> અને </w:t>
-      </w:r>
-      <w:r>
-        <w:rPr>
-          <w:lang w:val="gu_IN" w:bidi="gu_IN"/>
-        </w:rPr>
-        <w:t>અંતિમ દિવસ, અંતિમ દિવસો, પછીના દિવસો</w:t>
-      </w:r>
-      <w:r>
-        <w:rPr>
-          <w:lang w:val="gu_IN" w:bidi="gu_IN"/>
-        </w:rPr>
-        <w:t>)</w:t>
-      </w:r>
-      <w:r>
-        <w:rPr>
-          <w:lang w:val="gu_IN" w:bidi="gu_IN"/>
-        </w:rPr>
-      </w:r>
-      <w:r>
-        <w:rPr>
-          <w:lang w:val="gu_IN" w:bidi="gu_IN"/>
-        </w:rPr>
-      </w:r>
-    </w:p>
-    <w:p>
-      <w:pPr/>
-      <w:r>
-        <w:rPr>
-          <w:lang w:val="gu_IN" w:bidi="gu_IN"/>
-        </w:rPr>
-      </w:r>
-    </w:p>
-    <w:p>
-      <w:pPr>
-        <w:pStyle w:val="Heading2"/>
-      </w:pPr>
-      <w:r>
-        <w:rPr>
-          <w:lang w:val="gu_IN" w:bidi="gu_IN"/>
-        </w:rPr>
-        <w:t>2 તિમોથીને - અધ્યાય 4 પ્રસ્તાવના</w:t>
-      </w:r>
-      <w:r>
-        <w:rPr>
-          <w:lang w:val="gu_IN" w:bidi="gu_IN"/>
-        </w:rPr>
-      </w:r>
-    </w:p>
-    <w:p>
-      <w:pPr>
-        <w:pStyle w:val="Heading3"/>
-      </w:pPr>
-      <w:r>
-        <w:rPr>
-          <w:lang w:val="gu_IN" w:bidi="gu_IN"/>
-        </w:rPr>
-        <w:t>માળખું અને રચના</w:t>
-      </w:r>
-    </w:p>
-    <w:p>
-      <w:pPr>
-        <w:pStyle w:val="ListNumber"/>
-        <w:numPr>
-          <w:ilvl w:val="0"/>
-          <w:numId w:val="14"/>
-        </w:numPr>
-        <w:spacing w:line="240" w:lineRule="auto"/>
-        <w:ind w:left="720"/>
-      </w:pPr>
-      <w:r>
-        <w:rPr>
-          <w:lang w:val="gu_IN" w:bidi="gu_IN"/>
-        </w:rPr>
-      </w:r>
-      <w:r>
-        <w:rPr>
-          <w:lang w:val="gu_IN" w:bidi="gu_IN"/>
-        </w:rPr>
-        <w:t>પાલ તિમોથી (4:1–8)</w:t>
-        <w:br/>
-      </w:r>
-      <w:r>
-        <w:rPr>
-          <w:lang w:val="gu_IN" w:bidi="gu_IN"/>
-        </w:rPr>
-        <w:t>2 ને ગંભીર હવાલો આપે છે. પાઉલ તિમોથીને કહે છે કે તે કેવી રીતે કરી રહ્યો છે (4:9–18)</w:t>
-      </w:r>
-    </w:p>
-    <w:p>
-      <w:pPr>
-        <w:pStyle w:val="ListNumber"/>
-        <w:spacing w:line="240" w:lineRule="auto"/>
-        <w:ind w:left="720"/>
-      </w:pPr>
-      <w:r>
-        <w:rPr>
-          <w:lang w:val="gu_IN" w:bidi="gu_IN"/>
-        </w:rPr>
-      </w:r>
-      <w:r>
-        <w:rPr>
-          <w:lang w:val="gu_IN" w:bidi="gu_IN"/>
-        </w:rPr>
-        <w:t>પાઉલ વ્યક્તિગત શુભેચ્છાઓ મોકલે છે (4:19–22)</w:t>
-      </w:r>
-    </w:p>
-    <w:p>
-      <w:pPr>
-        <w:pStyle w:val="Heading3"/>
-      </w:pPr>
-      <w:r>
-        <w:rPr>
-          <w:lang w:val="gu_IN" w:bidi="gu_IN"/>
-        </w:rPr>
-        <w:t>આ પ્રકરણમાં વિશેષ ખ્યાલો</w:t>
-      </w:r>
-    </w:p>
-    <w:p>
-      <w:pPr>
-        <w:pStyle w:val="Heading4"/>
-      </w:pPr>
-      <w:r>
-        <w:rPr>
-          <w:lang w:val="gu_IN" w:bidi="gu_IN"/>
-        </w:rPr>
-        <w:t>“હું તમને વચન આપું છું”</w:t>
-      </w:r>
-    </w:p>
-    <w:p>
-      <w:pPr/>
-      <w:r>
-        <w:rPr>
-          <w:lang w:val="gu_IN" w:bidi="gu_IN"/>
-        </w:rPr>
-      </w:r>
-      <w:r>
-        <w:rPr>
-          <w:lang w:val="gu_IN" w:bidi="gu_IN"/>
-        </w:rPr>
-        <w:t>આ શબ્દો સાથે પાઉલ તિમોથીને તે જે કહે છે તે કરવા માટે શક્ય તેટલી ગંભીર રીતે પડકારે છે તેને કરવા માટે. તે તિમોથીને આદેશ આપવાનો એક માર્ગ છે, પાઉલની પોતાની સત્તા દ્વારા નહીં, પરંતુ તે સત્તા દ્વારા જેનો તે પછી ઉલ્લેખ કરે છે, તે ઈશ્વર અને ઈસુ ખ્રિસ્તનો છે. બીજા શબ્દોમાં કહીએ તો, પાઉલ કહી રહ્યો છે કે ઈશ્વર અને ઈસુ ખ્રિસ્ત પાઉલ દ્વારા તિમોથીને આદેશ આપી રહ્યા છે.</w:t>
-      </w:r>
-    </w:p>
-    <w:p>
-      <w:pPr>
-        <w:pStyle w:val="Heading4"/>
-      </w:pPr>
-      <w:r>
-        <w:rPr>
-          <w:lang w:val="gu_IN" w:bidi="gu_IN"/>
-        </w:rPr>
-        <w:t>મુંગટ</w:t>
-      </w:r>
-    </w:p>
-    <w:p>
-      <w:pPr/>
-      <w:r>
-        <w:rPr>
-          <w:lang w:val="gu_IN" w:bidi="gu_IN"/>
-        </w:rPr>
-      </w:r>
-      <w:r>
-        <w:rPr>
-          <w:lang w:val="gu_IN" w:bidi="gu_IN"/>
-        </w:rPr>
-        <w:t>શાસ્ત્ર વિવિધ વસ્તુઓને દર્શાવા માટે તાજની છબીનો ઉપયોગ કરે છે. આ પ્રકરણમાં, પાઉલ ખ્રિસ્ત ધ્વારા આ પૃથ્વી પર યોગ્ય રીતે જીવવા બદલ જે પુરસ્કાર અપાશે તેના રૂપક તરીકે વિશ્વાસીઓને તાજ આપવાનું વર્ણન કરે છે.</w:t>
       </w:r>
       <w:r>
         <w:rPr>

--- a/guj/docx/55.content.docx
+++ b/guj/docx/55.content.docx
@@ -565,6 +565,21 @@
           <w:b/>
           <w:lang w:val="gu_IN" w:bidi="gu_IN"/>
         </w:rPr>
+        <w:t>Παῦλος, ἀπόστολος</w:t>
+      </w:r>
+    </w:p>
+    <w:p>
+      <w:pPr/>
+      <w:r>
+        <w:rPr>
+          <w:lang w:val="gu_IN" w:bidi="gu_IN"/>
+        </w:rPr>
+      </w:r>
+      <w:r>
+        <w:rPr>
+          <w:b/>
+          <w:lang w:val="gu_IN" w:bidi="gu_IN"/>
+        </w:rPr>
         <w:t>"પાઉલ"</w:t>
       </w:r>
     </w:p>
@@ -628,6 +643,21 @@
           <w:b/>
           <w:lang w:val="gu_IN" w:bidi="gu_IN"/>
         </w:rPr>
+        <w:t>διὰ θελήματος Θεοῦ</w:t>
+      </w:r>
+    </w:p>
+    <w:p>
+      <w:pPr/>
+      <w:r>
+        <w:rPr>
+          <w:lang w:val="gu_IN" w:bidi="gu_IN"/>
+        </w:rPr>
+      </w:r>
+      <w:r>
+        <w:rPr>
+          <w:b/>
+          <w:lang w:val="gu_IN" w:bidi="gu_IN"/>
+        </w:rPr>
         <w:t>"ઈશ્વરની ઇચ્છાથી, અને"</w:t>
       </w:r>
     </w:p>
@@ -691,6 +721,21 @@
           <w:b/>
           <w:lang w:val="gu_IN" w:bidi="gu_IN"/>
         </w:rPr>
+        <w:t>κατ’</w:t>
+      </w:r>
+    </w:p>
+    <w:p>
+      <w:pPr/>
+      <w:r>
+        <w:rPr>
+          <w:lang w:val="gu_IN" w:bidi="gu_IN"/>
+        </w:rPr>
+      </w:r>
+      <w:r>
+        <w:rPr>
+          <w:b/>
+          <w:lang w:val="gu_IN" w:bidi="gu_IN"/>
+        </w:rPr>
         <w:t>"જે વચન {છે} તે અનુસાર બનેલો"</w:t>
       </w:r>
     </w:p>
@@ -754,6 +799,21 @@
           <w:b/>
           <w:lang w:val="gu_IN" w:bidi="gu_IN"/>
         </w:rPr>
+        <w:t>ζωῆς τῆς ἐν Χριστῷ Ἰησοῦ</w:t>
+      </w:r>
+    </w:p>
+    <w:p>
+      <w:pPr/>
+      <w:r>
+        <w:rPr>
+          <w:lang w:val="gu_IN" w:bidi="gu_IN"/>
+        </w:rPr>
+      </w:r>
+      <w:r>
+        <w:rPr>
+          <w:b/>
+          <w:lang w:val="gu_IN" w:bidi="gu_IN"/>
+        </w:rPr>
         <w:t>"ખ્રિસ્ત ઈસુમાં જીવનનું જે વચન {છે} તે અનુસાર બનેલો"</w:t>
       </w:r>
     </w:p>
@@ -842,6 +902,21 @@
           <w:b/>
           <w:lang w:val="gu_IN" w:bidi="gu_IN"/>
         </w:rPr>
+        <w:t>Τιμοθέῳ</w:t>
+      </w:r>
+    </w:p>
+    <w:p>
+      <w:pPr/>
+      <w:r>
+        <w:rPr>
+          <w:lang w:val="gu_IN" w:bidi="gu_IN"/>
+        </w:rPr>
+      </w:r>
+      <w:r>
+        <w:rPr>
+          <w:b/>
+          <w:lang w:val="gu_IN" w:bidi="gu_IN"/>
+        </w:rPr>
         <w:t>"તિમોથીને"</w:t>
       </w:r>
     </w:p>
@@ -905,6 +980,21 @@
           <w:b/>
           <w:lang w:val="gu_IN" w:bidi="gu_IN"/>
         </w:rPr>
+        <w:t>ἀγαπητῷ τέκνῳ</w:t>
+      </w:r>
+    </w:p>
+    <w:p>
+      <w:pPr/>
+      <w:r>
+        <w:rPr>
+          <w:lang w:val="gu_IN" w:bidi="gu_IN"/>
+        </w:rPr>
+      </w:r>
+      <w:r>
+        <w:rPr>
+          <w:b/>
+          <w:lang w:val="gu_IN" w:bidi="gu_IN"/>
+        </w:rPr>
         <w:t>"મારા} વહાલા બાળક"</w:t>
       </w:r>
     </w:p>
@@ -993,6 +1083,21 @@
           <w:b/>
           <w:lang w:val="gu_IN" w:bidi="gu_IN"/>
         </w:rPr>
+        <w:t>χάρις, ἔλεος, εἰρήνη, ἀπὸ Θεοῦ Πατρὸς καὶ Χριστοῦ Ἰησοῦ τοῦ Κυρίου ἡμῶν</w:t>
+      </w:r>
+    </w:p>
+    <w:p>
+      <w:pPr/>
+      <w:r>
+        <w:rPr>
+          <w:lang w:val="gu_IN" w:bidi="gu_IN"/>
+        </w:rPr>
+      </w:r>
+      <w:r>
+        <w:rPr>
+          <w:b/>
+          <w:lang w:val="gu_IN" w:bidi="gu_IN"/>
+        </w:rPr>
         <w:t>"તરફથી કૃપા, દયા, {અને} શાંતિ"</w:t>
       </w:r>
     </w:p>
@@ -1068,6 +1173,21 @@
           <w:b/>
           <w:lang w:val="gu_IN" w:bidi="gu_IN"/>
         </w:rPr>
+        <w:t>χάρις, ἔλεος, εἰρήνη</w:t>
+      </w:r>
+    </w:p>
+    <w:p>
+      <w:pPr/>
+      <w:r>
+        <w:rPr>
+          <w:lang w:val="gu_IN" w:bidi="gu_IN"/>
+        </w:rPr>
+      </w:r>
+      <w:r>
+        <w:rPr>
+          <w:b/>
+          <w:lang w:val="gu_IN" w:bidi="gu_IN"/>
+        </w:rPr>
         <w:t>"કૃપા, દયા, {અને} શાંતિ"</w:t>
       </w:r>
     </w:p>
@@ -1143,6 +1263,21 @@
           <w:b/>
           <w:lang w:val="gu_IN" w:bidi="gu_IN"/>
         </w:rPr>
+        <w:t>Θεοῦ Πατρὸς</w:t>
+      </w:r>
+    </w:p>
+    <w:p>
+      <w:pPr/>
+      <w:r>
+        <w:rPr>
+          <w:lang w:val="gu_IN" w:bidi="gu_IN"/>
+        </w:rPr>
+      </w:r>
+      <w:r>
+        <w:rPr>
+          <w:b/>
+          <w:lang w:val="gu_IN" w:bidi="gu_IN"/>
+        </w:rPr>
         <w:t>"ઈશ્વર પિતા"</w:t>
       </w:r>
     </w:p>
@@ -1231,6 +1366,21 @@
           <w:b/>
           <w:lang w:val="gu_IN" w:bidi="gu_IN"/>
         </w:rPr>
+        <w:t>ἡμῶν</w:t>
+      </w:r>
+    </w:p>
+    <w:p>
+      <w:pPr/>
+      <w:r>
+        <w:rPr>
+          <w:lang w:val="gu_IN" w:bidi="gu_IN"/>
+        </w:rPr>
+      </w:r>
+      <w:r>
+        <w:rPr>
+          <w:b/>
+          <w:lang w:val="gu_IN" w:bidi="gu_IN"/>
+        </w:rPr>
         <w:t>"આપણા"</w:t>
       </w:r>
     </w:p>
@@ -1345,6 +1495,21 @@
           <w:b/>
           <w:lang w:val="gu_IN" w:bidi="gu_IN"/>
         </w:rPr>
+        <w:t>χάριν ἔχω</w:t>
+      </w:r>
+    </w:p>
+    <w:p>
+      <w:pPr/>
+      <w:r>
+        <w:rPr>
+          <w:lang w:val="gu_IN" w:bidi="gu_IN"/>
+        </w:rPr>
+      </w:r>
+      <w:r>
+        <w:rPr>
+          <w:b/>
+          <w:lang w:val="gu_IN" w:bidi="gu_IN"/>
+        </w:rPr>
         <w:t>"હું ઈશ્વર પ્રત્યે આભારી છું"</w:t>
       </w:r>
     </w:p>
@@ -1433,6 +1598,21 @@
           <w:b/>
           <w:lang w:val="gu_IN" w:bidi="gu_IN"/>
         </w:rPr>
+        <w:t>ᾧ λατρεύω ἀπὸ προγόνων</w:t>
+      </w:r>
+    </w:p>
+    <w:p>
+      <w:pPr/>
+      <w:r>
+        <w:rPr>
+          <w:lang w:val="gu_IN" w:bidi="gu_IN"/>
+        </w:rPr>
+      </w:r>
+      <w:r>
+        <w:rPr>
+          <w:b/>
+          <w:lang w:val="gu_IN" w:bidi="gu_IN"/>
+        </w:rPr>
         <w:t>"કે જેમની હું {મારા} પૂર્વજોના સમયથી &amp; સેવા કરું છું"</w:t>
       </w:r>
     </w:p>
@@ -1508,6 +1688,21 @@
           <w:b/>
           <w:lang w:val="gu_IN" w:bidi="gu_IN"/>
         </w:rPr>
+        <w:t>ἐν καθαρᾷ συνειδήσει</w:t>
+      </w:r>
+    </w:p>
+    <w:p>
+      <w:pPr/>
+      <w:r>
+        <w:rPr>
+          <w:lang w:val="gu_IN" w:bidi="gu_IN"/>
+        </w:rPr>
+      </w:r>
+      <w:r>
+        <w:rPr>
+          <w:b/>
+          <w:lang w:val="gu_IN" w:bidi="gu_IN"/>
+        </w:rPr>
         <w:t>"શુદ્ધ અંતઃકરણથી"</w:t>
       </w:r>
     </w:p>
@@ -1684,6 +1879,21 @@
           <w:b/>
           <w:lang w:val="gu_IN" w:bidi="gu_IN"/>
         </w:rPr>
+        <w:t>σοῦ</w:t>
+      </w:r>
+    </w:p>
+    <w:p>
+      <w:pPr/>
+      <w:r>
+        <w:rPr>
+          <w:lang w:val="gu_IN" w:bidi="gu_IN"/>
+        </w:rPr>
+      </w:r>
+      <w:r>
+        <w:rPr>
+          <w:b/>
+          <w:lang w:val="gu_IN" w:bidi="gu_IN"/>
+        </w:rPr>
         <w:t>"તારું"</w:t>
       </w:r>
     </w:p>
@@ -1766,6 +1976,21 @@
           <w:b/>
           <w:lang w:val="gu_IN" w:bidi="gu_IN"/>
         </w:rPr>
+        <w:t>νυκτὸς καὶ ἡμέρας</w:t>
+      </w:r>
+    </w:p>
+    <w:p>
+      <w:pPr/>
+      <w:r>
+        <w:rPr>
+          <w:lang w:val="gu_IN" w:bidi="gu_IN"/>
+        </w:rPr>
+      </w:r>
+      <w:r>
+        <w:rPr>
+          <w:b/>
+          <w:lang w:val="gu_IN" w:bidi="gu_IN"/>
+        </w:rPr>
         <w:t>"રાત અને દિવસની"</w:t>
       </w:r>
     </w:p>
@@ -1854,6 +2079,21 @@
           <w:b/>
           <w:lang w:val="gu_IN" w:bidi="gu_IN"/>
         </w:rPr>
+        <w:t>μεμνημένος σου τῶν δακρύων</w:t>
+      </w:r>
+    </w:p>
+    <w:p>
+      <w:pPr/>
+      <w:r>
+        <w:rPr>
+          <w:lang w:val="gu_IN" w:bidi="gu_IN"/>
+        </w:rPr>
+      </w:r>
+      <w:r>
+        <w:rPr>
+          <w:b/>
+          <w:lang w:val="gu_IN" w:bidi="gu_IN"/>
+        </w:rPr>
         <w:t>"તારા આંસુઓ યાદ કરું છું"</w:t>
       </w:r>
     </w:p>
@@ -1929,6 +2169,21 @@
           <w:b/>
           <w:lang w:val="gu_IN" w:bidi="gu_IN"/>
         </w:rPr>
+        <w:t>σου τῶν δακρύων</w:t>
+      </w:r>
+    </w:p>
+    <w:p>
+      <w:pPr/>
+      <w:r>
+        <w:rPr>
+          <w:lang w:val="gu_IN" w:bidi="gu_IN"/>
+        </w:rPr>
+      </w:r>
+      <w:r>
+        <w:rPr>
+          <w:b/>
+          <w:lang w:val="gu_IN" w:bidi="gu_IN"/>
+        </w:rPr>
         <w:t>"તારા આંસુઓ"</w:t>
       </w:r>
     </w:p>
@@ -2017,6 +2272,21 @@
           <w:b/>
           <w:lang w:val="gu_IN" w:bidi="gu_IN"/>
         </w:rPr>
+        <w:t>χαρᾶς πληρωθῶ</w:t>
+      </w:r>
+    </w:p>
+    <w:p>
+      <w:pPr/>
+      <w:r>
+        <w:rPr>
+          <w:lang w:val="gu_IN" w:bidi="gu_IN"/>
+        </w:rPr>
+      </w:r>
+      <w:r>
+        <w:rPr>
+          <w:b/>
+          <w:lang w:val="gu_IN" w:bidi="gu_IN"/>
+        </w:rPr>
         <w:t>"હું આનંદથી ભરાઈ જાઉં"</w:t>
       </w:r>
     </w:p>
@@ -2105,6 +2375,21 @@
           <w:b/>
           <w:lang w:val="gu_IN" w:bidi="gu_IN"/>
         </w:rPr>
+        <w:t>χαρᾶς πληρωθῶ</w:t>
+      </w:r>
+    </w:p>
+    <w:p>
+      <w:pPr/>
+      <w:r>
+        <w:rPr>
+          <w:lang w:val="gu_IN" w:bidi="gu_IN"/>
+        </w:rPr>
+      </w:r>
+      <w:r>
+        <w:rPr>
+          <w:b/>
+          <w:lang w:val="gu_IN" w:bidi="gu_IN"/>
+        </w:rPr>
         <w:t>"હું આનંદથી ભરાઈ જાઉં"</w:t>
       </w:r>
     </w:p>
@@ -2180,6 +2465,21 @@
           <w:b/>
           <w:lang w:val="gu_IN" w:bidi="gu_IN"/>
         </w:rPr>
+        <w:t>ὑπόμνησιν λαβὼν</w:t>
+      </w:r>
+    </w:p>
+    <w:p>
+      <w:pPr/>
+      <w:r>
+        <w:rPr>
+          <w:lang w:val="gu_IN" w:bidi="gu_IN"/>
+        </w:rPr>
+      </w:r>
+      <w:r>
+        <w:rPr>
+          <w:b/>
+          <w:lang w:val="gu_IN" w:bidi="gu_IN"/>
+        </w:rPr>
         <w:t>"સ્મરણ કરીને"</w:t>
       </w:r>
     </w:p>
@@ -2532,6 +2832,21 @@
           <w:b/>
           <w:lang w:val="gu_IN" w:bidi="gu_IN"/>
         </w:rPr>
+        <w:t>τῇ μάμμῃ σου</w:t>
+      </w:r>
+    </w:p>
+    <w:p>
+      <w:pPr/>
+      <w:r>
+        <w:rPr>
+          <w:lang w:val="gu_IN" w:bidi="gu_IN"/>
+        </w:rPr>
+      </w:r>
+      <w:r>
+        <w:rPr>
+          <w:b/>
+          <w:lang w:val="gu_IN" w:bidi="gu_IN"/>
+        </w:rPr>
         <w:t>"યુનીકેમાં"</w:t>
       </w:r>
     </w:p>
@@ -2682,6 +2997,21 @@
           <w:b/>
           <w:lang w:val="gu_IN" w:bidi="gu_IN"/>
         </w:rPr>
+        <w:t>δι’ ἣν αἰτίαν</w:t>
+      </w:r>
+    </w:p>
+    <w:p>
+      <w:pPr/>
+      <w:r>
+        <w:rPr>
+          <w:lang w:val="gu_IN" w:bidi="gu_IN"/>
+        </w:rPr>
+      </w:r>
+      <w:r>
+        <w:rPr>
+          <w:b/>
+          <w:lang w:val="gu_IN" w:bidi="gu_IN"/>
+        </w:rPr>
         <w:t>"જેના કારણે"</w:t>
       </w:r>
     </w:p>
@@ -2758,6 +3088,21 @@
           <w:b/>
           <w:lang w:val="gu_IN" w:bidi="gu_IN"/>
         </w:rPr>
+        <w:t>ἀναζωπυρεῖν τὸ χάρισμα</w:t>
+      </w:r>
+    </w:p>
+    <w:p>
+      <w:pPr/>
+      <w:r>
+        <w:rPr>
+          <w:lang w:val="gu_IN" w:bidi="gu_IN"/>
+        </w:rPr>
+      </w:r>
+      <w:r>
+        <w:rPr>
+          <w:b/>
+          <w:lang w:val="gu_IN" w:bidi="gu_IN"/>
+        </w:rPr>
         <w:t>"ભેટ &amp; તેને પ્રદીપ્ત કર"</w:t>
       </w:r>
     </w:p>
@@ -2846,6 +3191,21 @@
           <w:b/>
           <w:lang w:val="gu_IN" w:bidi="gu_IN"/>
         </w:rPr>
+        <w:t>τὸ χάρισμα τοῦ Θεοῦ, ὅ ἐστιν ἐν σοὶ</w:t>
+      </w:r>
+    </w:p>
+    <w:p>
+      <w:pPr/>
+      <w:r>
+        <w:rPr>
+          <w:lang w:val="gu_IN" w:bidi="gu_IN"/>
+        </w:rPr>
+      </w:r>
+      <w:r>
+        <w:rPr>
+          <w:b/>
+          <w:lang w:val="gu_IN" w:bidi="gu_IN"/>
+        </w:rPr>
         <w:t>"કે મારા હાથો મૂકવાથી ઈશ્વરની જે ભેટ તારામાં છે"</w:t>
       </w:r>
     </w:p>
@@ -2947,6 +3307,21 @@
           <w:b/>
           <w:lang w:val="gu_IN" w:bidi="gu_IN"/>
         </w:rPr>
+        <w:t>τὸ χάρισμα τοῦ Θεοῦ, ὅ ἐστιν ἐν σοὶ</w:t>
+      </w:r>
+    </w:p>
+    <w:p>
+      <w:pPr/>
+      <w:r>
+        <w:rPr>
+          <w:lang w:val="gu_IN" w:bidi="gu_IN"/>
+        </w:rPr>
+      </w:r>
+      <w:r>
+        <w:rPr>
+          <w:b/>
+          <w:lang w:val="gu_IN" w:bidi="gu_IN"/>
+        </w:rPr>
         <w:t>"કે મારા હાથો મૂકવાથી ઈશ્વરની જે ભેટ તારામાં છે"</w:t>
       </w:r>
     </w:p>
@@ -3022,6 +3397,21 @@
           <w:b/>
           <w:lang w:val="gu_IN" w:bidi="gu_IN"/>
         </w:rPr>
+        <w:t>διὰ τῆς ἐπιθέσεως τῶν χειρῶν μου</w:t>
+      </w:r>
+    </w:p>
+    <w:p>
+      <w:pPr/>
+      <w:r>
+        <w:rPr>
+          <w:lang w:val="gu_IN" w:bidi="gu_IN"/>
+        </w:rPr>
+      </w:r>
+      <w:r>
+        <w:rPr>
+          <w:b/>
+          <w:lang w:val="gu_IN" w:bidi="gu_IN"/>
+        </w:rPr>
         <w:t>"કે મારા હાથો મૂકવાથી ઈશ્વરની જે ભેટ તારામાં છે"</w:t>
       </w:r>
     </w:p>
@@ -3096,6 +3486,21 @@
         <w:rPr>
           <w:lang w:val="gu_IN" w:bidi="gu_IN"/>
         </w:rPr>
+      </w:r>
+    </w:p>
+    <w:p>
+      <w:pPr/>
+      <w:r>
+        <w:rPr>
+          <w:lang w:val="gu_IN" w:bidi="gu_IN"/>
+        </w:rPr>
+      </w:r>
+      <w:r>
+        <w:rPr>
+          <w:b/>
+          <w:lang w:val="gu_IN" w:bidi="gu_IN"/>
+        </w:rPr>
+        <w:t>γὰρ</w:t>
       </w:r>
     </w:p>
     <w:p>
@@ -3218,6 +3623,21 @@
           <w:b/>
           <w:lang w:val="gu_IN" w:bidi="gu_IN"/>
         </w:rPr>
+        <w:t>πνεῦμα δειλίας, ἀλλὰ δυνάμεως, καὶ ἀγάπης, καὶ σωφρονισμοῦ</w:t>
+      </w:r>
+    </w:p>
+    <w:p>
+      <w:pPr/>
+      <w:r>
+        <w:rPr>
+          <w:lang w:val="gu_IN" w:bidi="gu_IN"/>
+        </w:rPr>
+      </w:r>
+      <w:r>
+        <w:rPr>
+          <w:b/>
+          <w:lang w:val="gu_IN" w:bidi="gu_IN"/>
+        </w:rPr>
         <w:t>"ઈશ્વરે આપણને બીકનો નહીં પણ સામર્થ્યનો અને પ્રેમનો અને શિસ્તનો એક આત્મા આપ્યો છે"</w:t>
       </w:r>
     </w:p>
@@ -3369,6 +3789,21 @@
           <w:b/>
           <w:lang w:val="gu_IN" w:bidi="gu_IN"/>
         </w:rPr>
+        <w:t>σωφρονισμοῦ</w:t>
+      </w:r>
+    </w:p>
+    <w:p>
+      <w:pPr/>
+      <w:r>
+        <w:rPr>
+          <w:lang w:val="gu_IN" w:bidi="gu_IN"/>
+        </w:rPr>
+      </w:r>
+      <w:r>
+        <w:rPr>
+          <w:b/>
+          <w:lang w:val="gu_IN" w:bidi="gu_IN"/>
+        </w:rPr>
         <w:t>"શિસ્તનો"</w:t>
       </w:r>
     </w:p>
@@ -3445,6 +3880,21 @@
           <w:b/>
           <w:lang w:val="gu_IN" w:bidi="gu_IN"/>
         </w:rPr>
+        <w:t>τὸ μαρτύριον τοῦ Κυρίου ἡμῶν</w:t>
+      </w:r>
+    </w:p>
+    <w:p>
+      <w:pPr/>
+      <w:r>
+        <w:rPr>
+          <w:lang w:val="gu_IN" w:bidi="gu_IN"/>
+        </w:rPr>
+      </w:r>
+      <w:r>
+        <w:rPr>
+          <w:b/>
+          <w:lang w:val="gu_IN" w:bidi="gu_IN"/>
+        </w:rPr>
         <w:t>"સાક્ષી વિષે"</w:t>
       </w:r>
     </w:p>
@@ -3533,6 +3983,21 @@
           <w:b/>
           <w:lang w:val="gu_IN" w:bidi="gu_IN"/>
         </w:rPr>
+        <w:t>τὸν δέσμιον αὐτοῦ</w:t>
+      </w:r>
+    </w:p>
+    <w:p>
+      <w:pPr/>
+      <w:r>
+        <w:rPr>
+          <w:lang w:val="gu_IN" w:bidi="gu_IN"/>
+        </w:rPr>
+      </w:r>
+      <w:r>
+        <w:rPr>
+          <w:b/>
+          <w:lang w:val="gu_IN" w:bidi="gu_IN"/>
+        </w:rPr>
         <w:t>"તેમના બંદી એવા"</w:t>
       </w:r>
     </w:p>
@@ -3609,6 +4074,21 @@
           <w:b/>
           <w:lang w:val="gu_IN" w:bidi="gu_IN"/>
         </w:rPr>
+        <w:t>συνκακοπάθησον</w:t>
+      </w:r>
+    </w:p>
+    <w:p>
+      <w:pPr/>
+      <w:r>
+        <w:rPr>
+          <w:lang w:val="gu_IN" w:bidi="gu_IN"/>
+        </w:rPr>
+      </w:r>
+      <w:r>
+        <w:rPr>
+          <w:b/>
+          <w:lang w:val="gu_IN" w:bidi="gu_IN"/>
+        </w:rPr>
         <w:t>"સુવાર્તા માટે મારી સાથે દુઃખ સહન કર"</w:t>
       </w:r>
     </w:p>
@@ -3679,6 +4159,21 @@
           <w:b/>
           <w:lang w:val="gu_IN" w:bidi="gu_IN"/>
         </w:rPr>
+        <w:t>τῷ εὐαγγελίῳ</w:t>
+      </w:r>
+    </w:p>
+    <w:p>
+      <w:pPr/>
+      <w:r>
+        <w:rPr>
+          <w:lang w:val="gu_IN" w:bidi="gu_IN"/>
+        </w:rPr>
+      </w:r>
+      <w:r>
+        <w:rPr>
+          <w:b/>
+          <w:lang w:val="gu_IN" w:bidi="gu_IN"/>
+        </w:rPr>
         <w:t>"સુવાર્તા માટે મારી સાથે દુઃખ સહન કર"</w:t>
       </w:r>
     </w:p>
@@ -3755,6 +4250,21 @@
           <w:b/>
           <w:lang w:val="gu_IN" w:bidi="gu_IN"/>
         </w:rPr>
+        <w:t>κατὰ δύναμιν Θεοῦ</w:t>
+      </w:r>
+    </w:p>
+    <w:p>
+      <w:pPr/>
+      <w:r>
+        <w:rPr>
+          <w:lang w:val="gu_IN" w:bidi="gu_IN"/>
+        </w:rPr>
+      </w:r>
+      <w:r>
+        <w:rPr>
+          <w:b/>
+          <w:lang w:val="gu_IN" w:bidi="gu_IN"/>
+        </w:rPr>
         <w:t>"ઈશ્વરના સામર્થ્ય અનુસાર સુવાર્તા માટે"</w:t>
       </w:r>
     </w:p>
@@ -3831,6 +4341,21 @@
           <w:b/>
           <w:lang w:val="gu_IN" w:bidi="gu_IN"/>
         </w:rPr>
+        <w:t>κλήσει ἁγίᾳ</w:t>
+      </w:r>
+    </w:p>
+    <w:p>
+      <w:pPr/>
+      <w:r>
+        <w:rPr>
+          <w:lang w:val="gu_IN" w:bidi="gu_IN"/>
+        </w:rPr>
+      </w:r>
+      <w:r>
+        <w:rPr>
+          <w:b/>
+          <w:lang w:val="gu_IN" w:bidi="gu_IN"/>
+        </w:rPr>
         <w:t>"આપણને પવિત્ર તેડું આપીને બોલાવ્યા છે"</w:t>
       </w:r>
     </w:p>
@@ -4070,6 +4595,21 @@
           <w:b/>
           <w:lang w:val="gu_IN" w:bidi="gu_IN"/>
         </w:rPr>
+        <w:t>τὴν δοθεῖσαν</w:t>
+      </w:r>
+    </w:p>
+    <w:p>
+      <w:pPr/>
+      <w:r>
+        <w:rPr>
+          <w:lang w:val="gu_IN" w:bidi="gu_IN"/>
+        </w:rPr>
+      </w:r>
+      <w:r>
+        <w:rPr>
+          <w:b/>
+          <w:lang w:val="gu_IN" w:bidi="gu_IN"/>
+        </w:rPr>
         <w:t>"તથા કૃપા &amp; જે &amp; આપણને ખ્રિસ્ત ઈસુમાં આપવામાં આવી હતી"</w:t>
       </w:r>
     </w:p>
@@ -4145,6 +4685,21 @@
           <w:b/>
           <w:lang w:val="gu_IN" w:bidi="gu_IN"/>
         </w:rPr>
+        <w:t>ἐν Χριστῷ Ἰησοῦ πρὸ χρόνων αἰωνίων</w:t>
+      </w:r>
+    </w:p>
+    <w:p>
+      <w:pPr/>
+      <w:r>
+        <w:rPr>
+          <w:lang w:val="gu_IN" w:bidi="gu_IN"/>
+        </w:rPr>
+      </w:r>
+      <w:r>
+        <w:rPr>
+          <w:b/>
+          <w:lang w:val="gu_IN" w:bidi="gu_IN"/>
+        </w:rPr>
         <w:t>"ખ્રિસ્ત ઈસુમાં"</w:t>
       </w:r>
     </w:p>
@@ -4246,6 +4801,21 @@
           <w:b/>
           <w:lang w:val="gu_IN" w:bidi="gu_IN"/>
         </w:rPr>
+        <w:t>πρὸ χρόνων αἰωνίων</w:t>
+      </w:r>
+    </w:p>
+    <w:p>
+      <w:pPr/>
+      <w:r>
+        <w:rPr>
+          <w:lang w:val="gu_IN" w:bidi="gu_IN"/>
+        </w:rPr>
+      </w:r>
+      <w:r>
+        <w:rPr>
+          <w:b/>
+          <w:lang w:val="gu_IN" w:bidi="gu_IN"/>
+        </w:rPr>
         <w:t>"અનંતકાળીક સમયો અગાઉ"</w:t>
       </w:r>
     </w:p>
@@ -4321,6 +4891,21 @@
           <w:b/>
           <w:lang w:val="gu_IN" w:bidi="gu_IN"/>
         </w:rPr>
+        <w:t>φανερωθεῖσαν δὲ νῦν</w:t>
+      </w:r>
+    </w:p>
+    <w:p>
+      <w:pPr/>
+      <w:r>
+        <w:rPr>
+          <w:lang w:val="gu_IN" w:bidi="gu_IN"/>
+        </w:rPr>
+      </w:r>
+      <w:r>
+        <w:rPr>
+          <w:b/>
+          <w:lang w:val="gu_IN" w:bidi="gu_IN"/>
+        </w:rPr>
         <w:t>"અને જેને હવે &amp; પ્રગટ કરવામાં આવ્યું છે"</w:t>
       </w:r>
     </w:p>
@@ -4396,6 +4981,21 @@
           <w:b/>
           <w:lang w:val="gu_IN" w:bidi="gu_IN"/>
         </w:rPr>
+        <w:t>διὰ τῆς ἐπιφανείας τοῦ Σωτῆρος ἡμῶν, Χριστοῦ Ἰησοῦ</w:t>
+      </w:r>
+    </w:p>
+    <w:p>
+      <w:pPr/>
+      <w:r>
+        <w:rPr>
+          <w:lang w:val="gu_IN" w:bidi="gu_IN"/>
+        </w:rPr>
+      </w:r>
+      <w:r>
+        <w:rPr>
+          <w:b/>
+          <w:lang w:val="gu_IN" w:bidi="gu_IN"/>
+        </w:rPr>
         <w:t>"અને જેને હવે &amp; પ્રગટ કરવામાં આવ્યું છે"</w:t>
       </w:r>
     </w:p>
@@ -4471,6 +5071,21 @@
           <w:b/>
           <w:lang w:val="gu_IN" w:bidi="gu_IN"/>
         </w:rPr>
+        <w:t>φωτίσαντος δὲ ζωὴν καὶ ἀφθαρσίαν διὰ τοῦ εὐαγγελίου</w:t>
+      </w:r>
+    </w:p>
+    <w:p>
+      <w:pPr/>
+      <w:r>
+        <w:rPr>
+          <w:lang w:val="gu_IN" w:bidi="gu_IN"/>
+        </w:rPr>
+      </w:r>
+      <w:r>
+        <w:rPr>
+          <w:b/>
+          <w:lang w:val="gu_IN" w:bidi="gu_IN"/>
+        </w:rPr>
         <w:t>"અને સુવાર્તા દ્વારા જીવન તથા અમરપણું પ્રગટ કર્યું"</w:t>
       </w:r>
     </w:p>
@@ -4559,6 +5174,21 @@
           <w:b/>
           <w:lang w:val="gu_IN" w:bidi="gu_IN"/>
         </w:rPr>
+        <w:t>ζωὴν καὶ ἀφθαρσίαν</w:t>
+      </w:r>
+    </w:p>
+    <w:p>
+      <w:pPr/>
+      <w:r>
+        <w:rPr>
+          <w:lang w:val="gu_IN" w:bidi="gu_IN"/>
+        </w:rPr>
+      </w:r>
+      <w:r>
+        <w:rPr>
+          <w:b/>
+          <w:lang w:val="gu_IN" w:bidi="gu_IN"/>
+        </w:rPr>
         <w:t>"જીવન તથા અમરપણું"</w:t>
       </w:r>
     </w:p>
@@ -4647,6 +5277,21 @@
           <w:b/>
           <w:lang w:val="gu_IN" w:bidi="gu_IN"/>
         </w:rPr>
+        <w:t>ἐτέθην ἐγὼ</w:t>
+      </w:r>
+    </w:p>
+    <w:p>
+      <w:pPr/>
+      <w:r>
+        <w:rPr>
+          <w:lang w:val="gu_IN" w:bidi="gu_IN"/>
+        </w:rPr>
+      </w:r>
+      <w:r>
+        <w:rPr>
+          <w:b/>
+          <w:lang w:val="gu_IN" w:bidi="gu_IN"/>
+        </w:rPr>
         <w:t>"મને એક પોકારનાર &amp; નીમવામાં આવ્યો હતો"</w:t>
       </w:r>
     </w:p>
@@ -4722,6 +5367,21 @@
           <w:b/>
           <w:lang w:val="gu_IN" w:bidi="gu_IN"/>
         </w:rPr>
+        <w:t>κῆρυξ</w:t>
+      </w:r>
+    </w:p>
+    <w:p>
+      <w:pPr/>
+      <w:r>
+        <w:rPr>
+          <w:lang w:val="gu_IN" w:bidi="gu_IN"/>
+        </w:rPr>
+      </w:r>
+      <w:r>
+        <w:rPr>
+          <w:b/>
+          <w:lang w:val="gu_IN" w:bidi="gu_IN"/>
+        </w:rPr>
         <w:t>"એક પોકારનાર"</w:t>
       </w:r>
     </w:p>
@@ -4810,6 +5470,21 @@
           <w:b/>
           <w:lang w:val="gu_IN" w:bidi="gu_IN"/>
         </w:rPr>
+        <w:t>διδάσκαλος</w:t>
+      </w:r>
+    </w:p>
+    <w:p>
+      <w:pPr/>
+      <w:r>
+        <w:rPr>
+          <w:lang w:val="gu_IN" w:bidi="gu_IN"/>
+        </w:rPr>
+      </w:r>
+      <w:r>
+        <w:rPr>
+          <w:b/>
+          <w:lang w:val="gu_IN" w:bidi="gu_IN"/>
+        </w:rPr>
         <w:t>"એક પોકારનાર"</w:t>
       </w:r>
     </w:p>
@@ -4898,6 +5573,21 @@
           <w:b/>
           <w:lang w:val="gu_IN" w:bidi="gu_IN"/>
         </w:rPr>
+        <w:t>δι’ ἣν αἰτίαν</w:t>
+      </w:r>
+    </w:p>
+    <w:p>
+      <w:pPr/>
+      <w:r>
+        <w:rPr>
+          <w:lang w:val="gu_IN" w:bidi="gu_IN"/>
+        </w:rPr>
+      </w:r>
+      <w:r>
+        <w:rPr>
+          <w:b/>
+          <w:lang w:val="gu_IN" w:bidi="gu_IN"/>
+        </w:rPr>
         <w:t>"કે જેના કારણે"</w:t>
       </w:r>
     </w:p>
@@ -4974,6 +5664,21 @@
           <w:b/>
           <w:lang w:val="gu_IN" w:bidi="gu_IN"/>
         </w:rPr>
+        <w:t>καὶ ταῦτα πάσχω</w:t>
+      </w:r>
+    </w:p>
+    <w:p>
+      <w:pPr/>
+      <w:r>
+        <w:rPr>
+          <w:lang w:val="gu_IN" w:bidi="gu_IN"/>
+        </w:rPr>
+      </w:r>
+      <w:r>
+        <w:rPr>
+          <w:b/>
+          <w:lang w:val="gu_IN" w:bidi="gu_IN"/>
+        </w:rPr>
         <w:t>"કે જેના કારણે હું આ બાબતો સહન કરું છું"</w:t>
       </w:r>
     </w:p>
@@ -5075,6 +5780,21 @@
           <w:b/>
           <w:lang w:val="gu_IN" w:bidi="gu_IN"/>
         </w:rPr>
+        <w:t>πέπεισμαι</w:t>
+      </w:r>
+    </w:p>
+    <w:p>
+      <w:pPr/>
+      <w:r>
+        <w:rPr>
+          <w:lang w:val="gu_IN" w:bidi="gu_IN"/>
+        </w:rPr>
+      </w:r>
+      <w:r>
+        <w:rPr>
+          <w:b/>
+          <w:lang w:val="gu_IN" w:bidi="gu_IN"/>
+        </w:rPr>
         <w:t>"મને ખાતરી છે કે"</w:t>
       </w:r>
     </w:p>
@@ -5138,6 +5858,21 @@
           <w:b/>
           <w:lang w:val="gu_IN" w:bidi="gu_IN"/>
         </w:rPr>
+        <w:t>τὴν παραθήκην μου φυλάξαι</w:t>
+      </w:r>
+    </w:p>
+    <w:p>
+      <w:pPr/>
+      <w:r>
+        <w:rPr>
+          <w:lang w:val="gu_IN" w:bidi="gu_IN"/>
+        </w:rPr>
+      </w:r>
+      <w:r>
+        <w:rPr>
+          <w:b/>
+          <w:lang w:val="gu_IN" w:bidi="gu_IN"/>
+        </w:rPr>
         <w:t>"મારી અનામત"</w:t>
       </w:r>
     </w:p>
@@ -5225,6 +5960,21 @@
         <w:rPr>
           <w:lang w:val="gu_IN" w:bidi="gu_IN"/>
         </w:rPr>
+      </w:r>
+    </w:p>
+    <w:p>
+      <w:pPr/>
+      <w:r>
+        <w:rPr>
+          <w:lang w:val="gu_IN" w:bidi="gu_IN"/>
+        </w:rPr>
+      </w:r>
+      <w:r>
+        <w:rPr>
+          <w:b/>
+          <w:lang w:val="gu_IN" w:bidi="gu_IN"/>
+        </w:rPr>
+        <w:t>τὴν παραθήκην μου φυλάξαι</w:t>
       </w:r>
     </w:p>
     <w:p>
@@ -5334,6 +6084,21 @@
           <w:b/>
           <w:lang w:val="gu_IN" w:bidi="gu_IN"/>
         </w:rPr>
+        <w:t>ἐκείνην τὴν ἡμέραν</w:t>
+      </w:r>
+    </w:p>
+    <w:p>
+      <w:pPr/>
+      <w:r>
+        <w:rPr>
+          <w:lang w:val="gu_IN" w:bidi="gu_IN"/>
+        </w:rPr>
+      </w:r>
+      <w:r>
+        <w:rPr>
+          <w:b/>
+          <w:lang w:val="gu_IN" w:bidi="gu_IN"/>
+        </w:rPr>
         <w:t>"તે દિવસ સુધી"</w:t>
       </w:r>
     </w:p>
@@ -5422,6 +6187,21 @@
           <w:b/>
           <w:lang w:val="gu_IN" w:bidi="gu_IN"/>
         </w:rPr>
+        <w:t>ὑγιαινόντων λόγων</w:t>
+      </w:r>
+    </w:p>
+    <w:p>
+      <w:pPr/>
+      <w:r>
+        <w:rPr>
+          <w:lang w:val="gu_IN" w:bidi="gu_IN"/>
+        </w:rPr>
+      </w:r>
+      <w:r>
+        <w:rPr>
+          <w:b/>
+          <w:lang w:val="gu_IN" w:bidi="gu_IN"/>
+        </w:rPr>
         <w:t>"સ્વસ્થ શબ્દોનો"</w:t>
       </w:r>
     </w:p>
@@ -5510,6 +6290,21 @@
           <w:b/>
           <w:lang w:val="gu_IN" w:bidi="gu_IN"/>
         </w:rPr>
+        <w:t>ὑγιαινόντων λόγων</w:t>
+      </w:r>
+    </w:p>
+    <w:p>
+      <w:pPr/>
+      <w:r>
+        <w:rPr>
+          <w:lang w:val="gu_IN" w:bidi="gu_IN"/>
+        </w:rPr>
+      </w:r>
+      <w:r>
+        <w:rPr>
+          <w:b/>
+          <w:lang w:val="gu_IN" w:bidi="gu_IN"/>
+        </w:rPr>
         <w:t>"સ્વસ્થ શબ્દોનો"</w:t>
       </w:r>
     </w:p>
@@ -5699,6 +6494,21 @@
           <w:b/>
           <w:lang w:val="gu_IN" w:bidi="gu_IN"/>
         </w:rPr>
+        <w:t>τῇ ἐν Χριστῷ Ἰησοῦ</w:t>
+      </w:r>
+    </w:p>
+    <w:p>
+      <w:pPr/>
+      <w:r>
+        <w:rPr>
+          <w:lang w:val="gu_IN" w:bidi="gu_IN"/>
+        </w:rPr>
+      </w:r>
+      <w:r>
+        <w:rPr>
+          <w:b/>
+          <w:lang w:val="gu_IN" w:bidi="gu_IN"/>
+        </w:rPr>
         <w:t>"ખ્રિસ્ત ઈસુમાં &amp; વિશ્વાસ અને પ્રેમ {છે} તેની સાથે"</w:t>
       </w:r>
     </w:p>
@@ -5775,6 +6585,21 @@
           <w:b/>
           <w:lang w:val="gu_IN" w:bidi="gu_IN"/>
         </w:rPr>
+        <w:t>τῇ ἐν Χριστῷ Ἰησοῦ</w:t>
+      </w:r>
+    </w:p>
+    <w:p>
+      <w:pPr/>
+      <w:r>
+        <w:rPr>
+          <w:lang w:val="gu_IN" w:bidi="gu_IN"/>
+        </w:rPr>
+      </w:r>
+      <w:r>
+        <w:rPr>
+          <w:b/>
+          <w:lang w:val="gu_IN" w:bidi="gu_IN"/>
+        </w:rPr>
         <w:t>"ખ્રિસ્ત ઈસુમાં"</w:t>
       </w:r>
     </w:p>
@@ -5876,6 +6701,21 @@
           <w:b/>
           <w:lang w:val="gu_IN" w:bidi="gu_IN"/>
         </w:rPr>
+        <w:t>τὴν καλὴν παραθήκην φύλαξον</w:t>
+      </w:r>
+    </w:p>
+    <w:p>
+      <w:pPr/>
+      <w:r>
+        <w:rPr>
+          <w:lang w:val="gu_IN" w:bidi="gu_IN"/>
+        </w:rPr>
+      </w:r>
+      <w:r>
+        <w:rPr>
+          <w:b/>
+          <w:lang w:val="gu_IN" w:bidi="gu_IN"/>
+        </w:rPr>
         <w:t>"સારી અનામત"</w:t>
       </w:r>
     </w:p>
@@ -6040,6 +6880,21 @@
           <w:b/>
           <w:lang w:val="gu_IN" w:bidi="gu_IN"/>
         </w:rPr>
+        <w:t>τοῦ ἐνοικοῦντος ἐν ἡμῖν</w:t>
+      </w:r>
+    </w:p>
+    <w:p>
+      <w:pPr/>
+      <w:r>
+        <w:rPr>
+          <w:lang w:val="gu_IN" w:bidi="gu_IN"/>
+        </w:rPr>
+      </w:r>
+      <w:r>
+        <w:rPr>
+          <w:b/>
+          <w:lang w:val="gu_IN" w:bidi="gu_IN"/>
+        </w:rPr>
         <w:t>"સારી અનામત સાચવી રાખ"</w:t>
       </w:r>
     </w:p>
@@ -6115,6 +6970,21 @@
           <w:b/>
           <w:lang w:val="gu_IN" w:bidi="gu_IN"/>
         </w:rPr>
+        <w:t>πάντες οἱ ἐν τῇ Ἀσίᾳ</w:t>
+      </w:r>
+    </w:p>
+    <w:p>
+      <w:pPr/>
+      <w:r>
+        <w:rPr>
+          <w:lang w:val="gu_IN" w:bidi="gu_IN"/>
+        </w:rPr>
+      </w:r>
+      <w:r>
+        <w:rPr>
+          <w:b/>
+          <w:lang w:val="gu_IN" w:bidi="gu_IN"/>
+        </w:rPr>
         <w:t>"આસિયામાં જે બધા {છે} તેઓ"</w:t>
       </w:r>
     </w:p>
@@ -6197,6 +7067,21 @@
           <w:b/>
           <w:lang w:val="gu_IN" w:bidi="gu_IN"/>
         </w:rPr>
+        <w:t>ἀπεστράφησάν με</w:t>
+      </w:r>
+    </w:p>
+    <w:p>
+      <w:pPr/>
+      <w:r>
+        <w:rPr>
+          <w:lang w:val="gu_IN" w:bidi="gu_IN"/>
+        </w:rPr>
+      </w:r>
+      <w:r>
+        <w:rPr>
+          <w:b/>
+          <w:lang w:val="gu_IN" w:bidi="gu_IN"/>
+        </w:rPr>
         <w:t>"મારાથી દૂર ગયા છે"</w:t>
       </w:r>
     </w:p>
@@ -6272,6 +7157,21 @@
           <w:b/>
           <w:lang w:val="gu_IN" w:bidi="gu_IN"/>
         </w:rPr>
+        <w:t>ἀπεστράφησάν με</w:t>
+      </w:r>
+    </w:p>
+    <w:p>
+      <w:pPr/>
+      <w:r>
+        <w:rPr>
+          <w:lang w:val="gu_IN" w:bidi="gu_IN"/>
+        </w:rPr>
+      </w:r>
+      <w:r>
+        <w:rPr>
+          <w:b/>
+          <w:lang w:val="gu_IN" w:bidi="gu_IN"/>
+        </w:rPr>
         <w:t>"મારાથી દૂર ગયા છે"</w:t>
       </w:r>
     </w:p>
@@ -6572,6 +7472,21 @@
           <w:b/>
           <w:lang w:val="gu_IN" w:bidi="gu_IN"/>
         </w:rPr>
+        <w:t>τὴν ἅλυσίν μου οὐκ ἐπησχύνθη</w:t>
+      </w:r>
+    </w:p>
+    <w:p>
+      <w:pPr/>
+      <w:r>
+        <w:rPr>
+          <w:lang w:val="gu_IN" w:bidi="gu_IN"/>
+        </w:rPr>
+      </w:r>
+      <w:r>
+        <w:rPr>
+          <w:b/>
+          <w:lang w:val="gu_IN" w:bidi="gu_IN"/>
+        </w:rPr>
         <w:t>"ઓનેસિફરસના કુટુંબ પ્રત્યે"</w:t>
       </w:r>
     </w:p>
@@ -6667,6 +7582,21 @@
           <w:b/>
           <w:lang w:val="gu_IN" w:bidi="gu_IN"/>
         </w:rPr>
+        <w:t>τὴν ἅλυσίν μου</w:t>
+      </w:r>
+    </w:p>
+    <w:p>
+      <w:pPr/>
+      <w:r>
+        <w:rPr>
+          <w:lang w:val="gu_IN" w:bidi="gu_IN"/>
+        </w:rPr>
+      </w:r>
+      <w:r>
+        <w:rPr>
+          <w:b/>
+          <w:lang w:val="gu_IN" w:bidi="gu_IN"/>
+        </w:rPr>
         <w:t>"મારી સાંકળોથી શરમાયો નહોતો"</w:t>
       </w:r>
     </w:p>
@@ -6735,6 +7665,21 @@
         <w:rPr>
           <w:lang w:val="gu_IN" w:bidi="gu_IN"/>
         </w:rPr>
+      </w:r>
+    </w:p>
+    <w:p>
+      <w:pPr/>
+      <w:r>
+        <w:rPr>
+          <w:lang w:val="gu_IN" w:bidi="gu_IN"/>
+        </w:rPr>
+      </w:r>
+      <w:r>
+        <w:rPr>
+          <w:b/>
+          <w:lang w:val="gu_IN" w:bidi="gu_IN"/>
+        </w:rPr>
+        <w:t>ἀλλὰ</w:t>
       </w:r>
     </w:p>
     <w:p>
@@ -7018,6 +7963,21 @@
           <w:b/>
           <w:lang w:val="gu_IN" w:bidi="gu_IN"/>
         </w:rPr>
+        <w:t>εὑρεῖν ἔλεος παρὰ Κυρίου</w:t>
+      </w:r>
+    </w:p>
+    <w:p>
+      <w:pPr/>
+      <w:r>
+        <w:rPr>
+          <w:lang w:val="gu_IN" w:bidi="gu_IN"/>
+        </w:rPr>
+      </w:r>
+      <w:r>
+        <w:rPr>
+          <w:b/>
+          <w:lang w:val="gu_IN" w:bidi="gu_IN"/>
+        </w:rPr>
         <w:t>"પ્રભુની દયા પામવા"</w:t>
       </w:r>
     </w:p>
@@ -7119,6 +8079,21 @@
           <w:b/>
           <w:lang w:val="gu_IN" w:bidi="gu_IN"/>
         </w:rPr>
+        <w:t>εὑρεῖν ἔλεος παρὰ Κυρίου</w:t>
+      </w:r>
+    </w:p>
+    <w:p>
+      <w:pPr/>
+      <w:r>
+        <w:rPr>
+          <w:lang w:val="gu_IN" w:bidi="gu_IN"/>
+        </w:rPr>
+      </w:r>
+      <w:r>
+        <w:rPr>
+          <w:b/>
+          <w:lang w:val="gu_IN" w:bidi="gu_IN"/>
+        </w:rPr>
         <w:t>"ઈશ્વર તેને &amp; પ્રભુની દયા પામવા સહાય કરો"</w:t>
       </w:r>
     </w:p>
@@ -7207,6 +8182,21 @@
           <w:b/>
           <w:lang w:val="gu_IN" w:bidi="gu_IN"/>
         </w:rPr>
+        <w:t>ἐν ἐκείνῃ τῇ ἡμέρᾳ</w:t>
+      </w:r>
+    </w:p>
+    <w:p>
+      <w:pPr/>
+      <w:r>
+        <w:rPr>
+          <w:lang w:val="gu_IN" w:bidi="gu_IN"/>
+        </w:rPr>
+      </w:r>
+      <w:r>
+        <w:rPr>
+          <w:b/>
+          <w:lang w:val="gu_IN" w:bidi="gu_IN"/>
+        </w:rPr>
         <w:t>"તે દિવસે"</w:t>
       </w:r>
     </w:p>
@@ -7289,6 +8279,21 @@
           <w:b/>
           <w:lang w:val="gu_IN" w:bidi="gu_IN"/>
         </w:rPr>
+        <w:t>ὅσα &amp; διηκόνησεν</w:t>
+      </w:r>
+    </w:p>
+    <w:p>
+      <w:pPr/>
+      <w:r>
+        <w:rPr>
+          <w:lang w:val="gu_IN" w:bidi="gu_IN"/>
+        </w:rPr>
+      </w:r>
+      <w:r>
+        <w:rPr>
+          <w:b/>
+          <w:lang w:val="gu_IN" w:bidi="gu_IN"/>
+        </w:rPr>
         <w:t>"તેણે એફેસસમાં કેટલી બધી સેવા કરી તે તું સારી રીતે જાણે છે"</w:t>
       </w:r>
     </w:p>
@@ -7493,6 +8498,21 @@
         <w:rPr>
           <w:lang w:val="gu_IN" w:bidi="gu_IN"/>
         </w:rPr>
+      </w:r>
+    </w:p>
+    <w:p>
+      <w:pPr/>
+      <w:r>
+        <w:rPr>
+          <w:lang w:val="gu_IN" w:bidi="gu_IN"/>
+        </w:rPr>
+      </w:r>
+      <w:r>
+        <w:rPr>
+          <w:b/>
+          <w:lang w:val="gu_IN" w:bidi="gu_IN"/>
+        </w:rPr>
+        <w:t>τέκνον μου</w:t>
       </w:r>
     </w:p>
     <w:p>
@@ -7717,6 +8737,21 @@
           <w:b/>
           <w:lang w:val="gu_IN" w:bidi="gu_IN"/>
         </w:rPr>
+        <w:t>διὰ πολλῶν μαρτύρων</w:t>
+      </w:r>
+    </w:p>
+    <w:p>
+      <w:pPr/>
+      <w:r>
+        <w:rPr>
+          <w:lang w:val="gu_IN" w:bidi="gu_IN"/>
+        </w:rPr>
+      </w:r>
+      <w:r>
+        <w:rPr>
+          <w:b/>
+          <w:lang w:val="gu_IN" w:bidi="gu_IN"/>
+        </w:rPr>
         <w:t>"ઘણા સાક્ષીઓ સહિત"</w:t>
       </w:r>
     </w:p>
@@ -7792,6 +8827,21 @@
           <w:b/>
           <w:lang w:val="gu_IN" w:bidi="gu_IN"/>
         </w:rPr>
+        <w:t>ταῦτα παράθου</w:t>
+      </w:r>
+    </w:p>
+    <w:p>
+      <w:pPr/>
+      <w:r>
+        <w:rPr>
+          <w:lang w:val="gu_IN" w:bidi="gu_IN"/>
+        </w:rPr>
+      </w:r>
+      <w:r>
+        <w:rPr>
+          <w:b/>
+          <w:lang w:val="gu_IN" w:bidi="gu_IN"/>
+        </w:rPr>
         <w:t>"તે બાબતોને વિશ્વાસુ માણસોને સોંપી દે કે"</w:t>
       </w:r>
     </w:p>
@@ -7867,6 +8917,21 @@
           <w:b/>
           <w:lang w:val="gu_IN" w:bidi="gu_IN"/>
         </w:rPr>
+        <w:t>πιστοῖς ἀνθρώποις</w:t>
+      </w:r>
+    </w:p>
+    <w:p>
+      <w:pPr/>
+      <w:r>
+        <w:rPr>
+          <w:lang w:val="gu_IN" w:bidi="gu_IN"/>
+        </w:rPr>
+      </w:r>
+      <w:r>
+        <w:rPr>
+          <w:b/>
+          <w:lang w:val="gu_IN" w:bidi="gu_IN"/>
+        </w:rPr>
         <w:t>"વિશ્વાસુ માણસોને"</w:t>
       </w:r>
     </w:p>
@@ -7955,6 +9020,21 @@
           <w:b/>
           <w:lang w:val="gu_IN" w:bidi="gu_IN"/>
         </w:rPr>
+        <w:t>συνκακοπάθησον</w:t>
+      </w:r>
+    </w:p>
+    <w:p>
+      <w:pPr/>
+      <w:r>
+        <w:rPr>
+          <w:lang w:val="gu_IN" w:bidi="gu_IN"/>
+        </w:rPr>
+      </w:r>
+      <w:r>
+        <w:rPr>
+          <w:b/>
+          <w:lang w:val="gu_IN" w:bidi="gu_IN"/>
+        </w:rPr>
         <w:t>"મારી સાથે દુઃખ સહન કર"</w:t>
       </w:r>
     </w:p>
@@ -8043,6 +9123,21 @@
           <w:b/>
           <w:lang w:val="gu_IN" w:bidi="gu_IN"/>
         </w:rPr>
+        <w:t>ὡς καλὸς στρατιώτης Ἰησοῦ Χριστοῦ</w:t>
+      </w:r>
+    </w:p>
+    <w:p>
+      <w:pPr/>
+      <w:r>
+        <w:rPr>
+          <w:lang w:val="gu_IN" w:bidi="gu_IN"/>
+        </w:rPr>
+      </w:r>
+      <w:r>
+        <w:rPr>
+          <w:b/>
+          <w:lang w:val="gu_IN" w:bidi="gu_IN"/>
+        </w:rPr>
         <w:t>"ઈસુ ખ્રિસ્તના એક સારા સૈનિક તરીકે"</w:t>
       </w:r>
     </w:p>
@@ -8118,6 +9213,21 @@
           <w:b/>
           <w:lang w:val="gu_IN" w:bidi="gu_IN"/>
         </w:rPr>
+        <w:t>οὐδεὶς στρατευόμενος ἐμπλέκεται ταῖς τοῦ βίου πραγματίαις, ἵνα τῷ στρατολογήσαντι ἀρέσῃ</w:t>
+      </w:r>
+    </w:p>
+    <w:p>
+      <w:pPr/>
+      <w:r>
+        <w:rPr>
+          <w:lang w:val="gu_IN" w:bidi="gu_IN"/>
+        </w:rPr>
+      </w:r>
+      <w:r>
+        <w:rPr>
+          <w:b/>
+          <w:lang w:val="gu_IN" w:bidi="gu_IN"/>
+        </w:rPr>
         <w:t>"એક સૈનિક તરીકે સેવા બજાવતો કોઈપણ માણસ જીવનનાં કામોમાં ફસાતો નથી"</w:t>
       </w:r>
     </w:p>
@@ -8193,6 +9303,21 @@
           <w:b/>
           <w:lang w:val="gu_IN" w:bidi="gu_IN"/>
         </w:rPr>
+        <w:t>ἐμπλέκεται ταῖς τοῦ βίου πραγματίαις</w:t>
+      </w:r>
+    </w:p>
+    <w:p>
+      <w:pPr/>
+      <w:r>
+        <w:rPr>
+          <w:lang w:val="gu_IN" w:bidi="gu_IN"/>
+        </w:rPr>
+      </w:r>
+      <w:r>
+        <w:rPr>
+          <w:b/>
+          <w:lang w:val="gu_IN" w:bidi="gu_IN"/>
+        </w:rPr>
         <w:t>"જીવનનાં કામોમાં ફસાતો"</w:t>
       </w:r>
     </w:p>
@@ -8268,6 +9393,21 @@
           <w:b/>
           <w:lang w:val="gu_IN" w:bidi="gu_IN"/>
         </w:rPr>
+        <w:t>ἐμπλέκεται</w:t>
+      </w:r>
+    </w:p>
+    <w:p>
+      <w:pPr/>
+      <w:r>
+        <w:rPr>
+          <w:lang w:val="gu_IN" w:bidi="gu_IN"/>
+        </w:rPr>
+      </w:r>
+      <w:r>
+        <w:rPr>
+          <w:b/>
+          <w:lang w:val="gu_IN" w:bidi="gu_IN"/>
+        </w:rPr>
         <w:t>"જીવનનાં કામોમાં ફસાતો"</w:t>
       </w:r>
     </w:p>
@@ -8343,6 +9483,21 @@
           <w:b/>
           <w:lang w:val="gu_IN" w:bidi="gu_IN"/>
         </w:rPr>
+        <w:t>ταῖς τοῦ βίου πραγματίαις</w:t>
+      </w:r>
+    </w:p>
+    <w:p>
+      <w:pPr/>
+      <w:r>
+        <w:rPr>
+          <w:lang w:val="gu_IN" w:bidi="gu_IN"/>
+        </w:rPr>
+      </w:r>
+      <w:r>
+        <w:rPr>
+          <w:b/>
+          <w:lang w:val="gu_IN" w:bidi="gu_IN"/>
+        </w:rPr>
         <w:t>"જીવનનાં"</w:t>
       </w:r>
     </w:p>
@@ -8488,6 +9643,21 @@
           <w:b/>
           <w:lang w:val="gu_IN" w:bidi="gu_IN"/>
         </w:rPr>
+        <w:t>ἐὰν &amp; ἀθλῇ τις, οὐ στεφανοῦται, ἐὰν μὴ νομίμως ἀθλήσῃ</w:t>
+      </w:r>
+    </w:p>
+    <w:p>
+      <w:pPr/>
+      <w:r>
+        <w:rPr>
+          <w:lang w:val="gu_IN" w:bidi="gu_IN"/>
+        </w:rPr>
+      </w:r>
+      <w:r>
+        <w:rPr>
+          <w:b/>
+          <w:lang w:val="gu_IN" w:bidi="gu_IN"/>
+        </w:rPr>
         <w:t>"જો કોઈ માણસ સ્પર્ધા કરે, જો તેણે નિયમાનુસાર સ્પર્ધા કરી ના હોય તો તેને તાજ પહેરાવવામાં આવતો નથી"</w:t>
       </w:r>
     </w:p>
@@ -8651,6 +9821,21 @@
           <w:b/>
           <w:lang w:val="gu_IN" w:bidi="gu_IN"/>
         </w:rPr>
+        <w:t>ἀθλῇ</w:t>
+      </w:r>
+    </w:p>
+    <w:p>
+      <w:pPr/>
+      <w:r>
+        <w:rPr>
+          <w:lang w:val="gu_IN" w:bidi="gu_IN"/>
+        </w:rPr>
+      </w:r>
+      <w:r>
+        <w:rPr>
+          <w:b/>
+          <w:lang w:val="gu_IN" w:bidi="gu_IN"/>
+        </w:rPr>
         <w:t>"જો કોઈ માણસ સ્પર્ધા કરે"</w:t>
       </w:r>
     </w:p>
@@ -8802,6 +9987,21 @@
           <w:b/>
           <w:lang w:val="gu_IN" w:bidi="gu_IN"/>
         </w:rPr>
+        <w:t>οὐ στεφανοῦται</w:t>
+      </w:r>
+    </w:p>
+    <w:p>
+      <w:pPr/>
+      <w:r>
+        <w:rPr>
+          <w:lang w:val="gu_IN" w:bidi="gu_IN"/>
+        </w:rPr>
+      </w:r>
+      <w:r>
+        <w:rPr>
+          <w:b/>
+          <w:lang w:val="gu_IN" w:bidi="gu_IN"/>
+        </w:rPr>
         <w:t>"તેને તાજ પહેરાવવામાં આવતો નથી"</w:t>
       </w:r>
     </w:p>
@@ -8877,6 +10077,21 @@
           <w:b/>
           <w:lang w:val="gu_IN" w:bidi="gu_IN"/>
         </w:rPr>
+        <w:t>οὐ στεφανοῦται</w:t>
+      </w:r>
+    </w:p>
+    <w:p>
+      <w:pPr/>
+      <w:r>
+        <w:rPr>
+          <w:lang w:val="gu_IN" w:bidi="gu_IN"/>
+        </w:rPr>
+      </w:r>
+      <w:r>
+        <w:rPr>
+          <w:b/>
+          <w:lang w:val="gu_IN" w:bidi="gu_IN"/>
+        </w:rPr>
         <w:t>"તેને તાજ પહેરાવવામાં આવતો નથી"</w:t>
       </w:r>
     </w:p>
@@ -8952,6 +10167,21 @@
           <w:b/>
           <w:lang w:val="gu_IN" w:bidi="gu_IN"/>
         </w:rPr>
+        <w:t>μὴ νομίμως ἀθλήσῃ</w:t>
+      </w:r>
+    </w:p>
+    <w:p>
+      <w:pPr/>
+      <w:r>
+        <w:rPr>
+          <w:lang w:val="gu_IN" w:bidi="gu_IN"/>
+        </w:rPr>
+      </w:r>
+      <w:r>
+        <w:rPr>
+          <w:b/>
+          <w:lang w:val="gu_IN" w:bidi="gu_IN"/>
+        </w:rPr>
         <w:t>"તેણે નિયમાનુસાર સ્પર્ધા કરી ના હોય તો"</w:t>
       </w:r>
     </w:p>
@@ -9027,6 +10257,21 @@
           <w:b/>
           <w:lang w:val="gu_IN" w:bidi="gu_IN"/>
         </w:rPr>
+        <w:t>τὸν κοπιῶντα γεωργὸν δεῖ πρῶτον τῶν καρπῶν μεταλαμβάνειν</w:t>
+      </w:r>
+    </w:p>
+    <w:p>
+      <w:pPr/>
+      <w:r>
+        <w:rPr>
+          <w:lang w:val="gu_IN" w:bidi="gu_IN"/>
+        </w:rPr>
+      </w:r>
+      <w:r>
+        <w:rPr>
+          <w:b/>
+          <w:lang w:val="gu_IN" w:bidi="gu_IN"/>
+        </w:rPr>
         <w:t>"ફસલમાં પ્રથમ હિસ્સો પરિશ્રમ કરનાર ખેડૂતને મળવો જોઈએ"</w:t>
       </w:r>
     </w:p>
@@ -9102,6 +10347,21 @@
           <w:b/>
           <w:lang w:val="gu_IN" w:bidi="gu_IN"/>
         </w:rPr>
+        <w:t>πρῶτον τῶν καρπῶν μεταλαμβάνειν</w:t>
+      </w:r>
+    </w:p>
+    <w:p>
+      <w:pPr/>
+      <w:r>
+        <w:rPr>
+          <w:lang w:val="gu_IN" w:bidi="gu_IN"/>
+        </w:rPr>
+      </w:r>
+      <w:r>
+        <w:rPr>
+          <w:b/>
+          <w:lang w:val="gu_IN" w:bidi="gu_IN"/>
+        </w:rPr>
         <w:t>"ફસલમાં પ્રથમ હિસ્સો &amp; મળવો જોઈએ"</w:t>
       </w:r>
     </w:p>
@@ -9163,6 +10423,21 @@
         <w:rPr>
           <w:lang w:val="gu_IN" w:bidi="gu_IN"/>
         </w:rPr>
+      </w:r>
+    </w:p>
+    <w:p>
+      <w:pPr/>
+      <w:r>
+        <w:rPr>
+          <w:lang w:val="gu_IN" w:bidi="gu_IN"/>
+        </w:rPr>
+      </w:r>
+      <w:r>
+        <w:rPr>
+          <w:b/>
+          <w:lang w:val="gu_IN" w:bidi="gu_IN"/>
+        </w:rPr>
+        <w:t>νόει ὃ λέγω</w:t>
       </w:r>
     </w:p>
     <w:p>
@@ -9259,6 +10534,21 @@
           <w:b/>
           <w:lang w:val="gu_IN" w:bidi="gu_IN"/>
         </w:rPr>
+        <w:t>δώσει &amp; σοι &amp; σύνεσιν</w:t>
+      </w:r>
+    </w:p>
+    <w:p>
+      <w:pPr/>
+      <w:r>
+        <w:rPr>
+          <w:lang w:val="gu_IN" w:bidi="gu_IN"/>
+        </w:rPr>
+      </w:r>
+      <w:r>
+        <w:rPr>
+          <w:b/>
+          <w:lang w:val="gu_IN" w:bidi="gu_IN"/>
+        </w:rPr>
         <w:t>"હું જે કહી રહ્યો છું તેના વિષે વિચાર"</w:t>
       </w:r>
     </w:p>
@@ -9347,6 +10637,21 @@
           <w:b/>
           <w:lang w:val="gu_IN" w:bidi="gu_IN"/>
         </w:rPr>
+        <w:t>ἐν πᾶσιν</w:t>
+      </w:r>
+    </w:p>
+    <w:p>
+      <w:pPr/>
+      <w:r>
+        <w:rPr>
+          <w:lang w:val="gu_IN" w:bidi="gu_IN"/>
+        </w:rPr>
+      </w:r>
+      <w:r>
+        <w:rPr>
+          <w:b/>
+          <w:lang w:val="gu_IN" w:bidi="gu_IN"/>
+        </w:rPr>
         <w:t>"સર્વ બાબતોમાં"</w:t>
       </w:r>
     </w:p>
@@ -9435,6 +10740,21 @@
           <w:b/>
           <w:lang w:val="gu_IN" w:bidi="gu_IN"/>
         </w:rPr>
+        <w:t>ἐγηγερμένον</w:t>
+      </w:r>
+    </w:p>
+    <w:p>
+      <w:pPr/>
+      <w:r>
+        <w:rPr>
+          <w:lang w:val="gu_IN" w:bidi="gu_IN"/>
+        </w:rPr>
+      </w:r>
+      <w:r>
+        <w:rPr>
+          <w:b/>
+          <w:lang w:val="gu_IN" w:bidi="gu_IN"/>
+        </w:rPr>
         <w:t>"મૂએલાંમાંથી ઉઠાડવામાં આવેલા"</w:t>
       </w:r>
     </w:p>
@@ -9523,6 +10843,21 @@
           <w:b/>
           <w:lang w:val="gu_IN" w:bidi="gu_IN"/>
         </w:rPr>
+        <w:t>ἐγηγερμένον</w:t>
+      </w:r>
+    </w:p>
+    <w:p>
+      <w:pPr/>
+      <w:r>
+        <w:rPr>
+          <w:lang w:val="gu_IN" w:bidi="gu_IN"/>
+        </w:rPr>
+      </w:r>
+      <w:r>
+        <w:rPr>
+          <w:b/>
+          <w:lang w:val="gu_IN" w:bidi="gu_IN"/>
+        </w:rPr>
         <w:t>"મૂએલાંમાંથી ઉઠાડવામાં આવેલા"</w:t>
       </w:r>
     </w:p>
@@ -9598,6 +10933,21 @@
           <w:b/>
           <w:lang w:val="gu_IN" w:bidi="gu_IN"/>
         </w:rPr>
+        <w:t>ἐκ σπέρματος Δαυείδ</w:t>
+      </w:r>
+    </w:p>
+    <w:p>
+      <w:pPr/>
+      <w:r>
+        <w:rPr>
+          <w:lang w:val="gu_IN" w:bidi="gu_IN"/>
+        </w:rPr>
+      </w:r>
+      <w:r>
+        <w:rPr>
+          <w:b/>
+          <w:lang w:val="gu_IN" w:bidi="gu_IN"/>
+        </w:rPr>
         <w:t>"દાઉદના સંતાન"</w:t>
       </w:r>
     </w:p>
@@ -9686,6 +11036,21 @@
           <w:b/>
           <w:lang w:val="gu_IN" w:bidi="gu_IN"/>
         </w:rPr>
+        <w:t>κατὰ τὸ εὐαγγέλιόν μου</w:t>
+      </w:r>
+    </w:p>
+    <w:p>
+      <w:pPr/>
+      <w:r>
+        <w:rPr>
+          <w:lang w:val="gu_IN" w:bidi="gu_IN"/>
+        </w:rPr>
+      </w:r>
+      <w:r>
+        <w:rPr>
+          <w:b/>
+          <w:lang w:val="gu_IN" w:bidi="gu_IN"/>
+        </w:rPr>
         <w:t>"મારી સુવાર્તા અનુસાર"</w:t>
       </w:r>
     </w:p>
@@ -9768,6 +11133,21 @@
           <w:b/>
           <w:lang w:val="gu_IN" w:bidi="gu_IN"/>
         </w:rPr>
+        <w:t>μέχρι δεσμῶν</w:t>
+      </w:r>
+    </w:p>
+    <w:p>
+      <w:pPr/>
+      <w:r>
+        <w:rPr>
+          <w:lang w:val="gu_IN" w:bidi="gu_IN"/>
+        </w:rPr>
+      </w:r>
+      <w:r>
+        <w:rPr>
+          <w:b/>
+          <w:lang w:val="gu_IN" w:bidi="gu_IN"/>
+        </w:rPr>
         <w:t>"સાંકળોમાં"</w:t>
       </w:r>
     </w:p>
@@ -9843,6 +11223,21 @@
           <w:b/>
           <w:lang w:val="gu_IN" w:bidi="gu_IN"/>
         </w:rPr>
+        <w:t>ὡς κακοῦργος</w:t>
+      </w:r>
+    </w:p>
+    <w:p>
+      <w:pPr/>
+      <w:r>
+        <w:rPr>
+          <w:lang w:val="gu_IN" w:bidi="gu_IN"/>
+        </w:rPr>
+      </w:r>
+      <w:r>
+        <w:rPr>
+          <w:b/>
+          <w:lang w:val="gu_IN" w:bidi="gu_IN"/>
+        </w:rPr>
         <w:t>"એક ગુનેગારની જેમ"</w:t>
       </w:r>
     </w:p>
@@ -9918,6 +11313,21 @@
           <w:b/>
           <w:lang w:val="gu_IN" w:bidi="gu_IN"/>
         </w:rPr>
+        <w:t>ὁ λόγος τοῦ Θεοῦ οὐ δέδεται</w:t>
+      </w:r>
+    </w:p>
+    <w:p>
+      <w:pPr/>
+      <w:r>
+        <w:rPr>
+          <w:lang w:val="gu_IN" w:bidi="gu_IN"/>
+        </w:rPr>
+      </w:r>
+      <w:r>
+        <w:rPr>
+          <w:b/>
+          <w:lang w:val="gu_IN" w:bidi="gu_IN"/>
+        </w:rPr>
         <w:t>"ઈશ્વરનું વચન બંધનમાં નથી"</w:t>
       </w:r>
     </w:p>
@@ -10006,6 +11416,21 @@
           <w:b/>
           <w:lang w:val="gu_IN" w:bidi="gu_IN"/>
         </w:rPr>
+        <w:t>ὁ λόγος τοῦ Θεοῦ οὐ δέδεται</w:t>
+      </w:r>
+    </w:p>
+    <w:p>
+      <w:pPr/>
+      <w:r>
+        <w:rPr>
+          <w:lang w:val="gu_IN" w:bidi="gu_IN"/>
+        </w:rPr>
+      </w:r>
+      <w:r>
+        <w:rPr>
+          <w:b/>
+          <w:lang w:val="gu_IN" w:bidi="gu_IN"/>
+        </w:rPr>
         <w:t>"ઈશ્વરનું વચન બંધનમાં નથી"</w:t>
       </w:r>
     </w:p>
@@ -10081,6 +11506,21 @@
           <w:b/>
           <w:lang w:val="gu_IN" w:bidi="gu_IN"/>
         </w:rPr>
+        <w:t>ὁ λόγος</w:t>
+      </w:r>
+    </w:p>
+    <w:p>
+      <w:pPr/>
+      <w:r>
+        <w:rPr>
+          <w:lang w:val="gu_IN" w:bidi="gu_IN"/>
+        </w:rPr>
+      </w:r>
+      <w:r>
+        <w:rPr>
+          <w:b/>
+          <w:lang w:val="gu_IN" w:bidi="gu_IN"/>
+        </w:rPr>
         <w:t>"ઈશ્વરનું વચન"</w:t>
       </w:r>
     </w:p>
@@ -10169,6 +11609,21 @@
           <w:b/>
           <w:lang w:val="gu_IN" w:bidi="gu_IN"/>
         </w:rPr>
+        <w:t>πάντα ὑπομένω</w:t>
+      </w:r>
+    </w:p>
+    <w:p>
+      <w:pPr/>
+      <w:r>
+        <w:rPr>
+          <w:lang w:val="gu_IN" w:bidi="gu_IN"/>
+        </w:rPr>
+      </w:r>
+      <w:r>
+        <w:rPr>
+          <w:b/>
+          <w:lang w:val="gu_IN" w:bidi="gu_IN"/>
+        </w:rPr>
         <w:t>"હું &amp; બધી બાબતો સહન કરું છું"</w:t>
       </w:r>
     </w:p>
@@ -10257,6 +11712,21 @@
           <w:b/>
           <w:lang w:val="gu_IN" w:bidi="gu_IN"/>
         </w:rPr>
+        <w:t>τοὺς ἐκλεκτούς</w:t>
+      </w:r>
+    </w:p>
+    <w:p>
+      <w:pPr/>
+      <w:r>
+        <w:rPr>
+          <w:lang w:val="gu_IN" w:bidi="gu_IN"/>
+        </w:rPr>
+      </w:r>
+      <w:r>
+        <w:rPr>
+          <w:b/>
+          <w:lang w:val="gu_IN" w:bidi="gu_IN"/>
+        </w:rPr>
         <w:t>"પસંદ કરાયેલાઓની ખાતર"</w:t>
       </w:r>
     </w:p>
@@ -10427,6 +11897,21 @@
           <w:b/>
           <w:lang w:val="gu_IN" w:bidi="gu_IN"/>
         </w:rPr>
+        <w:t>τῆς ἐν Χριστῷ Ἰησοῦ</w:t>
+      </w:r>
+    </w:p>
+    <w:p>
+      <w:pPr/>
+      <w:r>
+        <w:rPr>
+          <w:lang w:val="gu_IN" w:bidi="gu_IN"/>
+        </w:rPr>
+      </w:r>
+      <w:r>
+        <w:rPr>
+          <w:b/>
+          <w:lang w:val="gu_IN" w:bidi="gu_IN"/>
+        </w:rPr>
         <w:t>"જે ઉદ્ધાર ખ્રિસ્ત ઈસુમાં {છે} એ પણ તેઓ &amp; પામે"</w:t>
       </w:r>
     </w:p>
@@ -10497,6 +11982,21 @@
           <w:b/>
           <w:lang w:val="gu_IN" w:bidi="gu_IN"/>
         </w:rPr>
+        <w:t>μετὰ δόξης αἰωνίου</w:t>
+      </w:r>
+    </w:p>
+    <w:p>
+      <w:pPr/>
+      <w:r>
+        <w:rPr>
+          <w:lang w:val="gu_IN" w:bidi="gu_IN"/>
+        </w:rPr>
+      </w:r>
+      <w:r>
+        <w:rPr>
+          <w:b/>
+          <w:lang w:val="gu_IN" w:bidi="gu_IN"/>
+        </w:rPr>
         <w:t>"અનંતકાળિક મહિમા સહિત"</w:t>
       </w:r>
     </w:p>
@@ -10597,6 +12097,21 @@
         <w:rPr>
           <w:lang w:val="gu_IN" w:bidi="gu_IN"/>
         </w:rPr>
+      </w:r>
+    </w:p>
+    <w:p>
+      <w:pPr/>
+      <w:r>
+        <w:rPr>
+          <w:lang w:val="gu_IN" w:bidi="gu_IN"/>
+        </w:rPr>
+      </w:r>
+      <w:r>
+        <w:rPr>
+          <w:b/>
+          <w:lang w:val="gu_IN" w:bidi="gu_IN"/>
+        </w:rPr>
+        <w:t>πιστὸς ὁ λόγος</w:t>
       </w:r>
     </w:p>
     <w:p>
@@ -10705,6 +12220,21 @@
           <w:b/>
           <w:lang w:val="gu_IN" w:bidi="gu_IN"/>
         </w:rPr>
+        <w:t>γὰρ</w:t>
+      </w:r>
+    </w:p>
+    <w:p>
+      <w:pPr/>
+      <w:r>
+        <w:rPr>
+          <w:lang w:val="gu_IN" w:bidi="gu_IN"/>
+        </w:rPr>
+      </w:r>
+      <w:r>
+        <w:rPr>
+          <w:b/>
+          <w:lang w:val="gu_IN" w:bidi="gu_IN"/>
+        </w:rPr>
         <w:t>"કેમ કે જો આપણે તેમની સાથે મર્યા, તો આપણે તેમની સાથે જીવીશું પણ"</w:t>
       </w:r>
     </w:p>
@@ -10798,6 +12328,21 @@
           <w:b/>
           <w:lang w:val="gu_IN" w:bidi="gu_IN"/>
         </w:rPr>
+        <w:t>συναπεθάνομεν</w:t>
+      </w:r>
+    </w:p>
+    <w:p>
+      <w:pPr/>
+      <w:r>
+        <w:rPr>
+          <w:lang w:val="gu_IN" w:bidi="gu_IN"/>
+        </w:rPr>
+      </w:r>
+      <w:r>
+        <w:rPr>
+          <w:b/>
+          <w:lang w:val="gu_IN" w:bidi="gu_IN"/>
+        </w:rPr>
         <w:t>"જો આપણે તેમની સાથે મર્યા"</w:t>
       </w:r>
     </w:p>
@@ -10859,6 +12404,21 @@
         <w:rPr>
           <w:lang w:val="gu_IN" w:bidi="gu_IN"/>
         </w:rPr>
+      </w:r>
+    </w:p>
+    <w:p>
+      <w:pPr/>
+      <w:r>
+        <w:rPr>
+          <w:lang w:val="gu_IN" w:bidi="gu_IN"/>
+        </w:rPr>
+      </w:r>
+      <w:r>
+        <w:rPr>
+          <w:b/>
+          <w:lang w:val="gu_IN" w:bidi="gu_IN"/>
+        </w:rPr>
+        <w:t>καὶ συνζήσομεν</w:t>
       </w:r>
     </w:p>
     <w:p>
@@ -11060,6 +12620,21 @@
           <w:b/>
           <w:lang w:val="gu_IN" w:bidi="gu_IN"/>
         </w:rPr>
+        <w:t>ἀρνησόμεθα</w:t>
+      </w:r>
+    </w:p>
+    <w:p>
+      <w:pPr/>
+      <w:r>
+        <w:rPr>
+          <w:lang w:val="gu_IN" w:bidi="gu_IN"/>
+        </w:rPr>
+      </w:r>
+      <w:r>
+        <w:rPr>
+          <w:b/>
+          <w:lang w:val="gu_IN" w:bidi="gu_IN"/>
+        </w:rPr>
         <w:t>"જો આપણે તેમનો નકાર કરીએ"</w:t>
       </w:r>
     </w:p>
@@ -11149,6 +12724,21 @@
           <w:b/>
           <w:lang w:val="gu_IN" w:bidi="gu_IN"/>
         </w:rPr>
+        <w:t>κἀκεῖνος ἀρνήσεται ἡμᾶς</w:t>
+      </w:r>
+    </w:p>
+    <w:p>
+      <w:pPr/>
+      <w:r>
+        <w:rPr>
+          <w:lang w:val="gu_IN" w:bidi="gu_IN"/>
+        </w:rPr>
+      </w:r>
+      <w:r>
+        <w:rPr>
+          <w:b/>
+          <w:lang w:val="gu_IN" w:bidi="gu_IN"/>
+        </w:rPr>
         <w:t>"તો તેઓ પણ આપણો નકાર કરશે"</w:t>
       </w:r>
     </w:p>
@@ -11219,6 +12809,21 @@
           <w:b/>
           <w:lang w:val="gu_IN" w:bidi="gu_IN"/>
         </w:rPr>
+        <w:t>ἀπιστοῦμεν</w:t>
+      </w:r>
+    </w:p>
+    <w:p>
+      <w:pPr/>
+      <w:r>
+        <w:rPr>
+          <w:lang w:val="gu_IN" w:bidi="gu_IN"/>
+        </w:rPr>
+      </w:r>
+      <w:r>
+        <w:rPr>
+          <w:b/>
+          <w:lang w:val="gu_IN" w:bidi="gu_IN"/>
+        </w:rPr>
         <w:t>"જો આપણે અવિશ્વાસુ છીએ, તો"</w:t>
       </w:r>
     </w:p>
@@ -11295,6 +12900,21 @@
           <w:b/>
           <w:lang w:val="gu_IN" w:bidi="gu_IN"/>
         </w:rPr>
+        <w:t>ἐκεῖνος πιστὸς μένει</w:t>
+      </w:r>
+    </w:p>
+    <w:p>
+      <w:pPr/>
+      <w:r>
+        <w:rPr>
+          <w:lang w:val="gu_IN" w:bidi="gu_IN"/>
+        </w:rPr>
+      </w:r>
+      <w:r>
+        <w:rPr>
+          <w:b/>
+          <w:lang w:val="gu_IN" w:bidi="gu_IN"/>
+        </w:rPr>
         <w:t>"તેઓ વિશ્વાસુ રહે છે"</w:t>
       </w:r>
     </w:p>
@@ -11370,6 +12990,21 @@
           <w:b/>
           <w:lang w:val="gu_IN" w:bidi="gu_IN"/>
         </w:rPr>
+        <w:t>ἀρνήσασθαι &amp; ἑαυτὸν οὐ δύναται</w:t>
+      </w:r>
+    </w:p>
+    <w:p>
+      <w:pPr/>
+      <w:r>
+        <w:rPr>
+          <w:lang w:val="gu_IN" w:bidi="gu_IN"/>
+        </w:rPr>
+      </w:r>
+      <w:r>
+        <w:rPr>
+          <w:b/>
+          <w:lang w:val="gu_IN" w:bidi="gu_IN"/>
+        </w:rPr>
         <w:t>"તેઓ પોતાનો નકાર કરવા સક્ષમ નથી"</w:t>
       </w:r>
     </w:p>
@@ -11446,6 +13081,21 @@
           <w:b/>
           <w:lang w:val="gu_IN" w:bidi="gu_IN"/>
         </w:rPr>
+        <w:t>ὑπομίμνῃσκε</w:t>
+      </w:r>
+    </w:p>
+    <w:p>
+      <w:pPr/>
+      <w:r>
+        <w:rPr>
+          <w:lang w:val="gu_IN" w:bidi="gu_IN"/>
+        </w:rPr>
+      </w:r>
+      <w:r>
+        <w:rPr>
+          <w:b/>
+          <w:lang w:val="gu_IN" w:bidi="gu_IN"/>
+        </w:rPr>
         <w:t>"તેમને યાદ કરાવ"</w:t>
       </w:r>
     </w:p>
@@ -11604,6 +13254,21 @@
           <w:b/>
           <w:lang w:val="gu_IN" w:bidi="gu_IN"/>
         </w:rPr>
+        <w:t>τοῦ Θεοῦ</w:t>
+      </w:r>
+    </w:p>
+    <w:p>
+      <w:pPr/>
+      <w:r>
+        <w:rPr>
+          <w:lang w:val="gu_IN" w:bidi="gu_IN"/>
+        </w:rPr>
+      </w:r>
+      <w:r>
+        <w:rPr>
+          <w:b/>
+          <w:lang w:val="gu_IN" w:bidi="gu_IN"/>
+        </w:rPr>
         <w:t>"ઈશ્વર સમક્ષ"</w:t>
       </w:r>
     </w:p>
@@ -11679,6 +13344,21 @@
           <w:b/>
           <w:lang w:val="gu_IN" w:bidi="gu_IN"/>
         </w:rPr>
+        <w:t>μὴ λογομαχεῖν</w:t>
+      </w:r>
+    </w:p>
+    <w:p>
+      <w:pPr/>
+      <w:r>
+        <w:rPr>
+          <w:lang w:val="gu_IN" w:bidi="gu_IN"/>
+        </w:rPr>
+      </w:r>
+      <w:r>
+        <w:rPr>
+          <w:b/>
+          <w:lang w:val="gu_IN" w:bidi="gu_IN"/>
+        </w:rPr>
         <w:t>"શબ્દો વિષે ઝઘડા ના કરવા"</w:t>
       </w:r>
     </w:p>
@@ -11855,6 +13535,21 @@
           <w:b/>
           <w:lang w:val="gu_IN" w:bidi="gu_IN"/>
         </w:rPr>
+        <w:t>ἐπὶ καταστροφῇ τῶν ἀκουόντων</w:t>
+      </w:r>
+    </w:p>
+    <w:p>
+      <w:pPr/>
+      <w:r>
+        <w:rPr>
+          <w:lang w:val="gu_IN" w:bidi="gu_IN"/>
+        </w:rPr>
+      </w:r>
+      <w:r>
+        <w:rPr>
+          <w:b/>
+          <w:lang w:val="gu_IN" w:bidi="gu_IN"/>
+        </w:rPr>
         <w:t>"જેઓ સાંભળે છે તેમના માટે વિનાશરૂપ છે"</w:t>
       </w:r>
     </w:p>
@@ -11943,6 +13638,21 @@
           <w:b/>
           <w:lang w:val="gu_IN" w:bidi="gu_IN"/>
         </w:rPr>
+        <w:t>σπούδασον σεαυτὸν, δόκιμον παραστῆσαι τῷ Θεῷ</w:t>
+      </w:r>
+    </w:p>
+    <w:p>
+      <w:pPr/>
+      <w:r>
+        <w:rPr>
+          <w:lang w:val="gu_IN" w:bidi="gu_IN"/>
+        </w:rPr>
+      </w:r>
+      <w:r>
+        <w:rPr>
+          <w:b/>
+          <w:lang w:val="gu_IN" w:bidi="gu_IN"/>
+        </w:rPr>
         <w:t>"પોતાને, ઈશ્વરને પસંદ એવો &amp; તેવો રજૂ થવા યત્ન કર"</w:t>
       </w:r>
     </w:p>
@@ -12006,6 +13716,21 @@
           <w:b/>
           <w:lang w:val="gu_IN" w:bidi="gu_IN"/>
         </w:rPr>
+        <w:t>ἐργάτην</w:t>
+      </w:r>
+    </w:p>
+    <w:p>
+      <w:pPr/>
+      <w:r>
+        <w:rPr>
+          <w:lang w:val="gu_IN" w:bidi="gu_IN"/>
+        </w:rPr>
+      </w:r>
+      <w:r>
+        <w:rPr>
+          <w:b/>
+          <w:lang w:val="gu_IN" w:bidi="gu_IN"/>
+        </w:rPr>
         <w:t>"એક સેવક કે જેને શરમાવાનું કોઈ કારણ નથી"</w:t>
       </w:r>
     </w:p>
@@ -12067,6 +13792,21 @@
         <w:rPr>
           <w:lang w:val="gu_IN" w:bidi="gu_IN"/>
         </w:rPr>
+      </w:r>
+    </w:p>
+    <w:p>
+      <w:pPr/>
+      <w:r>
+        <w:rPr>
+          <w:lang w:val="gu_IN" w:bidi="gu_IN"/>
+        </w:rPr>
+      </w:r>
+      <w:r>
+        <w:rPr>
+          <w:b/>
+          <w:lang w:val="gu_IN" w:bidi="gu_IN"/>
+        </w:rPr>
+        <w:t>ὀρθοτομοῦντα τὸν λόγον τῆς ἀληθείας</w:t>
       </w:r>
     </w:p>
     <w:p>
@@ -12218,6 +13958,21 @@
           <w:b/>
           <w:lang w:val="gu_IN" w:bidi="gu_IN"/>
         </w:rPr>
+        <w:t>τὸν λόγον τῆς ἀληθείας</w:t>
+      </w:r>
+    </w:p>
+    <w:p>
+      <w:pPr/>
+      <w:r>
+        <w:rPr>
+          <w:lang w:val="gu_IN" w:bidi="gu_IN"/>
+        </w:rPr>
+      </w:r>
+      <w:r>
+        <w:rPr>
+          <w:b/>
+          <w:lang w:val="gu_IN" w:bidi="gu_IN"/>
+        </w:rPr>
         <w:t>"જે સત્યનું વચન"</w:t>
       </w:r>
     </w:p>
@@ -12306,6 +14061,21 @@
           <w:b/>
           <w:lang w:val="gu_IN" w:bidi="gu_IN"/>
         </w:rPr>
+        <w:t>τὸν λόγον</w:t>
+      </w:r>
+    </w:p>
+    <w:p>
+      <w:pPr/>
+      <w:r>
+        <w:rPr>
+          <w:lang w:val="gu_IN" w:bidi="gu_IN"/>
+        </w:rPr>
+      </w:r>
+      <w:r>
+        <w:rPr>
+          <w:b/>
+          <w:lang w:val="gu_IN" w:bidi="gu_IN"/>
+        </w:rPr>
         <w:t>"જે સત્યનું વચન"</w:t>
       </w:r>
     </w:p>
@@ -12394,6 +14164,21 @@
           <w:b/>
           <w:lang w:val="gu_IN" w:bidi="gu_IN"/>
         </w:rPr>
+        <w:t>ἐπὶ πλεῖον &amp; προκόψουσιν ἀσεβείας</w:t>
+      </w:r>
+    </w:p>
+    <w:p>
+      <w:pPr/>
+      <w:r>
+        <w:rPr>
+          <w:lang w:val="gu_IN" w:bidi="gu_IN"/>
+        </w:rPr>
+      </w:r>
+      <w:r>
+        <w:rPr>
+          <w:b/>
+          <w:lang w:val="gu_IN" w:bidi="gu_IN"/>
+        </w:rPr>
         <w:t>"તેઓ વધારે અધર્મીપણામાં દોરી જશે"</w:t>
       </w:r>
     </w:p>
@@ -12469,6 +14254,21 @@
           <w:b/>
           <w:lang w:val="gu_IN" w:bidi="gu_IN"/>
         </w:rPr>
+        <w:t>ὁ λόγος αὐτῶν</w:t>
+      </w:r>
+    </w:p>
+    <w:p>
+      <w:pPr/>
+      <w:r>
+        <w:rPr>
+          <w:lang w:val="gu_IN" w:bidi="gu_IN"/>
+        </w:rPr>
+      </w:r>
+      <w:r>
+        <w:rPr>
+          <w:b/>
+          <w:lang w:val="gu_IN" w:bidi="gu_IN"/>
+        </w:rPr>
         <w:t>"તેમના શબ્દો"</w:t>
       </w:r>
     </w:p>
@@ -12557,6 +14357,21 @@
           <w:b/>
           <w:lang w:val="gu_IN" w:bidi="gu_IN"/>
         </w:rPr>
+        <w:t>ὡς γάγγραινα νομὴν ἕξει</w:t>
+      </w:r>
+    </w:p>
+    <w:p>
+      <w:pPr/>
+      <w:r>
+        <w:rPr>
+          <w:lang w:val="gu_IN" w:bidi="gu_IN"/>
+        </w:rPr>
+      </w:r>
+      <w:r>
+        <w:rPr>
+          <w:b/>
+          <w:lang w:val="gu_IN" w:bidi="gu_IN"/>
+        </w:rPr>
         <w:t>"તેમના શબ્દો સડાની જેમ ફેલાતા જશે"</w:t>
       </w:r>
     </w:p>
@@ -12632,6 +14447,21 @@
           <w:b/>
           <w:lang w:val="gu_IN" w:bidi="gu_IN"/>
         </w:rPr>
+        <w:t>γάγγραινα</w:t>
+      </w:r>
+    </w:p>
+    <w:p>
+      <w:pPr/>
+      <w:r>
+        <w:rPr>
+          <w:lang w:val="gu_IN" w:bidi="gu_IN"/>
+        </w:rPr>
+      </w:r>
+      <w:r>
+        <w:rPr>
+          <w:b/>
+          <w:lang w:val="gu_IN" w:bidi="gu_IN"/>
+        </w:rPr>
         <w:t>"સડાની જેમ"</w:t>
       </w:r>
     </w:p>
@@ -12802,6 +14632,21 @@
           <w:b/>
           <w:lang w:val="gu_IN" w:bidi="gu_IN"/>
         </w:rPr>
+        <w:t>περὶ τὴν ἀλήθειαν ἠστόχησαν</w:t>
+      </w:r>
+    </w:p>
+    <w:p>
+      <w:pPr/>
+      <w:r>
+        <w:rPr>
+          <w:lang w:val="gu_IN" w:bidi="gu_IN"/>
+        </w:rPr>
+      </w:r>
+      <w:r>
+        <w:rPr>
+          <w:b/>
+          <w:lang w:val="gu_IN" w:bidi="gu_IN"/>
+        </w:rPr>
         <w:t>"કે જેઓ સત્ય સંબંધીનું નિશાન ચૂકી ગયા છે, અને કહે છે કે"</w:t>
       </w:r>
     </w:p>
@@ -12890,6 +14735,21 @@
           <w:b/>
           <w:lang w:val="gu_IN" w:bidi="gu_IN"/>
         </w:rPr>
+        <w:t>περὶ τὴν ἀλήθειαν</w:t>
+      </w:r>
+    </w:p>
+    <w:p>
+      <w:pPr/>
+      <w:r>
+        <w:rPr>
+          <w:lang w:val="gu_IN" w:bidi="gu_IN"/>
+        </w:rPr>
+      </w:r>
+      <w:r>
+        <w:rPr>
+          <w:b/>
+          <w:lang w:val="gu_IN" w:bidi="gu_IN"/>
+        </w:rPr>
         <w:t>"કે જેઓ સત્ય સંબંધીનું નિશાન ચૂકી ગયા છે, અને કહે છે કે"</w:t>
       </w:r>
     </w:p>
@@ -13066,6 +14926,21 @@
           <w:b/>
           <w:lang w:val="gu_IN" w:bidi="gu_IN"/>
         </w:rPr>
+        <w:t>ἀνατρέπουσιν τήν τινων πίστιν</w:t>
+      </w:r>
+    </w:p>
+    <w:p>
+      <w:pPr/>
+      <w:r>
+        <w:rPr>
+          <w:lang w:val="gu_IN" w:bidi="gu_IN"/>
+        </w:rPr>
+      </w:r>
+      <w:r>
+        <w:rPr>
+          <w:b/>
+          <w:lang w:val="gu_IN" w:bidi="gu_IN"/>
+        </w:rPr>
         <w:t>"તેઓ કેટલાક લોકોનો વિશ્વાસ નષ્ટ કરી રહ્યા છે"</w:t>
       </w:r>
     </w:p>
@@ -13154,6 +15029,21 @@
           <w:b/>
           <w:lang w:val="gu_IN" w:bidi="gu_IN"/>
         </w:rPr>
+        <w:t>ὁ &amp; στερεὸς θεμέλιος τοῦ Θεοῦ ἕστηκεν</w:t>
+      </w:r>
+    </w:p>
+    <w:p>
+      <w:pPr/>
+      <w:r>
+        <w:rPr>
+          <w:lang w:val="gu_IN" w:bidi="gu_IN"/>
+        </w:rPr>
+      </w:r>
+      <w:r>
+        <w:rPr>
+          <w:b/>
+          <w:lang w:val="gu_IN" w:bidi="gu_IN"/>
+        </w:rPr>
         <w:t>"તેમ છતાં, ઈશ્વરનો દ્રઢ પાયો ટકી રહે છે"</w:t>
       </w:r>
     </w:p>
@@ -13229,6 +15119,21 @@
           <w:b/>
           <w:lang w:val="gu_IN" w:bidi="gu_IN"/>
         </w:rPr>
+        <w:t>ἔχων τὴν σφραγῖδα ταύτην</w:t>
+      </w:r>
+    </w:p>
+    <w:p>
+      <w:pPr/>
+      <w:r>
+        <w:rPr>
+          <w:lang w:val="gu_IN" w:bidi="gu_IN"/>
+        </w:rPr>
+      </w:r>
+      <w:r>
+        <w:rPr>
+          <w:b/>
+          <w:lang w:val="gu_IN" w:bidi="gu_IN"/>
+        </w:rPr>
         <w:t>"આ મુદ્રા હોવા સાથે"</w:t>
       </w:r>
     </w:p>
@@ -13392,6 +15297,21 @@
           <w:b/>
           <w:lang w:val="gu_IN" w:bidi="gu_IN"/>
         </w:rPr>
+        <w:t>ὁ ὀνομάζων τὸ ὄνομα Κυρίου</w:t>
+      </w:r>
+    </w:p>
+    <w:p>
+      <w:pPr/>
+      <w:r>
+        <w:rPr>
+          <w:lang w:val="gu_IN" w:bidi="gu_IN"/>
+        </w:rPr>
+      </w:r>
+      <w:r>
+        <w:rPr>
+          <w:b/>
+          <w:lang w:val="gu_IN" w:bidi="gu_IN"/>
+        </w:rPr>
         <w:t>"પ્રભનું નામ લે &amp; તેઓએ"</w:t>
       </w:r>
     </w:p>
@@ -13480,6 +15400,21 @@
           <w:b/>
           <w:lang w:val="gu_IN" w:bidi="gu_IN"/>
         </w:rPr>
+        <w:t>ἀπὸ ἀδικίας</w:t>
+      </w:r>
+    </w:p>
+    <w:p>
+      <w:pPr/>
+      <w:r>
+        <w:rPr>
+          <w:lang w:val="gu_IN" w:bidi="gu_IN"/>
+        </w:rPr>
+      </w:r>
+      <w:r>
+        <w:rPr>
+          <w:b/>
+          <w:lang w:val="gu_IN" w:bidi="gu_IN"/>
+        </w:rPr>
         <w:t>"અન્યાયીપણાથી દૂર રહેવું જ જોઈએ"</w:t>
       </w:r>
     </w:p>
@@ -13643,6 +15578,21 @@
           <w:b/>
           <w:lang w:val="gu_IN" w:bidi="gu_IN"/>
         </w:rPr>
+        <w:t>σκεύη</w:t>
+      </w:r>
+    </w:p>
+    <w:p>
+      <w:pPr/>
+      <w:r>
+        <w:rPr>
+          <w:lang w:val="gu_IN" w:bidi="gu_IN"/>
+        </w:rPr>
+      </w:r>
+      <w:r>
+        <w:rPr>
+          <w:b/>
+          <w:lang w:val="gu_IN" w:bidi="gu_IN"/>
+        </w:rPr>
         <w:t>"વાસણો"</w:t>
       </w:r>
     </w:p>
@@ -13713,6 +15663,21 @@
           <w:b/>
           <w:lang w:val="gu_IN" w:bidi="gu_IN"/>
         </w:rPr>
+        <w:t>ἀλλὰ καὶ ξύλινα καὶ ὀστράκινα</w:t>
+      </w:r>
+    </w:p>
+    <w:p>
+      <w:pPr/>
+      <w:r>
+        <w:rPr>
+          <w:lang w:val="gu_IN" w:bidi="gu_IN"/>
+        </w:rPr>
+      </w:r>
+      <w:r>
+        <w:rPr>
+          <w:b/>
+          <w:lang w:val="gu_IN" w:bidi="gu_IN"/>
+        </w:rPr>
         <w:t>"પણ લાકડાના અને માટીના"</w:t>
       </w:r>
     </w:p>
@@ -13774,6 +15739,21 @@
         <w:rPr>
           <w:lang w:val="gu_IN" w:bidi="gu_IN"/>
         </w:rPr>
+      </w:r>
+    </w:p>
+    <w:p>
+      <w:pPr/>
+      <w:r>
+        <w:rPr>
+          <w:lang w:val="gu_IN" w:bidi="gu_IN"/>
+        </w:rPr>
+      </w:r>
+      <w:r>
+        <w:rPr>
+          <w:b/>
+          <w:lang w:val="gu_IN" w:bidi="gu_IN"/>
+        </w:rPr>
+        <w:t>ἃ &amp; εἰς τιμὴν, ἃ δὲ εἰς ἀτιμίαν</w:t>
       </w:r>
     </w:p>
     <w:p>
@@ -13985,6 +15965,21 @@
           <w:b/>
           <w:lang w:val="gu_IN" w:bidi="gu_IN"/>
         </w:rPr>
+        <w:t>εἰς τιμήν</w:t>
+      </w:r>
+    </w:p>
+    <w:p>
+      <w:pPr/>
+      <w:r>
+        <w:rPr>
+          <w:lang w:val="gu_IN" w:bidi="gu_IN"/>
+        </w:rPr>
+      </w:r>
+      <w:r>
+        <w:rPr>
+          <w:b/>
+          <w:lang w:val="gu_IN" w:bidi="gu_IN"/>
+        </w:rPr>
         <w:t>"આવી બાબતોથી &amp; તે સન્માન યોગ્ય &amp; એક પાત્ર બનશે"</w:t>
       </w:r>
     </w:p>
@@ -14060,6 +16055,21 @@
           <w:b/>
           <w:lang w:val="gu_IN" w:bidi="gu_IN"/>
         </w:rPr>
+        <w:t>ἡγιασμένον</w:t>
+      </w:r>
+    </w:p>
+    <w:p>
+      <w:pPr/>
+      <w:r>
+        <w:rPr>
+          <w:lang w:val="gu_IN" w:bidi="gu_IN"/>
+        </w:rPr>
+      </w:r>
+      <w:r>
+        <w:rPr>
+          <w:b/>
+          <w:lang w:val="gu_IN" w:bidi="gu_IN"/>
+        </w:rPr>
         <w:t>"પવિત્ર કરાયેલ"</w:t>
       </w:r>
     </w:p>
@@ -14135,6 +16145,21 @@
           <w:b/>
           <w:lang w:val="gu_IN" w:bidi="gu_IN"/>
         </w:rPr>
+        <w:t>ἡτοιμασμένον</w:t>
+      </w:r>
+    </w:p>
+    <w:p>
+      <w:pPr/>
+      <w:r>
+        <w:rPr>
+          <w:lang w:val="gu_IN" w:bidi="gu_IN"/>
+        </w:rPr>
+      </w:r>
+      <w:r>
+        <w:rPr>
+          <w:b/>
+          <w:lang w:val="gu_IN" w:bidi="gu_IN"/>
+        </w:rPr>
         <w:t>"દરેક સારા કામ માટે તૈયાર કરાયેલ"</w:t>
       </w:r>
     </w:p>
@@ -14210,6 +16235,21 @@
           <w:b/>
           <w:lang w:val="gu_IN" w:bidi="gu_IN"/>
         </w:rPr>
+        <w:t>φεῦγε</w:t>
+      </w:r>
+    </w:p>
+    <w:p>
+      <w:pPr/>
+      <w:r>
+        <w:rPr>
+          <w:lang w:val="gu_IN" w:bidi="gu_IN"/>
+        </w:rPr>
+      </w:r>
+      <w:r>
+        <w:rPr>
+          <w:b/>
+          <w:lang w:val="gu_IN" w:bidi="gu_IN"/>
+        </w:rPr>
         <w:t>"જુવાનીની વાસનાઓથી નાસી જા"</w:t>
       </w:r>
     </w:p>
@@ -14285,6 +16325,21 @@
           <w:b/>
           <w:lang w:val="gu_IN" w:bidi="gu_IN"/>
         </w:rPr>
+        <w:t>τὰς &amp; νεωτερικὰς ἐπιθυμίας</w:t>
+      </w:r>
+    </w:p>
+    <w:p>
+      <w:pPr/>
+      <w:r>
+        <w:rPr>
+          <w:lang w:val="gu_IN" w:bidi="gu_IN"/>
+        </w:rPr>
+      </w:r>
+      <w:r>
+        <w:rPr>
+          <w:b/>
+          <w:lang w:val="gu_IN" w:bidi="gu_IN"/>
+        </w:rPr>
         <w:t>"જુવાનીની વાસનાઓથી નાસી જા"</w:t>
       </w:r>
     </w:p>
@@ -14360,6 +16415,21 @@
           <w:b/>
           <w:lang w:val="gu_IN" w:bidi="gu_IN"/>
         </w:rPr>
+        <w:t>δίωκε &amp; δικαιοσύνην, πίστιν, ἀγάπην, εἰρήνην, μετὰ τῶν ἐπικαλουμένων τὸν Κύριον ἐκ καθαρᾶς καρδίας</w:t>
+      </w:r>
+    </w:p>
+    <w:p>
+      <w:pPr/>
+      <w:r>
+        <w:rPr>
+          <w:lang w:val="gu_IN" w:bidi="gu_IN"/>
+        </w:rPr>
+      </w:r>
+      <w:r>
+        <w:rPr>
+          <w:b/>
+          <w:lang w:val="gu_IN" w:bidi="gu_IN"/>
+        </w:rPr>
         <w:t>"શુદ્ધ હૃદયથી પ્રભુને પોકારનારાઓ સાથે"</w:t>
       </w:r>
     </w:p>
@@ -14436,6 +16506,21 @@
           <w:b/>
           <w:lang w:val="gu_IN" w:bidi="gu_IN"/>
         </w:rPr>
+        <w:t>δίωκε</w:t>
+      </w:r>
+    </w:p>
+    <w:p>
+      <w:pPr/>
+      <w:r>
+        <w:rPr>
+          <w:lang w:val="gu_IN" w:bidi="gu_IN"/>
+        </w:rPr>
+      </w:r>
+      <w:r>
+        <w:rPr>
+          <w:b/>
+          <w:lang w:val="gu_IN" w:bidi="gu_IN"/>
+        </w:rPr>
         <w:t>"અને &amp; ન્યાયીપણું, વિશ્વાસ, પ્રેમ, અને શાંતિ પ્રાપ્ત કરવાનો યત્ન કર"</w:t>
       </w:r>
     </w:p>
@@ -14537,6 +16622,21 @@
           <w:b/>
           <w:lang w:val="gu_IN" w:bidi="gu_IN"/>
         </w:rPr>
+        <w:t>δικαιοσύνην, πίστιν, ἀγάπην, εἰρήνην</w:t>
+      </w:r>
+    </w:p>
+    <w:p>
+      <w:pPr/>
+      <w:r>
+        <w:rPr>
+          <w:lang w:val="gu_IN" w:bidi="gu_IN"/>
+        </w:rPr>
+      </w:r>
+      <w:r>
+        <w:rPr>
+          <w:b/>
+          <w:lang w:val="gu_IN" w:bidi="gu_IN"/>
+        </w:rPr>
         <w:t>"ન્યાયીપણું, વિશ્વાસ, પ્રેમ, અને શાંતિ"</w:t>
       </w:r>
     </w:p>
@@ -14664,6 +16764,21 @@
           <w:b/>
           <w:lang w:val="gu_IN" w:bidi="gu_IN"/>
         </w:rPr>
+        <w:t>τῶν ἐπικαλουμένων τὸν Κύριον</w:t>
+      </w:r>
+    </w:p>
+    <w:p>
+      <w:pPr/>
+      <w:r>
+        <w:rPr>
+          <w:lang w:val="gu_IN" w:bidi="gu_IN"/>
+        </w:rPr>
+      </w:r>
+      <w:r>
+        <w:rPr>
+          <w:b/>
+          <w:lang w:val="gu_IN" w:bidi="gu_IN"/>
+        </w:rPr>
         <w:t>"પ્રભુને પોકારનારાઓ"</w:t>
       </w:r>
     </w:p>
@@ -14752,6 +16867,21 @@
           <w:b/>
           <w:lang w:val="gu_IN" w:bidi="gu_IN"/>
         </w:rPr>
+        <w:t>ἐκ καθαρᾶς καρδίας</w:t>
+      </w:r>
+    </w:p>
+    <w:p>
+      <w:pPr/>
+      <w:r>
+        <w:rPr>
+          <w:lang w:val="gu_IN" w:bidi="gu_IN"/>
+        </w:rPr>
+      </w:r>
+      <w:r>
+        <w:rPr>
+          <w:b/>
+          <w:lang w:val="gu_IN" w:bidi="gu_IN"/>
+        </w:rPr>
         <w:t>"શુદ્ધ હૃદયથી"</w:t>
       </w:r>
     </w:p>
@@ -14840,6 +16970,21 @@
           <w:b/>
           <w:lang w:val="gu_IN" w:bidi="gu_IN"/>
         </w:rPr>
+        <w:t>δὲ</w:t>
+      </w:r>
+    </w:p>
+    <w:p>
+      <w:pPr/>
+      <w:r>
+        <w:rPr>
+          <w:lang w:val="gu_IN" w:bidi="gu_IN"/>
+        </w:rPr>
+      </w:r>
+      <w:r>
+        <w:rPr>
+          <w:b/>
+          <w:lang w:val="gu_IN" w:bidi="gu_IN"/>
+        </w:rPr>
         <w:t>"મૂર્ખતાપૂર્ણ અને અજ્ઞાની પ્રશ્નોને ટાળ"</w:t>
       </w:r>
     </w:p>
@@ -14915,6 +17060,21 @@
           <w:b/>
           <w:lang w:val="gu_IN" w:bidi="gu_IN"/>
         </w:rPr>
+        <w:t>μωρὰς καὶ ἀπαιδεύτους</w:t>
+      </w:r>
+    </w:p>
+    <w:p>
+      <w:pPr/>
+      <w:r>
+        <w:rPr>
+          <w:lang w:val="gu_IN" w:bidi="gu_IN"/>
+        </w:rPr>
+      </w:r>
+      <w:r>
+        <w:rPr>
+          <w:b/>
+          <w:lang w:val="gu_IN" w:bidi="gu_IN"/>
+        </w:rPr>
         <w:t>"મૂર્ખતાપૂર્ણ અને અજ્ઞાની પ્રશ્નોને"</w:t>
       </w:r>
     </w:p>
@@ -15016,6 +17176,21 @@
           <w:b/>
           <w:lang w:val="gu_IN" w:bidi="gu_IN"/>
         </w:rPr>
+        <w:t>γεννῶσι</w:t>
+      </w:r>
+    </w:p>
+    <w:p>
+      <w:pPr/>
+      <w:r>
+        <w:rPr>
+          <w:lang w:val="gu_IN" w:bidi="gu_IN"/>
+        </w:rPr>
+      </w:r>
+      <w:r>
+        <w:rPr>
+          <w:b/>
+          <w:lang w:val="gu_IN" w:bidi="gu_IN"/>
+        </w:rPr>
         <w:t>"તેઓ ઝઘડાઓ ઉપજાવે છે"</w:t>
       </w:r>
     </w:p>
@@ -15117,6 +17292,21 @@
           <w:b/>
           <w:lang w:val="gu_IN" w:bidi="gu_IN"/>
         </w:rPr>
+        <w:t>μάχας</w:t>
+      </w:r>
+    </w:p>
+    <w:p>
+      <w:pPr/>
+      <w:r>
+        <w:rPr>
+          <w:lang w:val="gu_IN" w:bidi="gu_IN"/>
+        </w:rPr>
+      </w:r>
+      <w:r>
+        <w:rPr>
+          <w:b/>
+          <w:lang w:val="gu_IN" w:bidi="gu_IN"/>
+        </w:rPr>
         <w:t>"ઝઘડાઓ"</w:t>
       </w:r>
     </w:p>
@@ -15205,6 +17395,21 @@
           <w:b/>
           <w:lang w:val="gu_IN" w:bidi="gu_IN"/>
         </w:rPr>
+        <w:t>δοῦλον &amp; Κυρίου</w:t>
+      </w:r>
+    </w:p>
+    <w:p>
+      <w:pPr/>
+      <w:r>
+        <w:rPr>
+          <w:lang w:val="gu_IN" w:bidi="gu_IN"/>
+        </w:rPr>
+      </w:r>
+      <w:r>
+        <w:rPr>
+          <w:b/>
+          <w:lang w:val="gu_IN" w:bidi="gu_IN"/>
+        </w:rPr>
         <w:t>"પ્રભુના દાસે"</w:t>
       </w:r>
     </w:p>
@@ -15293,6 +17498,21 @@
           <w:b/>
           <w:lang w:val="gu_IN" w:bidi="gu_IN"/>
         </w:rPr>
+        <w:t>οὐ &amp; μάχεσθαι</w:t>
+      </w:r>
+    </w:p>
+    <w:p>
+      <w:pPr/>
+      <w:r>
+        <w:rPr>
+          <w:lang w:val="gu_IN" w:bidi="gu_IN"/>
+        </w:rPr>
+      </w:r>
+      <w:r>
+        <w:rPr>
+          <w:b/>
+          <w:lang w:val="gu_IN" w:bidi="gu_IN"/>
+        </w:rPr>
         <w:t>"ઝઘડા કરવા &amp; જ નહિ"</w:t>
       </w:r>
     </w:p>
@@ -15381,6 +17601,21 @@
           <w:b/>
           <w:lang w:val="gu_IN" w:bidi="gu_IN"/>
         </w:rPr>
+        <w:t>ἐν πραΰτητι</w:t>
+      </w:r>
+    </w:p>
+    <w:p>
+      <w:pPr/>
+      <w:r>
+        <w:rPr>
+          <w:lang w:val="gu_IN" w:bidi="gu_IN"/>
+        </w:rPr>
+      </w:r>
+      <w:r>
+        <w:rPr>
+          <w:b/>
+          <w:lang w:val="gu_IN" w:bidi="gu_IN"/>
+        </w:rPr>
         <w:t>"દીનભાવે"</w:t>
       </w:r>
     </w:p>
@@ -15469,6 +17704,21 @@
           <w:b/>
           <w:lang w:val="gu_IN" w:bidi="gu_IN"/>
         </w:rPr>
+        <w:t>τοὺς ἀντιδιατιθεμένους</w:t>
+      </w:r>
+    </w:p>
+    <w:p>
+      <w:pPr/>
+      <w:r>
+        <w:rPr>
+          <w:lang w:val="gu_IN" w:bidi="gu_IN"/>
+        </w:rPr>
+      </w:r>
+      <w:r>
+        <w:rPr>
+          <w:b/>
+          <w:lang w:val="gu_IN" w:bidi="gu_IN"/>
+        </w:rPr>
         <w:t>"શીખવનાર બનવું જોઈએ"</w:t>
       </w:r>
     </w:p>
@@ -15532,6 +17782,21 @@
           <w:b/>
           <w:lang w:val="gu_IN" w:bidi="gu_IN"/>
         </w:rPr>
+        <w:t>μήποτε δώῃ αὐτοῖς ὁ Θεὸς μετάνοιαν</w:t>
+      </w:r>
+    </w:p>
+    <w:p>
+      <w:pPr/>
+      <w:r>
+        <w:rPr>
+          <w:lang w:val="gu_IN" w:bidi="gu_IN"/>
+        </w:rPr>
+      </w:r>
+      <w:r>
+        <w:rPr>
+          <w:b/>
+          <w:lang w:val="gu_IN" w:bidi="gu_IN"/>
+        </w:rPr>
         <w:t>"કદાચને ઈશ્વર &amp; તેમને પસ્તાવો બક્ષે"</w:t>
       </w:r>
     </w:p>
@@ -15771,6 +18036,21 @@
           <w:b/>
           <w:lang w:val="gu_IN" w:bidi="gu_IN"/>
         </w:rPr>
+        <w:t>ἀνανήψωσιν</w:t>
+      </w:r>
+    </w:p>
+    <w:p>
+      <w:pPr/>
+      <w:r>
+        <w:rPr>
+          <w:lang w:val="gu_IN" w:bidi="gu_IN"/>
+        </w:rPr>
+      </w:r>
+      <w:r>
+        <w:rPr>
+          <w:b/>
+          <w:lang w:val="gu_IN" w:bidi="gu_IN"/>
+        </w:rPr>
         <w:t>"તેઓ ફરી એકવાર ગંભીર બને"</w:t>
       </w:r>
     </w:p>
@@ -15846,6 +18126,21 @@
           <w:b/>
           <w:lang w:val="gu_IN" w:bidi="gu_IN"/>
         </w:rPr>
+        <w:t>ἐκ τῆς τοῦ διαβόλου παγίδος, ἐζωγρημένοι ὑπ’ αὐτοῦ</w:t>
+      </w:r>
+    </w:p>
+    <w:p>
+      <w:pPr/>
+      <w:r>
+        <w:rPr>
+          <w:lang w:val="gu_IN" w:bidi="gu_IN"/>
+        </w:rPr>
+      </w:r>
+      <w:r>
+        <w:rPr>
+          <w:b/>
+          <w:lang w:val="gu_IN" w:bidi="gu_IN"/>
+        </w:rPr>
         <w:t>"શેતાનના ફાંદામાંથી છૂટીને"</w:t>
       </w:r>
     </w:p>
@@ -15921,6 +18216,21 @@
           <w:b/>
           <w:lang w:val="gu_IN" w:bidi="gu_IN"/>
         </w:rPr>
+        <w:t>ἐζωγρημένοι ὑπ’ αὐτοῦ</w:t>
+      </w:r>
+    </w:p>
+    <w:p>
+      <w:pPr/>
+      <w:r>
+        <w:rPr>
+          <w:lang w:val="gu_IN" w:bidi="gu_IN"/>
+        </w:rPr>
+      </w:r>
+      <w:r>
+        <w:rPr>
+          <w:b/>
+          <w:lang w:val="gu_IN" w:bidi="gu_IN"/>
+        </w:rPr>
         <w:t>"જેની ઇચ્છા માટે જેના દ્વારા બંધનમાં ફસાયા છે તે"</w:t>
       </w:r>
     </w:p>
@@ -15996,6 +18306,21 @@
           <w:b/>
           <w:lang w:val="gu_IN" w:bidi="gu_IN"/>
         </w:rPr>
+        <w:t>εἰς τὸ ἐκείνου θέλημα</w:t>
+      </w:r>
+    </w:p>
+    <w:p>
+      <w:pPr/>
+      <w:r>
+        <w:rPr>
+          <w:lang w:val="gu_IN" w:bidi="gu_IN"/>
+        </w:rPr>
+      </w:r>
+      <w:r>
+        <w:rPr>
+          <w:b/>
+          <w:lang w:val="gu_IN" w:bidi="gu_IN"/>
+        </w:rPr>
         <w:t>"જેની ઇચ્છા માટે જેના દ્વારા બંધનમાં ફસાયા છે તે"</w:t>
       </w:r>
     </w:p>
@@ -16180,6 +18505,21 @@
           <w:b/>
           <w:lang w:val="gu_IN" w:bidi="gu_IN"/>
         </w:rPr>
+        <w:t>ἐν ἐσχάταις ἡμέραις</w:t>
+      </w:r>
+    </w:p>
+    <w:p>
+      <w:pPr/>
+      <w:r>
+        <w:rPr>
+          <w:lang w:val="gu_IN" w:bidi="gu_IN"/>
+        </w:rPr>
+      </w:r>
+      <w:r>
+        <w:rPr>
+          <w:b/>
+          <w:lang w:val="gu_IN" w:bidi="gu_IN"/>
+        </w:rPr>
         <w:t>"છેલ્લા દિવસોમાં"</w:t>
       </w:r>
     </w:p>
@@ -16268,6 +18608,21 @@
           <w:b/>
           <w:lang w:val="gu_IN" w:bidi="gu_IN"/>
         </w:rPr>
+        <w:t>ἐνστήσονται καιροὶ χαλεποί</w:t>
+      </w:r>
+    </w:p>
+    <w:p>
+      <w:pPr/>
+      <w:r>
+        <w:rPr>
+          <w:lang w:val="gu_IN" w:bidi="gu_IN"/>
+        </w:rPr>
+      </w:r>
+      <w:r>
+        <w:rPr>
+          <w:b/>
+          <w:lang w:val="gu_IN" w:bidi="gu_IN"/>
+        </w:rPr>
         <w:t>"ત્યાં ઘણા અઘરા સમયો આવશે"</w:t>
       </w:r>
     </w:p>
@@ -16343,6 +18698,21 @@
           <w:b/>
           <w:lang w:val="gu_IN" w:bidi="gu_IN"/>
         </w:rPr>
+        <w:t>οἱ ἄνθρωποι</w:t>
+      </w:r>
+    </w:p>
+    <w:p>
+      <w:pPr/>
+      <w:r>
+        <w:rPr>
+          <w:lang w:val="gu_IN" w:bidi="gu_IN"/>
+        </w:rPr>
+      </w:r>
+      <w:r>
+        <w:rPr>
+          <w:b/>
+          <w:lang w:val="gu_IN" w:bidi="gu_IN"/>
+        </w:rPr>
         <w:t>"માણસો"</w:t>
       </w:r>
     </w:p>
@@ -16431,6 +18801,21 @@
           <w:b/>
           <w:lang w:val="gu_IN" w:bidi="gu_IN"/>
         </w:rPr>
+        <w:t>φίλαυτοι</w:t>
+      </w:r>
+    </w:p>
+    <w:p>
+      <w:pPr/>
+      <w:r>
+        <w:rPr>
+          <w:lang w:val="gu_IN" w:bidi="gu_IN"/>
+        </w:rPr>
+      </w:r>
+      <w:r>
+        <w:rPr>
+          <w:b/>
+          <w:lang w:val="gu_IN" w:bidi="gu_IN"/>
+        </w:rPr>
         <w:t>"સ્વ-પ્રેમી"</w:t>
       </w:r>
     </w:p>
@@ -16507,6 +18892,21 @@
           <w:b/>
           <w:lang w:val="gu_IN" w:bidi="gu_IN"/>
         </w:rPr>
+        <w:t>ἀφιλάγαθοι</w:t>
+      </w:r>
+    </w:p>
+    <w:p>
+      <w:pPr/>
+      <w:r>
+        <w:rPr>
+          <w:lang w:val="gu_IN" w:bidi="gu_IN"/>
+        </w:rPr>
+      </w:r>
+      <w:r>
+        <w:rPr>
+          <w:b/>
+          <w:lang w:val="gu_IN" w:bidi="gu_IN"/>
+        </w:rPr>
         <w:t>"સારાપણાને નહીં ચાહનારા"</w:t>
       </w:r>
     </w:p>
@@ -16609,6 +19009,21 @@
           <w:b/>
           <w:lang w:val="gu_IN" w:bidi="gu_IN"/>
         </w:rPr>
+        <w:t>τετυφωμένοι</w:t>
+      </w:r>
+    </w:p>
+    <w:p>
+      <w:pPr/>
+      <w:r>
+        <w:rPr>
+          <w:lang w:val="gu_IN" w:bidi="gu_IN"/>
+        </w:rPr>
+      </w:r>
+      <w:r>
+        <w:rPr>
+          <w:b/>
+          <w:lang w:val="gu_IN" w:bidi="gu_IN"/>
+        </w:rPr>
         <w:t>"ફૂલાશખોર"</w:t>
       </w:r>
     </w:p>
@@ -16691,6 +19106,21 @@
           <w:b/>
           <w:lang w:val="gu_IN" w:bidi="gu_IN"/>
         </w:rPr>
+        <w:t>τετυφωμένοι</w:t>
+      </w:r>
+    </w:p>
+    <w:p>
+      <w:pPr/>
+      <w:r>
+        <w:rPr>
+          <w:lang w:val="gu_IN" w:bidi="gu_IN"/>
+        </w:rPr>
+      </w:r>
+      <w:r>
+        <w:rPr>
+          <w:b/>
+          <w:lang w:val="gu_IN" w:bidi="gu_IN"/>
+        </w:rPr>
         <w:t>"ફૂલાશખોર"</w:t>
       </w:r>
     </w:p>
@@ -16766,6 +19196,21 @@
           <w:b/>
           <w:lang w:val="gu_IN" w:bidi="gu_IN"/>
         </w:rPr>
+        <w:t>ἔχοντες μόρφωσιν εὐσεβείας</w:t>
+      </w:r>
+    </w:p>
+    <w:p>
+      <w:pPr/>
+      <w:r>
+        <w:rPr>
+          <w:lang w:val="gu_IN" w:bidi="gu_IN"/>
+        </w:rPr>
+      </w:r>
+      <w:r>
+        <w:rPr>
+          <w:b/>
+          <w:lang w:val="gu_IN" w:bidi="gu_IN"/>
+        </w:rPr>
         <w:t>"ઈશ્વર પરાયણતાનો સ્વાંગ ધરાવતા"</w:t>
       </w:r>
     </w:p>
@@ -16867,6 +19312,21 @@
           <w:b/>
           <w:lang w:val="gu_IN" w:bidi="gu_IN"/>
         </w:rPr>
+        <w:t>καὶ</w:t>
+      </w:r>
+    </w:p>
+    <w:p>
+      <w:pPr/>
+      <w:r>
+        <w:rPr>
+          <w:lang w:val="gu_IN" w:bidi="gu_IN"/>
+        </w:rPr>
+      </w:r>
+      <w:r>
+        <w:rPr>
+          <w:b/>
+          <w:lang w:val="gu_IN" w:bidi="gu_IN"/>
+        </w:rPr>
         <w:t>"અને"</w:t>
       </w:r>
     </w:p>
@@ -16942,6 +19402,21 @@
           <w:b/>
           <w:lang w:val="gu_IN" w:bidi="gu_IN"/>
         </w:rPr>
+        <w:t>τούτους ἀποτρέπου</w:t>
+      </w:r>
+    </w:p>
+    <w:p>
+      <w:pPr/>
+      <w:r>
+        <w:rPr>
+          <w:lang w:val="gu_IN" w:bidi="gu_IN"/>
+        </w:rPr>
+      </w:r>
+      <w:r>
+        <w:rPr>
+          <w:b/>
+          <w:lang w:val="gu_IN" w:bidi="gu_IN"/>
+        </w:rPr>
         <w:t>"આવાથી દૂર જા"</w:t>
       </w:r>
     </w:p>
@@ -17024,6 +19499,21 @@
           <w:b/>
           <w:lang w:val="gu_IN" w:bidi="gu_IN"/>
         </w:rPr>
+        <w:t>τούτους</w:t>
+      </w:r>
+    </w:p>
+    <w:p>
+      <w:pPr/>
+      <w:r>
+        <w:rPr>
+          <w:lang w:val="gu_IN" w:bidi="gu_IN"/>
+        </w:rPr>
+      </w:r>
+      <w:r>
+        <w:rPr>
+          <w:b/>
+          <w:lang w:val="gu_IN" w:bidi="gu_IN"/>
+        </w:rPr>
         <w:t>"આવાથી દૂર જા"</w:t>
       </w:r>
     </w:p>
@@ -17106,6 +19596,21 @@
           <w:b/>
           <w:lang w:val="gu_IN" w:bidi="gu_IN"/>
         </w:rPr>
+        <w:t>αἰχμαλωτίζοντες</w:t>
+      </w:r>
+    </w:p>
+    <w:p>
+      <w:pPr/>
+      <w:r>
+        <w:rPr>
+          <w:lang w:val="gu_IN" w:bidi="gu_IN"/>
+        </w:rPr>
+      </w:r>
+      <w:r>
+        <w:rPr>
+          <w:b/>
+          <w:lang w:val="gu_IN" w:bidi="gu_IN"/>
+        </w:rPr>
         <w:t>"કબજે કરી રહ્યા છે"</w:t>
       </w:r>
     </w:p>
@@ -17194,6 +19699,21 @@
           <w:b/>
           <w:lang w:val="gu_IN" w:bidi="gu_IN"/>
         </w:rPr>
+        <w:t>γυναικάρια</w:t>
+      </w:r>
+    </w:p>
+    <w:p>
+      <w:pPr/>
+      <w:r>
+        <w:rPr>
+          <w:lang w:val="gu_IN" w:bidi="gu_IN"/>
+        </w:rPr>
+      </w:r>
+      <w:r>
+        <w:rPr>
+          <w:b/>
+          <w:lang w:val="gu_IN" w:bidi="gu_IN"/>
+        </w:rPr>
         <w:t>"મૂર્ખ સ્ત્રીઓને"</w:t>
       </w:r>
     </w:p>
@@ -17264,6 +19784,21 @@
           <w:b/>
           <w:lang w:val="gu_IN" w:bidi="gu_IN"/>
         </w:rPr>
+        <w:t>σεσωρευμένα ἁμαρτίαις</w:t>
+      </w:r>
+    </w:p>
+    <w:p>
+      <w:pPr/>
+      <w:r>
+        <w:rPr>
+          <w:lang w:val="gu_IN" w:bidi="gu_IN"/>
+        </w:rPr>
+      </w:r>
+      <w:r>
+        <w:rPr>
+          <w:b/>
+          <w:lang w:val="gu_IN" w:bidi="gu_IN"/>
+        </w:rPr>
         <w:t>"કે જે પાપોથી લદાયેલી છે"</w:t>
       </w:r>
     </w:p>
@@ -17352,6 +19887,21 @@
           <w:b/>
           <w:lang w:val="gu_IN" w:bidi="gu_IN"/>
         </w:rPr>
+        <w:t>σεσωρευμένα ἁμαρτίαις</w:t>
+      </w:r>
+    </w:p>
+    <w:p>
+      <w:pPr/>
+      <w:r>
+        <w:rPr>
+          <w:lang w:val="gu_IN" w:bidi="gu_IN"/>
+        </w:rPr>
+      </w:r>
+      <w:r>
+        <w:rPr>
+          <w:b/>
+          <w:lang w:val="gu_IN" w:bidi="gu_IN"/>
+        </w:rPr>
         <w:t>"કે જે પાપોથી લદાયેલી છે"</w:t>
       </w:r>
     </w:p>
@@ -17427,6 +19977,21 @@
           <w:b/>
           <w:lang w:val="gu_IN" w:bidi="gu_IN"/>
         </w:rPr>
+        <w:t>ἀγόμενα ἐπιθυμίαις ποικίλαις</w:t>
+      </w:r>
+    </w:p>
+    <w:p>
+      <w:pPr/>
+      <w:r>
+        <w:rPr>
+          <w:lang w:val="gu_IN" w:bidi="gu_IN"/>
+        </w:rPr>
+      </w:r>
+      <w:r>
+        <w:rPr>
+          <w:b/>
+          <w:lang w:val="gu_IN" w:bidi="gu_IN"/>
+        </w:rPr>
         <w:t>"વિવિધ લાલસાઓથી ભટકી ગયેલ છે"</w:t>
       </w:r>
     </w:p>
@@ -17590,6 +20155,21 @@
           <w:b/>
           <w:lang w:val="gu_IN" w:bidi="gu_IN"/>
         </w:rPr>
+        <w:t>μηδέποτε εἰς ἐπίγνωσιν ἀληθείας ἐλθεῖν δυνάμενα</w:t>
+      </w:r>
+    </w:p>
+    <w:p>
+      <w:pPr/>
+      <w:r>
+        <w:rPr>
+          <w:lang w:val="gu_IN" w:bidi="gu_IN"/>
+        </w:rPr>
+      </w:r>
+      <w:r>
+        <w:rPr>
+          <w:b/>
+          <w:lang w:val="gu_IN" w:bidi="gu_IN"/>
+        </w:rPr>
         <w:t>"સત્યનું જ્ઞાન પામવા કદાપિ સક્ષમ નથી હોતી"</w:t>
       </w:r>
     </w:p>
@@ -17678,6 +20258,21 @@
           <w:b/>
           <w:lang w:val="gu_IN" w:bidi="gu_IN"/>
         </w:rPr>
+        <w:t>Ἰάννης καὶ Ἰαμβρῆς ἀντέστησαν Μωϋσεῖ</w:t>
+      </w:r>
+    </w:p>
+    <w:p>
+      <w:pPr/>
+      <w:r>
+        <w:rPr>
+          <w:lang w:val="gu_IN" w:bidi="gu_IN"/>
+        </w:rPr>
+      </w:r>
+      <w:r>
+        <w:rPr>
+          <w:b/>
+          <w:lang w:val="gu_IN" w:bidi="gu_IN"/>
+        </w:rPr>
         <w:t>"જાન્નેસ તથા જામ્બ્રેસે"</w:t>
       </w:r>
     </w:p>
@@ -17814,6 +20409,21 @@
         <w:rPr>
           <w:lang w:val="gu_IN" w:bidi="gu_IN"/>
         </w:rPr>
+      </w:r>
+    </w:p>
+    <w:p>
+      <w:pPr/>
+      <w:r>
+        <w:rPr>
+          <w:lang w:val="gu_IN" w:bidi="gu_IN"/>
+        </w:rPr>
+      </w:r>
+      <w:r>
+        <w:rPr>
+          <w:b/>
+          <w:lang w:val="gu_IN" w:bidi="gu_IN"/>
+        </w:rPr>
+        <w:t>οὗτοι</w:t>
       </w:r>
     </w:p>
     <w:p>
@@ -17934,6 +20544,21 @@
           <w:b/>
           <w:lang w:val="gu_IN" w:bidi="gu_IN"/>
         </w:rPr>
+        <w:t>τῇ ἀληθείᾳ</w:t>
+      </w:r>
+    </w:p>
+    <w:p>
+      <w:pPr/>
+      <w:r>
+        <w:rPr>
+          <w:lang w:val="gu_IN" w:bidi="gu_IN"/>
+        </w:rPr>
+      </w:r>
+      <w:r>
+        <w:rPr>
+          <w:b/>
+          <w:lang w:val="gu_IN" w:bidi="gu_IN"/>
+        </w:rPr>
         <w:t>"સત્યનો"</w:t>
       </w:r>
     </w:p>
@@ -18022,6 +20647,21 @@
           <w:b/>
           <w:lang w:val="gu_IN" w:bidi="gu_IN"/>
         </w:rPr>
+        <w:t>ἄνθρωποι</w:t>
+      </w:r>
+    </w:p>
+    <w:p>
+      <w:pPr/>
+      <w:r>
+        <w:rPr>
+          <w:lang w:val="gu_IN" w:bidi="gu_IN"/>
+        </w:rPr>
+      </w:r>
+      <w:r>
+        <w:rPr>
+          <w:b/>
+          <w:lang w:val="gu_IN" w:bidi="gu_IN"/>
+        </w:rPr>
         <w:t>"અને જેમ"</w:t>
       </w:r>
     </w:p>
@@ -18085,6 +20725,21 @@
           <w:b/>
           <w:lang w:val="gu_IN" w:bidi="gu_IN"/>
         </w:rPr>
+        <w:t>κατεφθαρμένοι τὸν νοῦν</w:t>
+      </w:r>
+    </w:p>
+    <w:p>
+      <w:pPr/>
+      <w:r>
+        <w:rPr>
+          <w:lang w:val="gu_IN" w:bidi="gu_IN"/>
+        </w:rPr>
+      </w:r>
+      <w:r>
+        <w:rPr>
+          <w:b/>
+          <w:lang w:val="gu_IN" w:bidi="gu_IN"/>
+        </w:rPr>
         <w:t>"માણસો જેઓના મન ભ્રષ્ટ થયેલાં છે"</w:t>
       </w:r>
     </w:p>
@@ -18160,6 +20815,21 @@
           <w:b/>
           <w:lang w:val="gu_IN" w:bidi="gu_IN"/>
         </w:rPr>
+        <w:t>τὸν νοῦν</w:t>
+      </w:r>
+    </w:p>
+    <w:p>
+      <w:pPr/>
+      <w:r>
+        <w:rPr>
+          <w:lang w:val="gu_IN" w:bidi="gu_IN"/>
+        </w:rPr>
+      </w:r>
+      <w:r>
+        <w:rPr>
+          <w:b/>
+          <w:lang w:val="gu_IN" w:bidi="gu_IN"/>
+        </w:rPr>
         <w:t>"માણસો જેઓના મન ભ્રષ્ટ થયેલાં છે"</w:t>
       </w:r>
     </w:p>
@@ -18248,6 +20918,21 @@
           <w:b/>
           <w:lang w:val="gu_IN" w:bidi="gu_IN"/>
         </w:rPr>
+        <w:t>ἀδόκιμοι περὶ τὴν πίστιν</w:t>
+      </w:r>
+    </w:p>
+    <w:p>
+      <w:pPr/>
+      <w:r>
+        <w:rPr>
+          <w:lang w:val="gu_IN" w:bidi="gu_IN"/>
+        </w:rPr>
+      </w:r>
+      <w:r>
+        <w:rPr>
+          <w:b/>
+          <w:lang w:val="gu_IN" w:bidi="gu_IN"/>
+        </w:rPr>
         <w:t>"વિશ્વાસ સંબંધી અસ્વીકૃત છે"</w:t>
       </w:r>
     </w:p>
@@ -18323,6 +21008,21 @@
           <w:b/>
           <w:lang w:val="gu_IN" w:bidi="gu_IN"/>
         </w:rPr>
+        <w:t>περὶ τὴν πίστιν</w:t>
+      </w:r>
+    </w:p>
+    <w:p>
+      <w:pPr/>
+      <w:r>
+        <w:rPr>
+          <w:lang w:val="gu_IN" w:bidi="gu_IN"/>
+        </w:rPr>
+      </w:r>
+      <w:r>
+        <w:rPr>
+          <w:b/>
+          <w:lang w:val="gu_IN" w:bidi="gu_IN"/>
+        </w:rPr>
         <w:t>"વિશ્વાસ સંબંધી અસ્વીકૃત છે"</w:t>
       </w:r>
     </w:p>
@@ -18385,6 +21085,21 @@
         <w:rPr>
           <w:lang w:val="gu_IN" w:bidi="gu_IN"/>
         </w:rPr>
+      </w:r>
+    </w:p>
+    <w:p>
+      <w:pPr/>
+      <w:r>
+        <w:rPr>
+          <w:lang w:val="gu_IN" w:bidi="gu_IN"/>
+        </w:rPr>
+      </w:r>
+      <w:r>
+        <w:rPr>
+          <w:b/>
+          <w:lang w:val="gu_IN" w:bidi="gu_IN"/>
+        </w:rPr>
+        <w:t>ἀλλ’</w:t>
       </w:r>
     </w:p>
     <w:p>
@@ -18492,6 +21207,21 @@
           <w:b/>
           <w:lang w:val="gu_IN" w:bidi="gu_IN"/>
         </w:rPr>
+        <w:t>οὐ προκόψουσιν ἐπὶ πλεῖον</w:t>
+      </w:r>
+    </w:p>
+    <w:p>
+      <w:pPr/>
+      <w:r>
+        <w:rPr>
+          <w:lang w:val="gu_IN" w:bidi="gu_IN"/>
+        </w:rPr>
+      </w:r>
+      <w:r>
+        <w:rPr>
+          <w:b/>
+          <w:lang w:val="gu_IN" w:bidi="gu_IN"/>
+        </w:rPr>
         <w:t>"તેઓ વધારે આગળ નહીં જઈ શકે"</w:t>
       </w:r>
     </w:p>
@@ -18567,6 +21297,21 @@
           <w:b/>
           <w:lang w:val="gu_IN" w:bidi="gu_IN"/>
         </w:rPr>
+        <w:t>πᾶσιν</w:t>
+      </w:r>
+    </w:p>
+    <w:p>
+      <w:pPr/>
+      <w:r>
+        <w:rPr>
+          <w:lang w:val="gu_IN" w:bidi="gu_IN"/>
+        </w:rPr>
+      </w:r>
+      <w:r>
+        <w:rPr>
+          <w:b/>
+          <w:lang w:val="gu_IN" w:bidi="gu_IN"/>
+        </w:rPr>
         <w:t>"તેમની મૂર્ખતા સર્વ સમક્ષ પ્રગટ થશે"</w:t>
       </w:r>
     </w:p>
@@ -18649,6 +21394,21 @@
           <w:b/>
           <w:lang w:val="gu_IN" w:bidi="gu_IN"/>
         </w:rPr>
+        <w:t>ἡ ἐκείνων</w:t>
+      </w:r>
+    </w:p>
+    <w:p>
+      <w:pPr/>
+      <w:r>
+        <w:rPr>
+          <w:lang w:val="gu_IN" w:bidi="gu_IN"/>
+        </w:rPr>
+      </w:r>
+      <w:r>
+        <w:rPr>
+          <w:b/>
+          <w:lang w:val="gu_IN" w:bidi="gu_IN"/>
+        </w:rPr>
         <w:t>"તેઓમાંના કેટલાક &amp; બન્યા"</w:t>
       </w:r>
     </w:p>
@@ -18731,6 +21491,21 @@
           <w:b/>
           <w:lang w:val="gu_IN" w:bidi="gu_IN"/>
         </w:rPr>
+        <w:t>σὺ &amp; παρηκολούθησάς</w:t>
+      </w:r>
+    </w:p>
+    <w:p>
+      <w:pPr/>
+      <w:r>
+        <w:rPr>
+          <w:lang w:val="gu_IN" w:bidi="gu_IN"/>
+        </w:rPr>
+      </w:r>
+      <w:r>
+        <w:rPr>
+          <w:b/>
+          <w:lang w:val="gu_IN" w:bidi="gu_IN"/>
+        </w:rPr>
         <w:t>"તેં અનુસરણ કર્યું"</w:t>
       </w:r>
     </w:p>
@@ -18894,6 +21669,21 @@
           <w:b/>
           <w:lang w:val="gu_IN" w:bidi="gu_IN"/>
         </w:rPr>
+        <w:t>οἵους διωγμοὺς ὑπήνεγκα</w:t>
+      </w:r>
+    </w:p>
+    <w:p>
+      <w:pPr/>
+      <w:r>
+        <w:rPr>
+          <w:lang w:val="gu_IN" w:bidi="gu_IN"/>
+        </w:rPr>
+      </w:r>
+      <w:r>
+        <w:rPr>
+          <w:b/>
+          <w:lang w:val="gu_IN" w:bidi="gu_IN"/>
+        </w:rPr>
         <w:t>"જે પ્રકારની સતાવણીઓ મેં સહન કરી"</w:t>
       </w:r>
     </w:p>
@@ -18957,6 +21747,21 @@
           <w:b/>
           <w:lang w:val="gu_IN" w:bidi="gu_IN"/>
         </w:rPr>
+        <w:t>καὶ &amp; δὲ</w:t>
+      </w:r>
+    </w:p>
+    <w:p>
+      <w:pPr/>
+      <w:r>
+        <w:rPr>
+          <w:lang w:val="gu_IN" w:bidi="gu_IN"/>
+        </w:rPr>
+      </w:r>
+      <w:r>
+        <w:rPr>
+          <w:b/>
+          <w:lang w:val="gu_IN" w:bidi="gu_IN"/>
+        </w:rPr>
         <w:t>"પવિત્ર જીવન જીવવા"</w:t>
       </w:r>
     </w:p>
@@ -19102,6 +21907,21 @@
           <w:b/>
           <w:lang w:val="gu_IN" w:bidi="gu_IN"/>
         </w:rPr>
+        <w:t>ἄνθρωποι</w:t>
+      </w:r>
+    </w:p>
+    <w:p>
+      <w:pPr/>
+      <w:r>
+        <w:rPr>
+          <w:lang w:val="gu_IN" w:bidi="gu_IN"/>
+        </w:rPr>
+      </w:r>
+      <w:r>
+        <w:rPr>
+          <w:b/>
+          <w:lang w:val="gu_IN" w:bidi="gu_IN"/>
+        </w:rPr>
         <w:t>"માણસો"</w:t>
       </w:r>
     </w:p>
@@ -19190,6 +22010,21 @@
           <w:b/>
           <w:lang w:val="gu_IN" w:bidi="gu_IN"/>
         </w:rPr>
+        <w:t>πονηροὶ &amp; ἄνθρωποι καὶ γόητες</w:t>
+      </w:r>
+    </w:p>
+    <w:p>
+      <w:pPr/>
+      <w:r>
+        <w:rPr>
+          <w:lang w:val="gu_IN" w:bidi="gu_IN"/>
+        </w:rPr>
+      </w:r>
+      <w:r>
+        <w:rPr>
+          <w:b/>
+          <w:lang w:val="gu_IN" w:bidi="gu_IN"/>
+        </w:rPr>
         <w:t>"દુષ્ટ માણસો અને ધુતારાઓ"</w:t>
       </w:r>
     </w:p>
@@ -19278,6 +22113,21 @@
           <w:b/>
           <w:lang w:val="gu_IN" w:bidi="gu_IN"/>
         </w:rPr>
+        <w:t>προκόψουσιν ἐπὶ τὸ χεῖρον</w:t>
+      </w:r>
+    </w:p>
+    <w:p>
+      <w:pPr/>
+      <w:r>
+        <w:rPr>
+          <w:lang w:val="gu_IN" w:bidi="gu_IN"/>
+        </w:rPr>
+      </w:r>
+      <w:r>
+        <w:rPr>
+          <w:b/>
+          <w:lang w:val="gu_IN" w:bidi="gu_IN"/>
+        </w:rPr>
         <w:t>"વધારે ખરાબ થતા જશે"</w:t>
       </w:r>
     </w:p>
@@ -19353,6 +22203,21 @@
           <w:b/>
           <w:lang w:val="gu_IN" w:bidi="gu_IN"/>
         </w:rPr>
+        <w:t>ἐπὶ τὸ χεῖρον</w:t>
+      </w:r>
+    </w:p>
+    <w:p>
+      <w:pPr/>
+      <w:r>
+        <w:rPr>
+          <w:lang w:val="gu_IN" w:bidi="gu_IN"/>
+        </w:rPr>
+      </w:r>
+      <w:r>
+        <w:rPr>
+          <w:b/>
+          <w:lang w:val="gu_IN" w:bidi="gu_IN"/>
+        </w:rPr>
         <w:t>"વધારે ખરાબ થતા જશે"</w:t>
       </w:r>
     </w:p>
@@ -19428,6 +22293,21 @@
           <w:b/>
           <w:lang w:val="gu_IN" w:bidi="gu_IN"/>
         </w:rPr>
+        <w:t>πλανῶντες καὶ πλανώμενοι</w:t>
+      </w:r>
+    </w:p>
+    <w:p>
+      <w:pPr/>
+      <w:r>
+        <w:rPr>
+          <w:lang w:val="gu_IN" w:bidi="gu_IN"/>
+        </w:rPr>
+      </w:r>
+      <w:r>
+        <w:rPr>
+          <w:b/>
+          <w:lang w:val="gu_IN" w:bidi="gu_IN"/>
+        </w:rPr>
         <w:t>"ગેરમાર્ગે દોરાઈને તથા ગેરમાર્ગે દોરીને"</w:t>
       </w:r>
     </w:p>
@@ -19516,6 +22396,21 @@
           <w:b/>
           <w:lang w:val="gu_IN" w:bidi="gu_IN"/>
         </w:rPr>
+        <w:t>πλανώμενοι</w:t>
+      </w:r>
+    </w:p>
+    <w:p>
+      <w:pPr/>
+      <w:r>
+        <w:rPr>
+          <w:lang w:val="gu_IN" w:bidi="gu_IN"/>
+        </w:rPr>
+      </w:r>
+      <w:r>
+        <w:rPr>
+          <w:b/>
+          <w:lang w:val="gu_IN" w:bidi="gu_IN"/>
+        </w:rPr>
         <w:t>"ગેરમાર્ગે દોરાઈને તથા ગેરમાર્ગે દોરીને"</w:t>
       </w:r>
     </w:p>
@@ -19591,6 +22486,21 @@
           <w:b/>
           <w:lang w:val="gu_IN" w:bidi="gu_IN"/>
         </w:rPr>
+        <w:t>μένε ἐν</w:t>
+      </w:r>
+    </w:p>
+    <w:p>
+      <w:pPr/>
+      <w:r>
+        <w:rPr>
+          <w:lang w:val="gu_IN" w:bidi="gu_IN"/>
+        </w:rPr>
+      </w:r>
+      <w:r>
+        <w:rPr>
+          <w:b/>
+          <w:lang w:val="gu_IN" w:bidi="gu_IN"/>
+        </w:rPr>
         <w:t>"જે વાતો શીખ્યો છે &amp; તેમાં ટકી રહે"</w:t>
       </w:r>
     </w:p>
@@ -19666,6 +22576,21 @@
           <w:b/>
           <w:lang w:val="gu_IN" w:bidi="gu_IN"/>
         </w:rPr>
+        <w:t>ἐπιστώθης</w:t>
+      </w:r>
+    </w:p>
+    <w:p>
+      <w:pPr/>
+      <w:r>
+        <w:rPr>
+          <w:lang w:val="gu_IN" w:bidi="gu_IN"/>
+        </w:rPr>
+      </w:r>
+      <w:r>
+        <w:rPr>
+          <w:b/>
+          <w:lang w:val="gu_IN" w:bidi="gu_IN"/>
+        </w:rPr>
         <w:t>"ખાતરી પામ્યો છે"</w:t>
       </w:r>
     </w:p>
@@ -19816,6 +22741,21 @@
           <w:b/>
           <w:lang w:val="gu_IN" w:bidi="gu_IN"/>
         </w:rPr>
+        <w:t>πᾶσα Γραφὴ θεόπνευστος καὶ</w:t>
+      </w:r>
+    </w:p>
+    <w:p>
+      <w:pPr/>
+      <w:r>
+        <w:rPr>
+          <w:lang w:val="gu_IN" w:bidi="gu_IN"/>
+        </w:rPr>
+      </w:r>
+      <w:r>
+        <w:rPr>
+          <w:b/>
+          <w:lang w:val="gu_IN" w:bidi="gu_IN"/>
+        </w:rPr>
         <w:t>"સમગ્ર શાસ્ત્રવચન ઈશ્વરપ્રેરિત {છે} અને"</w:t>
       </w:r>
     </w:p>
@@ -19898,6 +22838,21 @@
           <w:b/>
           <w:lang w:val="gu_IN" w:bidi="gu_IN"/>
         </w:rPr>
+        <w:t>πᾶσα Γραφὴ</w:t>
+      </w:r>
+    </w:p>
+    <w:p>
+      <w:pPr/>
+      <w:r>
+        <w:rPr>
+          <w:lang w:val="gu_IN" w:bidi="gu_IN"/>
+        </w:rPr>
+      </w:r>
+      <w:r>
+        <w:rPr>
+          <w:b/>
+          <w:lang w:val="gu_IN" w:bidi="gu_IN"/>
+        </w:rPr>
         <w:t>"સમગ્ર શાસ્ત્રવચન ઈશ્વરપ્રેરિત {છે"</w:t>
       </w:r>
     </w:p>
@@ -19981,6 +22936,21 @@
           <w:b/>
           <w:lang w:val="gu_IN" w:bidi="gu_IN"/>
         </w:rPr>
+        <w:t>ὠφέλιμος</w:t>
+      </w:r>
+    </w:p>
+    <w:p>
+      <w:pPr/>
+      <w:r>
+        <w:rPr>
+          <w:lang w:val="gu_IN" w:bidi="gu_IN"/>
+        </w:rPr>
+      </w:r>
+      <w:r>
+        <w:rPr>
+          <w:b/>
+          <w:lang w:val="gu_IN" w:bidi="gu_IN"/>
+        </w:rPr>
         <w:t>"લાભાકારક"</w:t>
       </w:r>
     </w:p>
@@ -20145,6 +23115,21 @@
           <w:b/>
           <w:lang w:val="gu_IN" w:bidi="gu_IN"/>
         </w:rPr>
+        <w:t>ὁ τοῦ Θεοῦ ἄνθρωπος</w:t>
+      </w:r>
+    </w:p>
+    <w:p>
+      <w:pPr/>
+      <w:r>
+        <w:rPr>
+          <w:lang w:val="gu_IN" w:bidi="gu_IN"/>
+        </w:rPr>
+      </w:r>
+      <w:r>
+        <w:rPr>
+          <w:b/>
+          <w:lang w:val="gu_IN" w:bidi="gu_IN"/>
+        </w:rPr>
         <w:t>"ઈશ્વરનો માણસ"</w:t>
       </w:r>
     </w:p>
@@ -20233,6 +23218,21 @@
           <w:b/>
           <w:lang w:val="gu_IN" w:bidi="gu_IN"/>
         </w:rPr>
+        <w:t>ἄρτιος &amp; πρὸς πᾶν ἔργον ἀγαθὸν ἐξηρτισμένος</w:t>
+      </w:r>
+    </w:p>
+    <w:p>
+      <w:pPr/>
+      <w:r>
+        <w:rPr>
+          <w:lang w:val="gu_IN" w:bidi="gu_IN"/>
+        </w:rPr>
+      </w:r>
+      <w:r>
+        <w:rPr>
+          <w:b/>
+          <w:lang w:val="gu_IN" w:bidi="gu_IN"/>
+        </w:rPr>
         <w:t>"નિપુણ"</w:t>
       </w:r>
     </w:p>
@@ -20282,6 +23282,21 @@
         <w:rPr>
           <w:lang w:val="gu_IN" w:bidi="gu_IN"/>
         </w:rPr>
+      </w:r>
+    </w:p>
+    <w:p>
+      <w:pPr/>
+      <w:r>
+        <w:rPr>
+          <w:lang w:val="gu_IN" w:bidi="gu_IN"/>
+        </w:rPr>
+      </w:r>
+      <w:r>
+        <w:rPr>
+          <w:b/>
+          <w:lang w:val="gu_IN" w:bidi="gu_IN"/>
+        </w:rPr>
+        <w:t>ἐξηρτισμένος</w:t>
       </w:r>
     </w:p>
     <w:p>
@@ -20594,6 +23609,21 @@
           <w:b/>
           <w:lang w:val="gu_IN" w:bidi="gu_IN"/>
         </w:rPr>
+        <w:t>ζῶντας καὶ νεκρούς</w:t>
+      </w:r>
+    </w:p>
+    <w:p>
+      <w:pPr/>
+      <w:r>
+        <w:rPr>
+          <w:lang w:val="gu_IN" w:bidi="gu_IN"/>
+        </w:rPr>
+      </w:r>
+      <w:r>
+        <w:rPr>
+          <w:b/>
+          <w:lang w:val="gu_IN" w:bidi="gu_IN"/>
+        </w:rPr>
         <w:t>"જીવતાં અને મૂએલાંઓનો"</w:t>
       </w:r>
     </w:p>
@@ -20689,6 +23719,21 @@
           <w:b/>
           <w:lang w:val="gu_IN" w:bidi="gu_IN"/>
         </w:rPr>
+        <w:t>τὴν ἐπιφάνειαν αὐτοῦ</w:t>
+      </w:r>
+    </w:p>
+    <w:p>
+      <w:pPr/>
+      <w:r>
+        <w:rPr>
+          <w:lang w:val="gu_IN" w:bidi="gu_IN"/>
+        </w:rPr>
+      </w:r>
+      <w:r>
+        <w:rPr>
+          <w:b/>
+          <w:lang w:val="gu_IN" w:bidi="gu_IN"/>
+        </w:rPr>
         <w:t>"અને તેમના પ્રગટ થવા તથા તેમના રાજ્ય દ્વારા"</w:t>
       </w:r>
     </w:p>
@@ -20764,6 +23809,21 @@
           <w:b/>
           <w:lang w:val="gu_IN" w:bidi="gu_IN"/>
         </w:rPr>
+        <w:t>τὸν λόγον</w:t>
+      </w:r>
+    </w:p>
+    <w:p>
+      <w:pPr/>
+      <w:r>
+        <w:rPr>
+          <w:lang w:val="gu_IN" w:bidi="gu_IN"/>
+        </w:rPr>
+      </w:r>
+      <w:r>
+        <w:rPr>
+          <w:b/>
+          <w:lang w:val="gu_IN" w:bidi="gu_IN"/>
+        </w:rPr>
         <w:t>"વચનનો"</w:t>
       </w:r>
     </w:p>
@@ -20852,6 +23912,21 @@
           <w:b/>
           <w:lang w:val="gu_IN" w:bidi="gu_IN"/>
         </w:rPr>
+        <w:t>εὐκαίρως, ἀκαίρως</w:t>
+      </w:r>
+    </w:p>
+    <w:p>
+      <w:pPr/>
+      <w:r>
+        <w:rPr>
+          <w:lang w:val="gu_IN" w:bidi="gu_IN"/>
+        </w:rPr>
+      </w:r>
+      <w:r>
+        <w:rPr>
+          <w:b/>
+          <w:lang w:val="gu_IN" w:bidi="gu_IN"/>
+        </w:rPr>
         <w:t>"અનૂકૂળ કે પ્રતિકૂળ સમયે"</w:t>
       </w:r>
     </w:p>
@@ -20927,6 +24002,21 @@
           <w:b/>
           <w:lang w:val="gu_IN" w:bidi="gu_IN"/>
         </w:rPr>
+        <w:t>ἐν πάσῃ μακροθυμίᾳ καὶ διδαχῇ</w:t>
+      </w:r>
+    </w:p>
+    <w:p>
+      <w:pPr/>
+      <w:r>
+        <w:rPr>
+          <w:lang w:val="gu_IN" w:bidi="gu_IN"/>
+        </w:rPr>
+      </w:r>
+      <w:r>
+        <w:rPr>
+          <w:b/>
+          <w:lang w:val="gu_IN" w:bidi="gu_IN"/>
+        </w:rPr>
         <w:t>"પૂરી ધીરજ તથા શિક્ષણ સાથે"</w:t>
       </w:r>
     </w:p>
@@ -21041,6 +24131,21 @@
           <w:b/>
           <w:lang w:val="gu_IN" w:bidi="gu_IN"/>
         </w:rPr>
+        <w:t>ἐν πάσῃ μακροθυμίᾳ καὶ διδαχῇ</w:t>
+      </w:r>
+    </w:p>
+    <w:p>
+      <w:pPr/>
+      <w:r>
+        <w:rPr>
+          <w:lang w:val="gu_IN" w:bidi="gu_IN"/>
+        </w:rPr>
+      </w:r>
+      <w:r>
+        <w:rPr>
+          <w:b/>
+          <w:lang w:val="gu_IN" w:bidi="gu_IN"/>
+        </w:rPr>
         <w:t>"પૂરી ધીરજ તથા શિક્ષણ સાથે"</w:t>
       </w:r>
     </w:p>
@@ -21179,6 +24284,21 @@
           <w:b/>
           <w:lang w:val="gu_IN" w:bidi="gu_IN"/>
         </w:rPr>
+        <w:t>οὐκ ἀνέξονται</w:t>
+      </w:r>
+    </w:p>
+    <w:p>
+      <w:pPr/>
+      <w:r>
+        <w:rPr>
+          <w:lang w:val="gu_IN" w:bidi="gu_IN"/>
+        </w:rPr>
+      </w:r>
+      <w:r>
+        <w:rPr>
+          <w:b/>
+          <w:lang w:val="gu_IN" w:bidi="gu_IN"/>
+        </w:rPr>
         <w:t>"તેઓ &amp; સહન નહીં કરે"</w:t>
       </w:r>
     </w:p>
@@ -21267,6 +24387,21 @@
           <w:b/>
           <w:lang w:val="gu_IN" w:bidi="gu_IN"/>
         </w:rPr>
+        <w:t>οὐκ ἀνέξονται</w:t>
+      </w:r>
+    </w:p>
+    <w:p>
+      <w:pPr/>
+      <w:r>
+        <w:rPr>
+          <w:lang w:val="gu_IN" w:bidi="gu_IN"/>
+        </w:rPr>
+      </w:r>
+      <w:r>
+        <w:rPr>
+          <w:b/>
+          <w:lang w:val="gu_IN" w:bidi="gu_IN"/>
+        </w:rPr>
         <w:t>"તેઓ &amp; સહન નહીં કરે"</w:t>
       </w:r>
     </w:p>
@@ -21330,6 +24465,21 @@
           <w:b/>
           <w:lang w:val="gu_IN" w:bidi="gu_IN"/>
         </w:rPr>
+        <w:t>τῆς ὑγιαινούσης διδασκαλίας</w:t>
+      </w:r>
+    </w:p>
+    <w:p>
+      <w:pPr/>
+      <w:r>
+        <w:rPr>
+          <w:lang w:val="gu_IN" w:bidi="gu_IN"/>
+        </w:rPr>
+      </w:r>
+      <w:r>
+        <w:rPr>
+          <w:b/>
+          <w:lang w:val="gu_IN" w:bidi="gu_IN"/>
+        </w:rPr>
         <w:t>"સ્વસ્થ શિક્ષણને"</w:t>
       </w:r>
     </w:p>
@@ -21412,6 +24562,21 @@
           <w:b/>
           <w:lang w:val="gu_IN" w:bidi="gu_IN"/>
         </w:rPr>
+        <w:t>ἑαυτοῖς ἐπισωρεύσουσιν διδασκάλους</w:t>
+      </w:r>
+    </w:p>
+    <w:p>
+      <w:pPr/>
+      <w:r>
+        <w:rPr>
+          <w:lang w:val="gu_IN" w:bidi="gu_IN"/>
+        </w:rPr>
+      </w:r>
+      <w:r>
+        <w:rPr>
+          <w:b/>
+          <w:lang w:val="gu_IN" w:bidi="gu_IN"/>
+        </w:rPr>
         <w:t>"તેઓ પોતાની ઇચ્છાઓ અનુસાર &amp; તેવા શિક્ષકોના ટોળાં પોતાને સારુ ભેગા કરશે"</w:t>
       </w:r>
     </w:p>
@@ -21487,6 +24652,21 @@
           <w:b/>
           <w:lang w:val="gu_IN" w:bidi="gu_IN"/>
         </w:rPr>
+        <w:t>κνηθόμενοι τὴν ἀκοήν</w:t>
+      </w:r>
+    </w:p>
+    <w:p>
+      <w:pPr/>
+      <w:r>
+        <w:rPr>
+          <w:lang w:val="gu_IN" w:bidi="gu_IN"/>
+        </w:rPr>
+      </w:r>
+      <w:r>
+        <w:rPr>
+          <w:b/>
+          <w:lang w:val="gu_IN" w:bidi="gu_IN"/>
+        </w:rPr>
         <w:t>"તેમના} કાનમાં ખંજવાળ આવે"</w:t>
       </w:r>
     </w:p>
@@ -21548,6 +24728,21 @@
         <w:rPr>
           <w:lang w:val="gu_IN" w:bidi="gu_IN"/>
         </w:rPr>
+      </w:r>
+    </w:p>
+    <w:p>
+      <w:pPr/>
+      <w:r>
+        <w:rPr>
+          <w:lang w:val="gu_IN" w:bidi="gu_IN"/>
+        </w:rPr>
+      </w:r>
+      <w:r>
+        <w:rPr>
+          <w:b/>
+          <w:lang w:val="gu_IN" w:bidi="gu_IN"/>
+        </w:rPr>
+        <w:t>τὴν ἀκοήν</w:t>
       </w:r>
     </w:p>
     <w:p>
@@ -21671,6 +24866,21 @@
           <w:b/>
           <w:lang w:val="gu_IN" w:bidi="gu_IN"/>
         </w:rPr>
+        <w:t>τὴν ἀκοὴν</w:t>
+      </w:r>
+    </w:p>
+    <w:p>
+      <w:pPr/>
+      <w:r>
+        <w:rPr>
+          <w:lang w:val="gu_IN" w:bidi="gu_IN"/>
+        </w:rPr>
+      </w:r>
+      <w:r>
+        <w:rPr>
+          <w:b/>
+          <w:lang w:val="gu_IN" w:bidi="gu_IN"/>
+        </w:rPr>
         <w:t>"તેઓ સત્યથી પોતાના કાન &amp; વળી જશે"</w:t>
       </w:r>
     </w:p>
@@ -21759,6 +24969,21 @@
           <w:b/>
           <w:lang w:val="gu_IN" w:bidi="gu_IN"/>
         </w:rPr>
+        <w:t>ἐπὶ &amp; ἐκτραπήσονται</w:t>
+      </w:r>
+    </w:p>
+    <w:p>
+      <w:pPr/>
+      <w:r>
+        <w:rPr>
+          <w:lang w:val="gu_IN" w:bidi="gu_IN"/>
+        </w:rPr>
+      </w:r>
+      <w:r>
+        <w:rPr>
+          <w:b/>
+          <w:lang w:val="gu_IN" w:bidi="gu_IN"/>
+        </w:rPr>
         <w:t>"ફેરવી લેશે &amp; દંતકથાઓ પ્રત્યે"</w:t>
       </w:r>
     </w:p>
@@ -21834,6 +25059,21 @@
           <w:b/>
           <w:lang w:val="gu_IN" w:bidi="gu_IN"/>
         </w:rPr>
+        <w:t>ἐπὶ &amp; ἐκτραπήσονται</w:t>
+      </w:r>
+    </w:p>
+    <w:p>
+      <w:pPr/>
+      <w:r>
+        <w:rPr>
+          <w:lang w:val="gu_IN" w:bidi="gu_IN"/>
+        </w:rPr>
+      </w:r>
+      <w:r>
+        <w:rPr>
+          <w:b/>
+          <w:lang w:val="gu_IN" w:bidi="gu_IN"/>
+        </w:rPr>
         <w:t>"ફેરવી લેશે &amp; દંતકથાઓ પ્રત્યે"</w:t>
       </w:r>
     </w:p>
@@ -21909,6 +25149,21 @@
           <w:b/>
           <w:lang w:val="gu_IN" w:bidi="gu_IN"/>
         </w:rPr>
+        <w:t>νῆφε</w:t>
+      </w:r>
+    </w:p>
+    <w:p>
+      <w:pPr/>
+      <w:r>
+        <w:rPr>
+          <w:lang w:val="gu_IN" w:bidi="gu_IN"/>
+        </w:rPr>
+      </w:r>
+      <w:r>
+        <w:rPr>
+          <w:b/>
+          <w:lang w:val="gu_IN" w:bidi="gu_IN"/>
+        </w:rPr>
         <w:t>"ગંભીર થાય"</w:t>
       </w:r>
     </w:p>
@@ -21984,6 +25239,21 @@
           <w:b/>
           <w:lang w:val="gu_IN" w:bidi="gu_IN"/>
         </w:rPr>
+        <w:t>ἔργον &amp; εὐαγγελιστοῦ</w:t>
+      </w:r>
+    </w:p>
+    <w:p>
+      <w:pPr/>
+      <w:r>
+        <w:rPr>
+          <w:lang w:val="gu_IN" w:bidi="gu_IN"/>
+        </w:rPr>
+      </w:r>
+      <w:r>
+        <w:rPr>
+          <w:b/>
+          <w:lang w:val="gu_IN" w:bidi="gu_IN"/>
+        </w:rPr>
         <w:t>"સુવાર્તિકનું"</w:t>
       </w:r>
     </w:p>
@@ -22047,6 +25317,21 @@
           <w:b/>
           <w:lang w:val="gu_IN" w:bidi="gu_IN"/>
         </w:rPr>
+        <w:t>γὰρ</w:t>
+      </w:r>
+    </w:p>
+    <w:p>
+      <w:pPr/>
+      <w:r>
+        <w:rPr>
+          <w:lang w:val="gu_IN" w:bidi="gu_IN"/>
+        </w:rPr>
+      </w:r>
+      <w:r>
+        <w:rPr>
+          <w:b/>
+          <w:lang w:val="gu_IN" w:bidi="gu_IN"/>
+        </w:rPr>
         <w:t>"હું ક્યારનોય રેડાઈ રહ્યો છું"</w:t>
       </w:r>
     </w:p>
@@ -22123,6 +25408,21 @@
           <w:b/>
           <w:lang w:val="gu_IN" w:bidi="gu_IN"/>
         </w:rPr>
+        <w:t>ἐγὼ &amp; ἤδη σπένδομαι</w:t>
+      </w:r>
+    </w:p>
+    <w:p>
+      <w:pPr/>
+      <w:r>
+        <w:rPr>
+          <w:lang w:val="gu_IN" w:bidi="gu_IN"/>
+        </w:rPr>
+      </w:r>
+      <w:r>
+        <w:rPr>
+          <w:b/>
+          <w:lang w:val="gu_IN" w:bidi="gu_IN"/>
+        </w:rPr>
         <w:t>"હું ક્યારનોય રેડાઈ રહ્યો છું"</w:t>
       </w:r>
     </w:p>
@@ -22198,6 +25498,21 @@
           <w:b/>
           <w:lang w:val="gu_IN" w:bidi="gu_IN"/>
         </w:rPr>
+        <w:t>ἐγὼ &amp; ἤδη σπένδομαι</w:t>
+      </w:r>
+    </w:p>
+    <w:p>
+      <w:pPr/>
+      <w:r>
+        <w:rPr>
+          <w:lang w:val="gu_IN" w:bidi="gu_IN"/>
+        </w:rPr>
+      </w:r>
+      <w:r>
+        <w:rPr>
+          <w:b/>
+          <w:lang w:val="gu_IN" w:bidi="gu_IN"/>
+        </w:rPr>
         <w:t>"હું ક્યારનોય રેડાઈ રહ્યો છું"</w:t>
       </w:r>
     </w:p>
@@ -22273,6 +25588,21 @@
           <w:b/>
           <w:lang w:val="gu_IN" w:bidi="gu_IN"/>
         </w:rPr>
+        <w:t>τῆς ἀναλύσεώς μου</w:t>
+      </w:r>
+    </w:p>
+    <w:p>
+      <w:pPr/>
+      <w:r>
+        <w:rPr>
+          <w:lang w:val="gu_IN" w:bidi="gu_IN"/>
+        </w:rPr>
+      </w:r>
+      <w:r>
+        <w:rPr>
+          <w:b/>
+          <w:lang w:val="gu_IN" w:bidi="gu_IN"/>
+        </w:rPr>
         <w:t>"અહિ મારો પ્રયાણકાળ આવ્યો છે"</w:t>
       </w:r>
     </w:p>
@@ -22347,6 +25677,21 @@
         <w:rPr>
           <w:lang w:val="gu_IN" w:bidi="gu_IN"/>
         </w:rPr>
+      </w:r>
+    </w:p>
+    <w:p>
+      <w:pPr/>
+      <w:r>
+        <w:rPr>
+          <w:lang w:val="gu_IN" w:bidi="gu_IN"/>
+        </w:rPr>
+      </w:r>
+      <w:r>
+        <w:rPr>
+          <w:b/>
+          <w:lang w:val="gu_IN" w:bidi="gu_IN"/>
+        </w:rPr>
+        <w:t>τὸν καλὸν ἀγῶνα ἠγώνισμαι</w:t>
       </w:r>
     </w:p>
     <w:p>
@@ -22502,6 +25847,21 @@
           <w:b/>
           <w:lang w:val="gu_IN" w:bidi="gu_IN"/>
         </w:rPr>
+        <w:t>ἀπόκειταί &amp; ὁ τῆς δικαιοσύνης στέφανος</w:t>
+      </w:r>
+    </w:p>
+    <w:p>
+      <w:pPr/>
+      <w:r>
+        <w:rPr>
+          <w:lang w:val="gu_IN" w:bidi="gu_IN"/>
+        </w:rPr>
+      </w:r>
+      <w:r>
+        <w:rPr>
+          <w:b/>
+          <w:lang w:val="gu_IN" w:bidi="gu_IN"/>
+        </w:rPr>
         <w:t>"મારા માટે &amp; મુગટ અનામત રાખવામાં આવ્યો છે, કે &amp; ન્યાયપૂર્ણ"</w:t>
       </w:r>
     </w:p>
@@ -22577,6 +25937,21 @@
           <w:b/>
           <w:lang w:val="gu_IN" w:bidi="gu_IN"/>
         </w:rPr>
+        <w:t>ὁ τῆς δικαιοσύνης στέφανος</w:t>
+      </w:r>
+    </w:p>
+    <w:p>
+      <w:pPr/>
+      <w:r>
+        <w:rPr>
+          <w:lang w:val="gu_IN" w:bidi="gu_IN"/>
+        </w:rPr>
+      </w:r>
+      <w:r>
+        <w:rPr>
+          <w:b/>
+          <w:lang w:val="gu_IN" w:bidi="gu_IN"/>
+        </w:rPr>
         <w:t>"મુગટ &amp; ન્યાયપૂર્ણ"</w:t>
       </w:r>
     </w:p>
@@ -22626,6 +26001,21 @@
         <w:rPr>
           <w:lang w:val="gu_IN" w:bidi="gu_IN"/>
         </w:rPr>
+      </w:r>
+    </w:p>
+    <w:p>
+      <w:pPr/>
+      <w:r>
+        <w:rPr>
+          <w:lang w:val="gu_IN" w:bidi="gu_IN"/>
+        </w:rPr>
+      </w:r>
+      <w:r>
+        <w:rPr>
+          <w:b/>
+          <w:lang w:val="gu_IN" w:bidi="gu_IN"/>
+        </w:rPr>
+        <w:t>ἐν, ἐκείνῃ τῇ ἡμέρᾳ</w:t>
       </w:r>
     </w:p>
     <w:p>
@@ -22746,6 +26136,21 @@
           <w:b/>
           <w:lang w:val="gu_IN" w:bidi="gu_IN"/>
         </w:rPr>
+        <w:t>πᾶσιν τοῖς ἠγαπηκόσι τὴν ἐπιφάνειαν αὐτοῦ</w:t>
+      </w:r>
+    </w:p>
+    <w:p>
+      <w:pPr/>
+      <w:r>
+        <w:rPr>
+          <w:lang w:val="gu_IN" w:bidi="gu_IN"/>
+        </w:rPr>
+      </w:r>
+      <w:r>
+        <w:rPr>
+          <w:b/>
+          <w:lang w:val="gu_IN" w:bidi="gu_IN"/>
+        </w:rPr>
         <w:t>"એ બધાને &amp; કે જેઓ તેમના પ્રગટ થવા વિષે આનંદિત છે"</w:t>
       </w:r>
     </w:p>
@@ -22795,6 +26200,21 @@
         <w:rPr>
           <w:lang w:val="gu_IN" w:bidi="gu_IN"/>
         </w:rPr>
+      </w:r>
+    </w:p>
+    <w:p>
+      <w:pPr/>
+      <w:r>
+        <w:rPr>
+          <w:lang w:val="gu_IN" w:bidi="gu_IN"/>
+        </w:rPr>
+      </w:r>
+      <w:r>
+        <w:rPr>
+          <w:b/>
+          <w:lang w:val="gu_IN" w:bidi="gu_IN"/>
+        </w:rPr>
+        <w:t>τὴν ἐπιφάνειαν αὐτοῦ</w:t>
       </w:r>
     </w:p>
     <w:p>
@@ -22986,6 +26406,21 @@
           <w:b/>
           <w:lang w:val="gu_IN" w:bidi="gu_IN"/>
         </w:rPr>
+        <w:t>τὸν νῦν αἰῶνα</w:t>
+      </w:r>
+    </w:p>
+    <w:p>
+      <w:pPr/>
+      <w:r>
+        <w:rPr>
+          <w:lang w:val="gu_IN" w:bidi="gu_IN"/>
+        </w:rPr>
+      </w:r>
+      <w:r>
+        <w:rPr>
+          <w:b/>
+          <w:lang w:val="gu_IN" w:bidi="gu_IN"/>
+        </w:rPr>
         <w:t>"વર્તમાન યુગને"</w:t>
       </w:r>
     </w:p>
@@ -23049,6 +26484,21 @@
           <w:b/>
           <w:lang w:val="gu_IN" w:bidi="gu_IN"/>
         </w:rPr>
+        <w:t>Κρήσκης εἰς Γαλατίαν, Τίτος εἰς Δαλματίαν</w:t>
+      </w:r>
+    </w:p>
+    <w:p>
+      <w:pPr/>
+      <w:r>
+        <w:rPr>
+          <w:lang w:val="gu_IN" w:bidi="gu_IN"/>
+        </w:rPr>
+      </w:r>
+      <w:r>
+        <w:rPr>
+          <w:b/>
+          <w:lang w:val="gu_IN" w:bidi="gu_IN"/>
+        </w:rPr>
         <w:t>"ક્રેસ્કેન્સ ગલાતીઆ, તિતસ દલ્માતીઆ"</w:t>
       </w:r>
     </w:p>
@@ -23124,6 +26574,21 @@
           <w:b/>
           <w:lang w:val="gu_IN" w:bidi="gu_IN"/>
         </w:rPr>
+        <w:t>Δαλματίαν</w:t>
+      </w:r>
+    </w:p>
+    <w:p>
+      <w:pPr/>
+      <w:r>
+        <w:rPr>
+          <w:lang w:val="gu_IN" w:bidi="gu_IN"/>
+        </w:rPr>
+      </w:r>
+      <w:r>
+        <w:rPr>
+          <w:b/>
+          <w:lang w:val="gu_IN" w:bidi="gu_IN"/>
+        </w:rPr>
         <w:t>"ગલાતીઆ &amp; દલ્માતીઆ"</w:t>
       </w:r>
     </w:p>
@@ -23225,6 +26690,21 @@
           <w:b/>
           <w:lang w:val="gu_IN" w:bidi="gu_IN"/>
         </w:rPr>
+        <w:t>μοι εὔχρηστος εἰς διακονίαν</w:t>
+      </w:r>
+    </w:p>
+    <w:p>
+      <w:pPr/>
+      <w:r>
+        <w:rPr>
+          <w:lang w:val="gu_IN" w:bidi="gu_IN"/>
+        </w:rPr>
+      </w:r>
+      <w:r>
+        <w:rPr>
+          <w:b/>
+          <w:lang w:val="gu_IN" w:bidi="gu_IN"/>
+        </w:rPr>
         <w:t>"સેવા માટે &amp; મને ઉપયોગી"</w:t>
       </w:r>
     </w:p>
@@ -23314,6 +26794,21 @@
           <w:b/>
           <w:lang w:val="gu_IN" w:bidi="gu_IN"/>
         </w:rPr>
+        <w:t>ἀπέστειλα</w:t>
+      </w:r>
+    </w:p>
+    <w:p>
+      <w:pPr/>
+      <w:r>
+        <w:rPr>
+          <w:lang w:val="gu_IN" w:bidi="gu_IN"/>
+        </w:rPr>
+      </w:r>
+      <w:r>
+        <w:rPr>
+          <w:b/>
+          <w:lang w:val="gu_IN" w:bidi="gu_IN"/>
+        </w:rPr>
         <w:t>"મેં &amp; મોકલ્યો"</w:t>
       </w:r>
     </w:p>
@@ -23377,6 +26872,21 @@
           <w:b/>
           <w:lang w:val="gu_IN" w:bidi="gu_IN"/>
         </w:rPr>
+        <w:t>φελόνην</w:t>
+      </w:r>
+    </w:p>
+    <w:p>
+      <w:pPr/>
+      <w:r>
+        <w:rPr>
+          <w:lang w:val="gu_IN" w:bidi="gu_IN"/>
+        </w:rPr>
+      </w:r>
+      <w:r>
+        <w:rPr>
+          <w:b/>
+          <w:lang w:val="gu_IN" w:bidi="gu_IN"/>
+        </w:rPr>
         <w:t>"ઝભ્ભો"</w:t>
       </w:r>
     </w:p>
@@ -23534,6 +27044,21 @@
           <w:b/>
           <w:lang w:val="gu_IN" w:bidi="gu_IN"/>
         </w:rPr>
+        <w:t>τὰς μεμβράνας</w:t>
+      </w:r>
+    </w:p>
+    <w:p>
+      <w:pPr/>
+      <w:r>
+        <w:rPr>
+          <w:lang w:val="gu_IN" w:bidi="gu_IN"/>
+        </w:rPr>
+      </w:r>
+      <w:r>
+        <w:rPr>
+          <w:b/>
+          <w:lang w:val="gu_IN" w:bidi="gu_IN"/>
+        </w:rPr>
         <w:t>"ખાસ તો ચર્મપત્રો"</w:t>
       </w:r>
     </w:p>
@@ -23616,6 +27141,21 @@
           <w:b/>
           <w:lang w:val="gu_IN" w:bidi="gu_IN"/>
         </w:rPr>
+        <w:t>Ἀλέξανδρος ὁ χαλκεὺς</w:t>
+      </w:r>
+    </w:p>
+    <w:p>
+      <w:pPr/>
+      <w:r>
+        <w:rPr>
+          <w:lang w:val="gu_IN" w:bidi="gu_IN"/>
+        </w:rPr>
+      </w:r>
+      <w:r>
+        <w:rPr>
+          <w:b/>
+          <w:lang w:val="gu_IN" w:bidi="gu_IN"/>
+        </w:rPr>
         <w:t>"એલેકઝાન્ડર કંસારાએ"</w:t>
       </w:r>
     </w:p>
@@ -23773,6 +27313,21 @@
           <w:b/>
           <w:lang w:val="gu_IN" w:bidi="gu_IN"/>
         </w:rPr>
+        <w:t>ἀποδώσει αὐτῷ ὁ Κύριος</w:t>
+      </w:r>
+    </w:p>
+    <w:p>
+      <w:pPr/>
+      <w:r>
+        <w:rPr>
+          <w:lang w:val="gu_IN" w:bidi="gu_IN"/>
+        </w:rPr>
+      </w:r>
+      <w:r>
+        <w:rPr>
+          <w:b/>
+          <w:lang w:val="gu_IN" w:bidi="gu_IN"/>
+        </w:rPr>
         <w:t>"પ્રભુ તેને તેના કૃત્યો અનુસાર બદલો આપશે"</w:t>
       </w:r>
     </w:p>
@@ -23848,6 +27403,21 @@
           <w:b/>
           <w:lang w:val="gu_IN" w:bidi="gu_IN"/>
         </w:rPr>
+        <w:t>τοῖς ἡμετέροις λόγοις</w:t>
+      </w:r>
+    </w:p>
+    <w:p>
+      <w:pPr/>
+      <w:r>
+        <w:rPr>
+          <w:lang w:val="gu_IN" w:bidi="gu_IN"/>
+        </w:rPr>
+      </w:r>
+      <w:r>
+        <w:rPr>
+          <w:b/>
+          <w:lang w:val="gu_IN" w:bidi="gu_IN"/>
+        </w:rPr>
         <w:t>"તેણે અમારા વચનોનો &amp; વિરોધ કર્યો હતો"</w:t>
       </w:r>
     </w:p>
@@ -23930,6 +27500,21 @@
           <w:b/>
           <w:lang w:val="gu_IN" w:bidi="gu_IN"/>
         </w:rPr>
+        <w:t>ἐν τῇ πρώτῃ μου ἀπολογίᾳ</w:t>
+      </w:r>
+    </w:p>
+    <w:p>
+      <w:pPr/>
+      <w:r>
+        <w:rPr>
+          <w:lang w:val="gu_IN" w:bidi="gu_IN"/>
+        </w:rPr>
+      </w:r>
+      <w:r>
+        <w:rPr>
+          <w:b/>
+          <w:lang w:val="gu_IN" w:bidi="gu_IN"/>
+        </w:rPr>
         <w:t>"મારા પ્રથમ બચાવ સમયે"</w:t>
       </w:r>
     </w:p>
@@ -24006,6 +27591,21 @@
           <w:b/>
           <w:lang w:val="gu_IN" w:bidi="gu_IN"/>
         </w:rPr>
+        <w:t>οὐδείς μοι παρεγένετο</w:t>
+      </w:r>
+    </w:p>
+    <w:p>
+      <w:pPr/>
+      <w:r>
+        <w:rPr>
+          <w:lang w:val="gu_IN" w:bidi="gu_IN"/>
+        </w:rPr>
+      </w:r>
+      <w:r>
+        <w:rPr>
+          <w:b/>
+          <w:lang w:val="gu_IN" w:bidi="gu_IN"/>
+        </w:rPr>
         <w:t>"કોઈ મારી સાથે આવ્યું નહોતું"</w:t>
       </w:r>
     </w:p>
@@ -24069,6 +27669,21 @@
           <w:b/>
           <w:lang w:val="gu_IN" w:bidi="gu_IN"/>
         </w:rPr>
+        <w:t>μὴ αὐτοῖς λογισθείη</w:t>
+      </w:r>
+    </w:p>
+    <w:p>
+      <w:pPr/>
+      <w:r>
+        <w:rPr>
+          <w:lang w:val="gu_IN" w:bidi="gu_IN"/>
+        </w:rPr>
+      </w:r>
+      <w:r>
+        <w:rPr>
+          <w:b/>
+          <w:lang w:val="gu_IN" w:bidi="gu_IN"/>
+        </w:rPr>
         <w:t>"તેઓની વિરુદ્ધ આ ગણવામાં આવે તેમ ન થાઓ"</w:t>
       </w:r>
     </w:p>
@@ -24144,6 +27759,21 @@
           <w:b/>
           <w:lang w:val="gu_IN" w:bidi="gu_IN"/>
         </w:rPr>
+        <w:t>ὁ &amp; Κύριός μοι παρέστη</w:t>
+      </w:r>
+    </w:p>
+    <w:p>
+      <w:pPr/>
+      <w:r>
+        <w:rPr>
+          <w:lang w:val="gu_IN" w:bidi="gu_IN"/>
+        </w:rPr>
+      </w:r>
+      <w:r>
+        <w:rPr>
+          <w:b/>
+          <w:lang w:val="gu_IN" w:bidi="gu_IN"/>
+        </w:rPr>
         <w:t>"પ્રભુ મારી સાથે ઊભા રહ્યા"</w:t>
       </w:r>
     </w:p>
@@ -24294,6 +27924,21 @@
           <w:b/>
           <w:lang w:val="gu_IN" w:bidi="gu_IN"/>
         </w:rPr>
+        <w:t>πάντα τὰ ἔθνη</w:t>
+      </w:r>
+    </w:p>
+    <w:p>
+      <w:pPr/>
+      <w:r>
+        <w:rPr>
+          <w:lang w:val="gu_IN" w:bidi="gu_IN"/>
+        </w:rPr>
+      </w:r>
+      <w:r>
+        <w:rPr>
+          <w:b/>
+          <w:lang w:val="gu_IN" w:bidi="gu_IN"/>
+        </w:rPr>
         <w:t>"અને બધા જ બિન-યહૂદીઓ તેને સાંભળી શકે"</w:t>
       </w:r>
     </w:p>
@@ -24382,6 +28027,21 @@
           <w:b/>
           <w:lang w:val="gu_IN" w:bidi="gu_IN"/>
         </w:rPr>
+        <w:t>ἐρύσθην ἐκ στόματος λέοντος</w:t>
+      </w:r>
+    </w:p>
+    <w:p>
+      <w:pPr/>
+      <w:r>
+        <w:rPr>
+          <w:lang w:val="gu_IN" w:bidi="gu_IN"/>
+        </w:rPr>
+      </w:r>
+      <w:r>
+        <w:rPr>
+          <w:b/>
+          <w:lang w:val="gu_IN" w:bidi="gu_IN"/>
+        </w:rPr>
         <w:t>"મને સિંહના મુખમાંથી બચાવવામાં આવ્યો હતો"</w:t>
       </w:r>
     </w:p>
@@ -24457,6 +28117,21 @@
           <w:b/>
           <w:lang w:val="gu_IN" w:bidi="gu_IN"/>
         </w:rPr>
+        <w:t>ἐρύσθην</w:t>
+      </w:r>
+    </w:p>
+    <w:p>
+      <w:pPr/>
+      <w:r>
+        <w:rPr>
+          <w:lang w:val="gu_IN" w:bidi="gu_IN"/>
+        </w:rPr>
+      </w:r>
+      <w:r>
+        <w:rPr>
+          <w:b/>
+          <w:lang w:val="gu_IN" w:bidi="gu_IN"/>
+        </w:rPr>
         <w:t>"મને સિંહના મુખમાંથી બચાવવામાં આવ્યો હતો"</w:t>
       </w:r>
     </w:p>
@@ -24518,6 +28193,21 @@
         <w:rPr>
           <w:lang w:val="gu_IN" w:bidi="gu_IN"/>
         </w:rPr>
+      </w:r>
+    </w:p>
+    <w:p>
+      <w:pPr/>
+      <w:r>
+        <w:rPr>
+          <w:lang w:val="gu_IN" w:bidi="gu_IN"/>
+        </w:rPr>
+      </w:r>
+      <w:r>
+        <w:rPr>
+          <w:b/>
+          <w:lang w:val="gu_IN" w:bidi="gu_IN"/>
+        </w:rPr>
+        <w:t>εἰς τοὺς αἰῶνας τῶν αἰώνων</w:t>
       </w:r>
     </w:p>
     <w:p>
@@ -24775,6 +28465,21 @@
           <w:b/>
           <w:lang w:val="gu_IN" w:bidi="gu_IN"/>
         </w:rPr>
+        <w:t>Μιλήτῳ</w:t>
+      </w:r>
+    </w:p>
+    <w:p>
+      <w:pPr/>
+      <w:r>
+        <w:rPr>
+          <w:lang w:val="gu_IN" w:bidi="gu_IN"/>
+        </w:rPr>
+      </w:r>
+      <w:r>
+        <w:rPr>
+          <w:b/>
+          <w:lang w:val="gu_IN" w:bidi="gu_IN"/>
+        </w:rPr>
         <w:t>"મિલેતસમાં"</w:t>
       </w:r>
     </w:p>
@@ -24913,6 +28618,21 @@
           <w:b/>
           <w:lang w:val="gu_IN" w:bidi="gu_IN"/>
         </w:rPr>
+        <w:t>πρὸ χειμῶνος</w:t>
+      </w:r>
+    </w:p>
+    <w:p>
+      <w:pPr/>
+      <w:r>
+        <w:rPr>
+          <w:lang w:val="gu_IN" w:bidi="gu_IN"/>
+        </w:rPr>
+      </w:r>
+      <w:r>
+        <w:rPr>
+          <w:b/>
+          <w:lang w:val="gu_IN" w:bidi="gu_IN"/>
+        </w:rPr>
         <w:t>"શિયાળા અગાઉ"</w:t>
       </w:r>
     </w:p>
@@ -25213,6 +28933,21 @@
           <w:b/>
           <w:lang w:val="gu_IN" w:bidi="gu_IN"/>
         </w:rPr>
+        <w:t>οἱ ἀδελφοὶ</w:t>
+      </w:r>
+    </w:p>
+    <w:p>
+      <w:pPr/>
+      <w:r>
+        <w:rPr>
+          <w:lang w:val="gu_IN" w:bidi="gu_IN"/>
+        </w:rPr>
+      </w:r>
+      <w:r>
+        <w:rPr>
+          <w:b/>
+          <w:lang w:val="gu_IN" w:bidi="gu_IN"/>
+        </w:rPr>
         <w:t>"ભાઈઓ {પણ"</w:t>
       </w:r>
     </w:p>
@@ -25295,6 +29030,21 @@
           <w:b/>
           <w:lang w:val="gu_IN" w:bidi="gu_IN"/>
         </w:rPr>
+        <w:t>ὁ Κύριος μετὰ τοῦ πνεύματός σου</w:t>
+      </w:r>
+    </w:p>
+    <w:p>
+      <w:pPr/>
+      <w:r>
+        <w:rPr>
+          <w:lang w:val="gu_IN" w:bidi="gu_IN"/>
+        </w:rPr>
+      </w:r>
+      <w:r>
+        <w:rPr>
+          <w:b/>
+          <w:lang w:val="gu_IN" w:bidi="gu_IN"/>
+        </w:rPr>
         <w:t>"પ્રભુ તારા આત્મા સાથે {હોજો"</w:t>
       </w:r>
     </w:p>
@@ -25383,6 +29133,21 @@
           <w:b/>
           <w:lang w:val="gu_IN" w:bidi="gu_IN"/>
         </w:rPr>
+        <w:t>μετὰ τοῦ πνεύματός σου</w:t>
+      </w:r>
+    </w:p>
+    <w:p>
+      <w:pPr/>
+      <w:r>
+        <w:rPr>
+          <w:lang w:val="gu_IN" w:bidi="gu_IN"/>
+        </w:rPr>
+      </w:r>
+      <w:r>
+        <w:rPr>
+          <w:b/>
+          <w:lang w:val="gu_IN" w:bidi="gu_IN"/>
+        </w:rPr>
         <w:t>"પ્રભુ તારા આત્મા સાથે {હોજો"</w:t>
       </w:r>
     </w:p>
@@ -25471,6 +29236,21 @@
           <w:b/>
           <w:lang w:val="gu_IN" w:bidi="gu_IN"/>
         </w:rPr>
+        <w:t>ἡ χάρις μεθ’ ὑμῶν</w:t>
+      </w:r>
+    </w:p>
+    <w:p>
+      <w:pPr/>
+      <w:r>
+        <w:rPr>
+          <w:lang w:val="gu_IN" w:bidi="gu_IN"/>
+        </w:rPr>
+      </w:r>
+      <w:r>
+        <w:rPr>
+          <w:b/>
+          <w:lang w:val="gu_IN" w:bidi="gu_IN"/>
+        </w:rPr>
         <w:t>"તારા પર કૃપા {હોજો"</w:t>
       </w:r>
     </w:p>
@@ -25520,6 +29300,21 @@
         <w:rPr>
           <w:lang w:val="gu_IN" w:bidi="gu_IN"/>
         </w:rPr>
+      </w:r>
+    </w:p>
+    <w:p>
+      <w:pPr/>
+      <w:r>
+        <w:rPr>
+          <w:lang w:val="gu_IN" w:bidi="gu_IN"/>
+        </w:rPr>
+      </w:r>
+      <w:r>
+        <w:rPr>
+          <w:b/>
+          <w:lang w:val="gu_IN" w:bidi="gu_IN"/>
+        </w:rPr>
+        <w:t>ὑμῶν</w:t>
       </w:r>
     </w:p>
     <w:p>

--- a/guj/docx/55.content.docx
+++ b/guj/docx/55.content.docx
@@ -1791,6 +1791,21 @@
           <w:b/>
           <w:lang w:val="gu_IN" w:bidi="gu_IN"/>
         </w:rPr>
+        <w:t>ὡς ἀδιάλειπτον ἔχω τὴν περὶ σοῦ μνείαν</w:t>
+      </w:r>
+    </w:p>
+    <w:p>
+      <w:pPr/>
+      <w:r>
+        <w:rPr>
+          <w:lang w:val="gu_IN" w:bidi="gu_IN"/>
+        </w:rPr>
+      </w:r>
+      <w:r>
+        <w:rPr>
+          <w:b/>
+          <w:lang w:val="gu_IN" w:bidi="gu_IN"/>
+        </w:rPr>
         <w:t>"કેમ કે &amp; તારું સ્મરણ મને સતત હોય છે"</w:t>
       </w:r>
     </w:p>
@@ -2555,6 +2570,21 @@
           <w:b/>
           <w:lang w:val="gu_IN" w:bidi="gu_IN"/>
         </w:rPr>
+        <w:t>τῆς ἐν σοὶ ἀνυποκρίτου πίστεως, ἥτις ἐνῴκησεν πρῶτον</w:t>
+      </w:r>
+    </w:p>
+    <w:p>
+      <w:pPr/>
+      <w:r>
+        <w:rPr>
+          <w:lang w:val="gu_IN" w:bidi="gu_IN"/>
+        </w:rPr>
+      </w:r>
+      <w:r>
+        <w:rPr>
+          <w:b/>
+          <w:lang w:val="gu_IN" w:bidi="gu_IN"/>
+        </w:rPr>
         <w:t>"તારામાંના સાચા વિશ્વાસનું"</w:t>
       </w:r>
     </w:p>
@@ -2908,6 +2938,21 @@
         <w:rPr>
           <w:lang w:val="gu_IN" w:bidi="gu_IN"/>
         </w:rPr>
+      </w:r>
+    </w:p>
+    <w:p>
+      <w:pPr/>
+      <w:r>
+        <w:rPr>
+          <w:lang w:val="gu_IN" w:bidi="gu_IN"/>
+        </w:rPr>
+      </w:r>
+      <w:r>
+        <w:rPr>
+          <w:b/>
+          <w:lang w:val="gu_IN" w:bidi="gu_IN"/>
+        </w:rPr>
+        <w:t>Λωΐδι &amp; Εὐνίκῃ</w:t>
       </w:r>
     </w:p>
     <w:p>
@@ -3714,6 +3759,21 @@
           <w:b/>
           <w:lang w:val="gu_IN" w:bidi="gu_IN"/>
         </w:rPr>
+        <w:t>δειλίας, ἀλλὰ δυνάμεως, καὶ ἀγάπης, καὶ σωφρονισμοῦ</w:t>
+      </w:r>
+    </w:p>
+    <w:p>
+      <w:pPr/>
+      <w:r>
+        <w:rPr>
+          <w:lang w:val="gu_IN" w:bidi="gu_IN"/>
+        </w:rPr>
+      </w:r>
+      <w:r>
+        <w:rPr>
+          <w:b/>
+          <w:lang w:val="gu_IN" w:bidi="gu_IN"/>
+        </w:rPr>
         <w:t>"સામર્થ્યનો અને પ્રેમનો અને શિસ્તનો"</w:t>
       </w:r>
     </w:p>
@@ -4430,6 +4490,21 @@
         <w:rPr>
           <w:lang w:val="gu_IN" w:bidi="gu_IN"/>
         </w:rPr>
+      </w:r>
+    </w:p>
+    <w:p>
+      <w:pPr/>
+      <w:r>
+        <w:rPr>
+          <w:lang w:val="gu_IN" w:bidi="gu_IN"/>
+        </w:rPr>
+      </w:r>
+      <w:r>
+        <w:rPr>
+          <w:b/>
+          <w:lang w:val="gu_IN" w:bidi="gu_IN"/>
+        </w:rPr>
+        <w:t>οὐ κατὰ τὰ ἔργα ἡμῶν, ἀλλὰ κατὰ ἰδίαν πρόθεσιν καὶ χάριν, τὴν δοθεῖσαν ἡμῖν</w:t>
       </w:r>
     </w:p>
     <w:p>
@@ -6393,6 +6468,21 @@
           <w:b/>
           <w:lang w:val="gu_IN" w:bidi="gu_IN"/>
         </w:rPr>
+        <w:t>ἐν πίστει καὶ ἀγάπῃ τῇ ἐν Χριστῷ Ἰησοῦ</w:t>
+      </w:r>
+    </w:p>
+    <w:p>
+      <w:pPr/>
+      <w:r>
+        <w:rPr>
+          <w:lang w:val="gu_IN" w:bidi="gu_IN"/>
+        </w:rPr>
+      </w:r>
+      <w:r>
+        <w:rPr>
+          <w:b/>
+          <w:lang w:val="gu_IN" w:bidi="gu_IN"/>
+        </w:rPr>
         <w:t>"ખ્રિસ્ત ઈસુમાં &amp; વિશ્વાસ અને પ્રેમ {છે} તેની સાથે"</w:t>
       </w:r>
     </w:p>
@@ -6804,6 +6894,21 @@
           <w:b/>
           <w:lang w:val="gu_IN" w:bidi="gu_IN"/>
         </w:rPr>
+        <w:t>διὰ Πνεύματος Ἁγίου</w:t>
+      </w:r>
+    </w:p>
+    <w:p>
+      <w:pPr/>
+      <w:r>
+        <w:rPr>
+          <w:lang w:val="gu_IN" w:bidi="gu_IN"/>
+        </w:rPr>
+      </w:r>
+      <w:r>
+        <w:rPr>
+          <w:b/>
+          <w:lang w:val="gu_IN" w:bidi="gu_IN"/>
+        </w:rPr>
         <w:t>"પવિત્ર આત્મા દ્વારા"</w:t>
       </w:r>
     </w:p>
@@ -7247,6 +7352,21 @@
           <w:b/>
           <w:lang w:val="gu_IN" w:bidi="gu_IN"/>
         </w:rPr>
+        <w:t>Φύγελος &amp; Ἑρμογένης</w:t>
+      </w:r>
+    </w:p>
+    <w:p>
+      <w:pPr/>
+      <w:r>
+        <w:rPr>
+          <w:lang w:val="gu_IN" w:bidi="gu_IN"/>
+        </w:rPr>
+      </w:r>
+      <w:r>
+        <w:rPr>
+          <w:b/>
+          <w:lang w:val="gu_IN" w:bidi="gu_IN"/>
+        </w:rPr>
         <w:t>"ફુગિલસ"</w:t>
       </w:r>
     </w:p>
@@ -7322,6 +7442,21 @@
           <w:b/>
           <w:lang w:val="gu_IN" w:bidi="gu_IN"/>
         </w:rPr>
+        <w:t>δῴη ἔλεος ὁ Κύριος τῷ Ὀνησιφόρου οἴκῳ</w:t>
+      </w:r>
+    </w:p>
+    <w:p>
+      <w:pPr/>
+      <w:r>
+        <w:rPr>
+          <w:lang w:val="gu_IN" w:bidi="gu_IN"/>
+        </w:rPr>
+      </w:r>
+      <w:r>
+        <w:rPr>
+          <w:b/>
+          <w:lang w:val="gu_IN" w:bidi="gu_IN"/>
+        </w:rPr>
         <w:t>"પ્રભુ ઓનેસિફરસના કુટુંબ પ્રત્યે દયા દાખવો"</w:t>
       </w:r>
     </w:p>
@@ -7397,6 +7532,21 @@
           <w:b/>
           <w:lang w:val="gu_IN" w:bidi="gu_IN"/>
         </w:rPr>
+        <w:t>Ὀνησιφόρου</w:t>
+      </w:r>
+    </w:p>
+    <w:p>
+      <w:pPr/>
+      <w:r>
+        <w:rPr>
+          <w:lang w:val="gu_IN" w:bidi="gu_IN"/>
+        </w:rPr>
+      </w:r>
+      <w:r>
+        <w:rPr>
+          <w:b/>
+          <w:lang w:val="gu_IN" w:bidi="gu_IN"/>
+        </w:rPr>
         <w:t>"ઓનેસિફરસના કુટુંબ પ્રત્યે"</w:t>
       </w:r>
     </w:p>
@@ -7782,6 +7932,21 @@
           <w:b/>
           <w:lang w:val="gu_IN" w:bidi="gu_IN"/>
         </w:rPr>
+        <w:t>δῴη αὐτῷ ὁ Κύριος, εὑρεῖν ἔλεος παρὰ Κυρίου ἐν ἐκείνῃ τῇ ἡμέρᾳ), καὶ ὅσα ἐν Ἐφέσῳ διηκόνησεν, βέλτιον σὺ γινώσκεις</w:t>
+      </w:r>
+    </w:p>
+    <w:p>
+      <w:pPr/>
+      <w:r>
+        <w:rPr>
+          <w:lang w:val="gu_IN" w:bidi="gu_IN"/>
+        </w:rPr>
+      </w:r>
+      <w:r>
+        <w:rPr>
+          <w:b/>
+          <w:lang w:val="gu_IN" w:bidi="gu_IN"/>
+        </w:rPr>
         <w:t>"ઈશ્વર તેને તે દિવસે પ્રભુની દયા પામવા સહાય કરો. અને તેણે એફેસસમાં કેટલી બધી સેવા કરી તે તું સારી રીતે જાણે છે"</w:t>
       </w:r>
     </w:p>
@@ -7843,6 +8008,21 @@
         <w:rPr>
           <w:lang w:val="gu_IN" w:bidi="gu_IN"/>
         </w:rPr>
+      </w:r>
+    </w:p>
+    <w:p>
+      <w:pPr/>
+      <w:r>
+        <w:rPr>
+          <w:lang w:val="gu_IN" w:bidi="gu_IN"/>
+        </w:rPr>
+      </w:r>
+      <w:r>
+        <w:rPr>
+          <w:b/>
+          <w:lang w:val="gu_IN" w:bidi="gu_IN"/>
+        </w:rPr>
+        <w:t>δῴη αὐτῷ ὁ Κύριος, εὑρεῖν ἔλεος παρὰ Κυρίου</w:t>
       </w:r>
     </w:p>
     <w:p>
@@ -8636,6 +8816,21 @@
           <w:b/>
           <w:lang w:val="gu_IN" w:bidi="gu_IN"/>
         </w:rPr>
+        <w:t>ἐν τῇ χάριτι τῇ ἐν Χριστῷ Ἰησοῦ</w:t>
+      </w:r>
+    </w:p>
+    <w:p>
+      <w:pPr/>
+      <w:r>
+        <w:rPr>
+          <w:lang w:val="gu_IN" w:bidi="gu_IN"/>
+        </w:rPr>
+      </w:r>
+      <w:r>
+        <w:rPr>
+          <w:b/>
+          <w:lang w:val="gu_IN" w:bidi="gu_IN"/>
+        </w:rPr>
         <w:t>"ખ્રિસ્ત ઈસુમાં જે કૃપા {છે} તેમાં"</w:t>
       </w:r>
     </w:p>
@@ -9580,6 +9775,21 @@
           <w:b/>
           <w:lang w:val="gu_IN" w:bidi="gu_IN"/>
         </w:rPr>
+        <w:t>τῷ στρατολογήσαντι</w:t>
+      </w:r>
+    </w:p>
+    <w:p>
+      <w:pPr/>
+      <w:r>
+        <w:rPr>
+          <w:lang w:val="gu_IN" w:bidi="gu_IN"/>
+        </w:rPr>
+      </w:r>
+      <w:r>
+        <w:rPr>
+          <w:b/>
+          <w:lang w:val="gu_IN" w:bidi="gu_IN"/>
+        </w:rPr>
         <w:t>"તેની ભરતી કરનારને"</w:t>
       </w:r>
     </w:p>
@@ -9746,6 +9956,21 @@
           <w:b/>
           <w:lang w:val="gu_IN" w:bidi="gu_IN"/>
         </w:rPr>
+        <w:t>ἐὰν &amp; ἀθλῇ τις, οὐ στεφανοῦται, ἐὰν μὴ νομίμως ἀθλήσῃ</w:t>
+      </w:r>
+    </w:p>
+    <w:p>
+      <w:pPr/>
+      <w:r>
+        <w:rPr>
+          <w:lang w:val="gu_IN" w:bidi="gu_IN"/>
+        </w:rPr>
+      </w:r>
+      <w:r>
+        <w:rPr>
+          <w:b/>
+          <w:lang w:val="gu_IN" w:bidi="gu_IN"/>
+        </w:rPr>
         <w:t>"જો કોઈ માણસ સ્પર્ધા કરે, જો તેણે નિયમાનુસાર સ્પર્ધા કરી ના હોય તો તેને તાજ પહેરાવવામાં આવતો નથી"</w:t>
       </w:r>
     </w:p>
@@ -9898,6 +10123,21 @@
         <w:rPr>
           <w:lang w:val="gu_IN" w:bidi="gu_IN"/>
         </w:rPr>
+      </w:r>
+    </w:p>
+    <w:p>
+      <w:pPr/>
+      <w:r>
+        <w:rPr>
+          <w:lang w:val="gu_IN" w:bidi="gu_IN"/>
+        </w:rPr>
+      </w:r>
+      <w:r>
+        <w:rPr>
+          <w:b/>
+          <w:lang w:val="gu_IN" w:bidi="gu_IN"/>
+        </w:rPr>
+        <w:t>οὐ στεφανοῦται, ἐὰν μὴ νομίμως ἀθλήσῃ</w:t>
       </w:r>
     </w:p>
     <w:p>
@@ -11795,6 +12035,21 @@
         <w:rPr>
           <w:lang w:val="gu_IN" w:bidi="gu_IN"/>
         </w:rPr>
+      </w:r>
+    </w:p>
+    <w:p>
+      <w:pPr/>
+      <w:r>
+        <w:rPr>
+          <w:lang w:val="gu_IN" w:bidi="gu_IN"/>
+        </w:rPr>
+      </w:r>
+      <w:r>
+        <w:rPr>
+          <w:b/>
+          <w:lang w:val="gu_IN" w:bidi="gu_IN"/>
+        </w:rPr>
+        <w:t>καὶ αὐτοὶ σωτηρίας τύχωσιν τῆς ἐν Χριστῷ Ἰησοῦ</w:t>
       </w:r>
     </w:p>
     <w:p>
@@ -12509,6 +12764,21 @@
           <w:b/>
           <w:lang w:val="gu_IN" w:bidi="gu_IN"/>
         </w:rPr>
+        <w:t>εἰ γὰρ συναπεθάνομεν, καὶ συνζήσομεν; εἰ ὑπομένομεν, καὶ συνβασιλεύσομεν; εἰ ἀρνησόμεθα, κἀκεῖνος ἀρνήσεται ἡμᾶς; εἰ ἀπιστοῦμεν, ἐκεῖνος πιστὸς μένει; ἀρνήσασθαι γὰρ ἑαυτὸν οὐ δύναται</w:t>
+      </w:r>
+    </w:p>
+    <w:p>
+      <w:pPr/>
+      <w:r>
+        <w:rPr>
+          <w:lang w:val="gu_IN" w:bidi="gu_IN"/>
+        </w:rPr>
+      </w:r>
+      <w:r>
+        <w:rPr>
+          <w:b/>
+          <w:lang w:val="gu_IN" w:bidi="gu_IN"/>
+        </w:rPr>
         <w:t>"આ વચન વિશ્વસનીય છે"</w:t>
       </w:r>
     </w:p>
@@ -13447,6 +13717,21 @@
           <w:b/>
           <w:lang w:val="gu_IN" w:bidi="gu_IN"/>
         </w:rPr>
+        <w:t>ἐπὶ καταστροφῇ τῶν ἀκουόντων</w:t>
+      </w:r>
+    </w:p>
+    <w:p>
+      <w:pPr/>
+      <w:r>
+        <w:rPr>
+          <w:lang w:val="gu_IN" w:bidi="gu_IN"/>
+        </w:rPr>
+      </w:r>
+      <w:r>
+        <w:rPr>
+          <w:b/>
+          <w:lang w:val="gu_IN" w:bidi="gu_IN"/>
+        </w:rPr>
         <w:t>"જેઓ સાંભળે છે તેમના માટે વિનાશરૂપ છે"</w:t>
       </w:r>
     </w:p>
@@ -14557,6 +14842,21 @@
           <w:b/>
           <w:lang w:val="gu_IN" w:bidi="gu_IN"/>
         </w:rPr>
+        <w:t>Ὑμέναιος, καὶ Φίλητος</w:t>
+      </w:r>
+    </w:p>
+    <w:p>
+      <w:pPr/>
+      <w:r>
+        <w:rPr>
+          <w:lang w:val="gu_IN" w:bidi="gu_IN"/>
+        </w:rPr>
+      </w:r>
+      <w:r>
+        <w:rPr>
+          <w:b/>
+          <w:lang w:val="gu_IN" w:bidi="gu_IN"/>
+        </w:rPr>
         <w:t>"હુમનાયસ તથા ફિલેતસ જેવા છે"</w:t>
       </w:r>
     </w:p>
@@ -14838,6 +15138,21 @@
           <w:b/>
           <w:lang w:val="gu_IN" w:bidi="gu_IN"/>
         </w:rPr>
+        <w:t>ἀνάστασιν ἤδη γεγονέναι</w:t>
+      </w:r>
+    </w:p>
+    <w:p>
+      <w:pPr/>
+      <w:r>
+        <w:rPr>
+          <w:lang w:val="gu_IN" w:bidi="gu_IN"/>
+        </w:rPr>
+      </w:r>
+      <w:r>
+        <w:rPr>
+          <w:b/>
+          <w:lang w:val="gu_IN" w:bidi="gu_IN"/>
+        </w:rPr>
         <w:t>"પુનરુત્થાન ક્યારનુંય થઈ ચૂક્યું છે"</w:t>
       </w:r>
     </w:p>
@@ -15222,6 +15537,21 @@
           <w:b/>
           <w:lang w:val="gu_IN" w:bidi="gu_IN"/>
         </w:rPr>
+        <w:t>ἔγνω Κύριος τοὺς ὄντας αὐτοῦ, καί, ἀποστήτω ἀπὸ ἀδικίας πᾶς ὁ ὀνομάζων τὸ ὄνομα Κυρίου</w:t>
+      </w:r>
+    </w:p>
+    <w:p>
+      <w:pPr/>
+      <w:r>
+        <w:rPr>
+          <w:lang w:val="gu_IN" w:bidi="gu_IN"/>
+        </w:rPr>
+      </w:r>
+      <w:r>
+        <w:rPr>
+          <w:b/>
+          <w:lang w:val="gu_IN" w:bidi="gu_IN"/>
+        </w:rPr>
         <w:t>"આ મુદ્રા હોવા સાથે"</w:t>
       </w:r>
     </w:p>
@@ -15503,6 +15833,21 @@
           <w:b/>
           <w:lang w:val="gu_IN" w:bidi="gu_IN"/>
         </w:rPr>
+        <w:t>ἐν μεγάλῃ &amp; οἰκίᾳ, οὐκ ἔστιν μόνον σκεύη χρυσᾶ καὶ ἀργυρᾶ, ἀλλὰ καὶ ξύλινα καὶ ὀστράκινα; καὶ ἃ &amp; εἰς τιμὴν, ἃ δὲ εἰς ἀτιμίαν</w:t>
+      </w:r>
+    </w:p>
+    <w:p>
+      <w:pPr/>
+      <w:r>
+        <w:rPr>
+          <w:lang w:val="gu_IN" w:bidi="gu_IN"/>
+        </w:rPr>
+      </w:r>
+      <w:r>
+        <w:rPr>
+          <w:b/>
+          <w:lang w:val="gu_IN" w:bidi="gu_IN"/>
+        </w:rPr>
         <w:t>"હવે એક મોટા ઘરમાં, સોના તથા ચાંદીના જ વાસણો હોતા નથી, પણ લાકડાના અને માટીના"</w:t>
       </w:r>
     </w:p>
@@ -15855,6 +16200,21 @@
         <w:rPr>
           <w:lang w:val="gu_IN" w:bidi="gu_IN"/>
         </w:rPr>
+      </w:r>
+    </w:p>
+    <w:p>
+      <w:pPr/>
+      <w:r>
+        <w:rPr>
+          <w:lang w:val="gu_IN" w:bidi="gu_IN"/>
+        </w:rPr>
+      </w:r>
+      <w:r>
+        <w:rPr>
+          <w:b/>
+          <w:lang w:val="gu_IN" w:bidi="gu_IN"/>
+        </w:rPr>
+        <w:t>ἐὰν &amp; τις ἐκκαθάρῃ ἑαυτὸν ἀπὸ τούτων, ἔσται σκεῦος εἰς τιμήν, ἡγιασμένον εὔχρηστον τῷ Δεσπότῃ, εἰς πᾶν ἔργον ἀγαθὸν ἡτοιμασμένον</w:t>
       </w:r>
     </w:p>
     <w:p>
@@ -17885,6 +18245,21 @@
           <w:b/>
           <w:lang w:val="gu_IN" w:bidi="gu_IN"/>
         </w:rPr>
+        <w:t>μήποτε δώῃ αὐτοῖς &amp; μετάνοιαν εἰς ἐπίγνωσιν ἀληθείας</w:t>
+      </w:r>
+    </w:p>
+    <w:p>
+      <w:pPr/>
+      <w:r>
+        <w:rPr>
+          <w:lang w:val="gu_IN" w:bidi="gu_IN"/>
+        </w:rPr>
+      </w:r>
+      <w:r>
+        <w:rPr>
+          <w:b/>
+          <w:lang w:val="gu_IN" w:bidi="gu_IN"/>
+        </w:rPr>
         <w:t>"સત્યના જ્ઞાનને સારુ"</w:t>
       </w:r>
     </w:p>
@@ -17961,6 +18336,21 @@
           <w:b/>
           <w:lang w:val="gu_IN" w:bidi="gu_IN"/>
         </w:rPr>
+        <w:t>ἀνανήψωσιν ἐκ τῆς τοῦ διαβόλου παγίδος</w:t>
+      </w:r>
+    </w:p>
+    <w:p>
+      <w:pPr/>
+      <w:r>
+        <w:rPr>
+          <w:lang w:val="gu_IN" w:bidi="gu_IN"/>
+        </w:rPr>
+      </w:r>
+      <w:r>
+        <w:rPr>
+          <w:b/>
+          <w:lang w:val="gu_IN" w:bidi="gu_IN"/>
+        </w:rPr>
         <w:t>"શેતાનના ફાંદામાંથી છૂટીને તેઓ ફરી એકવાર ગંભીર બને"</w:t>
       </w:r>
     </w:p>
@@ -20080,6 +20470,21 @@
           <w:b/>
           <w:lang w:val="gu_IN" w:bidi="gu_IN"/>
         </w:rPr>
+        <w:t>ἀγόμενα ἐπιθυμίαις ποικίλαις</w:t>
+      </w:r>
+    </w:p>
+    <w:p>
+      <w:pPr/>
+      <w:r>
+        <w:rPr>
+          <w:lang w:val="gu_IN" w:bidi="gu_IN"/>
+        </w:rPr>
+      </w:r>
+      <w:r>
+        <w:rPr>
+          <w:b/>
+          <w:lang w:val="gu_IN" w:bidi="gu_IN"/>
+        </w:rPr>
         <w:t>"વિવિધ લાલસાઓથી ભટકી ગયેલ છે"</w:t>
       </w:r>
     </w:p>
@@ -20334,6 +20739,21 @@
         <w:rPr>
           <w:lang w:val="gu_IN" w:bidi="gu_IN"/>
         </w:rPr>
+      </w:r>
+    </w:p>
+    <w:p>
+      <w:pPr/>
+      <w:r>
+        <w:rPr>
+          <w:lang w:val="gu_IN" w:bidi="gu_IN"/>
+        </w:rPr>
+      </w:r>
+      <w:r>
+        <w:rPr>
+          <w:b/>
+          <w:lang w:val="gu_IN" w:bidi="gu_IN"/>
+        </w:rPr>
+        <w:t>Ἰάννης καὶ Ἰαμβρῆς</w:t>
       </w:r>
     </w:p>
     <w:p>
@@ -21581,6 +22001,21 @@
           <w:b/>
           <w:lang w:val="gu_IN" w:bidi="gu_IN"/>
         </w:rPr>
+        <w:t>μου τῇ διδασκαλίᾳ, τῇ ἀγωγῇ, τῇ προθέσει, τῇ πίστει, τῇ μακροθυμίᾳ, τῇ ἀγάπῃ, τῇ ὑπομονῇ, τοῖς διωγμοῖς, τοῖς παθήμασιν, οἷά</w:t>
+      </w:r>
+    </w:p>
+    <w:p>
+      <w:pPr/>
+      <w:r>
+        <w:rPr>
+          <w:lang w:val="gu_IN" w:bidi="gu_IN"/>
+        </w:rPr>
+      </w:r>
+      <w:r>
+        <w:rPr>
+          <w:b/>
+          <w:lang w:val="gu_IN" w:bidi="gu_IN"/>
+        </w:rPr>
         <w:t>"મારું શિક્ષણ"</w:t>
       </w:r>
     </w:p>
@@ -21832,6 +22267,21 @@
           <w:b/>
           <w:lang w:val="gu_IN" w:bidi="gu_IN"/>
         </w:rPr>
+        <w:t>πάντες &amp; οἱ θέλοντες ζῆν εὐσεβῶς ἐν Χριστῷ Ἰησοῦ διωχθήσονται</w:t>
+      </w:r>
+    </w:p>
+    <w:p>
+      <w:pPr/>
+      <w:r>
+        <w:rPr>
+          <w:lang w:val="gu_IN" w:bidi="gu_IN"/>
+        </w:rPr>
+      </w:r>
+      <w:r>
+        <w:rPr>
+          <w:b/>
+          <w:lang w:val="gu_IN" w:bidi="gu_IN"/>
+        </w:rPr>
         <w:t>"સતાવણી થશે"</w:t>
       </w:r>
     </w:p>
@@ -22666,6 +23116,21 @@
           <w:b/>
           <w:lang w:val="gu_IN" w:bidi="gu_IN"/>
         </w:rPr>
+        <w:t>εἰς σωτηρίαν διὰ πίστεως τῆς ἐν Χριστῷ Ἰησοῦ</w:t>
+      </w:r>
+    </w:p>
+    <w:p>
+      <w:pPr/>
+      <w:r>
+        <w:rPr>
+          <w:lang w:val="gu_IN" w:bidi="gu_IN"/>
+        </w:rPr>
+      </w:r>
+      <w:r>
+        <w:rPr>
+          <w:b/>
+          <w:lang w:val="gu_IN" w:bidi="gu_IN"/>
+        </w:rPr>
         <w:t>"ખ્રિસ્ત ઈસુમાંના વિશ્વાસ દ્વારા ઉદ્ધાર પામવા"</w:t>
       </w:r>
     </w:p>
@@ -23013,6 +23478,21 @@
         <w:rPr>
           <w:lang w:val="gu_IN" w:bidi="gu_IN"/>
         </w:rPr>
+      </w:r>
+    </w:p>
+    <w:p>
+      <w:pPr/>
+      <w:r>
+        <w:rPr>
+          <w:lang w:val="gu_IN" w:bidi="gu_IN"/>
+        </w:rPr>
+      </w:r>
+      <w:r>
+        <w:rPr>
+          <w:b/>
+          <w:lang w:val="gu_IN" w:bidi="gu_IN"/>
+        </w:rPr>
+        <w:t>πρὸς διδασκαλίαν, πρὸς ἐλεγμόν, πρὸς ἐπανόρθωσιν, πρὸς παιδείαν τὴν ἐν δικαιοσύνῃ</w:t>
       </w:r>
     </w:p>
     <w:p>
@@ -24207,6 +24687,21 @@
         <w:rPr>
           <w:lang w:val="gu_IN" w:bidi="gu_IN"/>
         </w:rPr>
+      </w:r>
+    </w:p>
+    <w:p>
+      <w:pPr/>
+      <w:r>
+        <w:rPr>
+          <w:lang w:val="gu_IN" w:bidi="gu_IN"/>
+        </w:rPr>
+      </w:r>
+      <w:r>
+        <w:rPr>
+          <w:b/>
+          <w:lang w:val="gu_IN" w:bidi="gu_IN"/>
+        </w:rPr>
+        <w:t>ἔσται &amp; καιρὸς ὅτε</w:t>
       </w:r>
     </w:p>
     <w:p>
@@ -26331,6 +26826,21 @@
           <w:b/>
           <w:lang w:val="gu_IN" w:bidi="gu_IN"/>
         </w:rPr>
+        <w:t>Δημᾶς &amp; Κρήσκης</w:t>
+      </w:r>
+    </w:p>
+    <w:p>
+      <w:pPr/>
+      <w:r>
+        <w:rPr>
+          <w:lang w:val="gu_IN" w:bidi="gu_IN"/>
+        </w:rPr>
+      </w:r>
+      <w:r>
+        <w:rPr>
+          <w:b/>
+          <w:lang w:val="gu_IN" w:bidi="gu_IN"/>
+        </w:rPr>
         <w:t>"દેમાસે &amp; ક્રેસ્કેન્સ &amp; તિતસ"</w:t>
       </w:r>
     </w:p>
@@ -26969,6 +27479,21 @@
           <w:b/>
           <w:lang w:val="gu_IN" w:bidi="gu_IN"/>
         </w:rPr>
+        <w:t>Κάρπῳ</w:t>
+      </w:r>
+    </w:p>
+    <w:p>
+      <w:pPr/>
+      <w:r>
+        <w:rPr>
+          <w:lang w:val="gu_IN" w:bidi="gu_IN"/>
+        </w:rPr>
+      </w:r>
+      <w:r>
+        <w:rPr>
+          <w:b/>
+          <w:lang w:val="gu_IN" w:bidi="gu_IN"/>
+        </w:rPr>
         <w:t>"કાર્પસ"</w:t>
       </w:r>
     </w:p>
@@ -27238,6 +27763,21 @@
           <w:b/>
           <w:lang w:val="gu_IN" w:bidi="gu_IN"/>
         </w:rPr>
+        <w:t>Ἀλέξανδρος</w:t>
+      </w:r>
+    </w:p>
+    <w:p>
+      <w:pPr/>
+      <w:r>
+        <w:rPr>
+          <w:lang w:val="gu_IN" w:bidi="gu_IN"/>
+        </w:rPr>
+      </w:r>
+      <w:r>
+        <w:rPr>
+          <w:b/>
+          <w:lang w:val="gu_IN" w:bidi="gu_IN"/>
+        </w:rPr>
         <w:t>"એલેકઝાન્ડર"</w:t>
       </w:r>
     </w:p>
@@ -27849,6 +28389,21 @@
           <w:b/>
           <w:lang w:val="gu_IN" w:bidi="gu_IN"/>
         </w:rPr>
+        <w:t>δι’ ἐμοῦ τὸ κήρυγμα πληροφορηθῇ</w:t>
+      </w:r>
+    </w:p>
+    <w:p>
+      <w:pPr/>
+      <w:r>
+        <w:rPr>
+          <w:lang w:val="gu_IN" w:bidi="gu_IN"/>
+        </w:rPr>
+      </w:r>
+      <w:r>
+        <w:rPr>
+          <w:b/>
+          <w:lang w:val="gu_IN" w:bidi="gu_IN"/>
+        </w:rPr>
         <w:t>"કે જેથી મારા દ્વારા ઘોષણાનો પૂરી રીતે અમલ કરવામાં આવે"</w:t>
       </w:r>
     </w:p>
@@ -28283,6 +28838,21 @@
         <w:rPr>
           <w:lang w:val="gu_IN" w:bidi="gu_IN"/>
         </w:rPr>
+      </w:r>
+    </w:p>
+    <w:p>
+      <w:pPr/>
+      <w:r>
+        <w:rPr>
+          <w:lang w:val="gu_IN" w:bidi="gu_IN"/>
+        </w:rPr>
+      </w:r>
+      <w:r>
+        <w:rPr>
+          <w:b/>
+          <w:lang w:val="gu_IN" w:bidi="gu_IN"/>
+        </w:rPr>
+        <w:t>Ὀνησιφόρου</w:t>
       </w:r>
     </w:p>
     <w:p>
@@ -28390,6 +28960,21 @@
           <w:b/>
           <w:lang w:val="gu_IN" w:bidi="gu_IN"/>
         </w:rPr>
+        <w:t>Ἔραστος &amp; Τρόφιμον</w:t>
+      </w:r>
+    </w:p>
+    <w:p>
+      <w:pPr/>
+      <w:r>
+        <w:rPr>
+          <w:lang w:val="gu_IN" w:bidi="gu_IN"/>
+        </w:rPr>
+      </w:r>
+      <w:r>
+        <w:rPr>
+          <w:b/>
+          <w:lang w:val="gu_IN" w:bidi="gu_IN"/>
+        </w:rPr>
         <w:t>"એરાસ્તસ &amp; ત્રોફીમસને"</w:t>
       </w:r>
     </w:p>
@@ -28555,6 +29140,21 @@
           <w:b/>
           <w:lang w:val="gu_IN" w:bidi="gu_IN"/>
         </w:rPr>
+        <w:t>σπούδασον &amp; ἐλθεῖν</w:t>
+      </w:r>
+    </w:p>
+    <w:p>
+      <w:pPr/>
+      <w:r>
+        <w:rPr>
+          <w:lang w:val="gu_IN" w:bidi="gu_IN"/>
+        </w:rPr>
+      </w:r>
+      <w:r>
+        <w:rPr>
+          <w:b/>
+          <w:lang w:val="gu_IN" w:bidi="gu_IN"/>
+        </w:rPr>
         <w:t>"આવવા ઉતાવળ કર"</w:t>
       </w:r>
     </w:p>
@@ -28708,6 +29308,21 @@
           <w:b/>
           <w:lang w:val="gu_IN" w:bidi="gu_IN"/>
         </w:rPr>
+        <w:t>ἀσπάζεταί σε Εὔβουλος, καὶ Πούδης, καὶ Λίνος, καὶ Κλαυδία, καὶ οἱ ἀδελφοὶ</w:t>
+      </w:r>
+    </w:p>
+    <w:p>
+      <w:pPr/>
+      <w:r>
+        <w:rPr>
+          <w:lang w:val="gu_IN" w:bidi="gu_IN"/>
+        </w:rPr>
+      </w:r>
+      <w:r>
+        <w:rPr>
+          <w:b/>
+          <w:lang w:val="gu_IN" w:bidi="gu_IN"/>
+        </w:rPr>
         <w:t>"યુબુલસ તને સલામ પાઠવે છે, અને પુદેન્સ અને લિનસ અને ક્લાદિયા અને ભાઈઓ {પણ"</w:t>
       </w:r>
     </w:p>
@@ -28783,6 +29398,21 @@
           <w:b/>
           <w:lang w:val="gu_IN" w:bidi="gu_IN"/>
         </w:rPr>
+        <w:t>Εὔβουλος &amp; Πούδης &amp; Λίνος</w:t>
+      </w:r>
+    </w:p>
+    <w:p>
+      <w:pPr/>
+      <w:r>
+        <w:rPr>
+          <w:lang w:val="gu_IN" w:bidi="gu_IN"/>
+        </w:rPr>
+      </w:r>
+      <w:r>
+        <w:rPr>
+          <w:b/>
+          <w:lang w:val="gu_IN" w:bidi="gu_IN"/>
+        </w:rPr>
         <w:t>"યુબુલસ &amp; પુદેન્સ &amp; લિનસ"</w:t>
       </w:r>
     </w:p>
@@ -28844,6 +29474,21 @@
         <w:rPr>
           <w:lang w:val="gu_IN" w:bidi="gu_IN"/>
         </w:rPr>
+      </w:r>
+    </w:p>
+    <w:p>
+      <w:pPr/>
+      <w:r>
+        <w:rPr>
+          <w:lang w:val="gu_IN" w:bidi="gu_IN"/>
+        </w:rPr>
+      </w:r>
+      <w:r>
+        <w:rPr>
+          <w:b/>
+          <w:lang w:val="gu_IN" w:bidi="gu_IN"/>
+        </w:rPr>
+        <w:t>Κλαυδία</w:t>
       </w:r>
     </w:p>
     <w:p>
